--- a/Reproducibility_Bayesian_Regression_of_Directional_Data_MarkDown.docx
+++ b/Reproducibility_Bayesian_Regression_of_Directional_Data_MarkDown.docx
@@ -4783,474 +4783,6 @@
         </w:rPr>
         <w:t xml:space="preserve">## [1] 367</w:t>
       </w:r>
-      <w:r>
-        <w:br/>
-      </w:r>
-      <w:r>
-        <w:rPr>
-          <w:rStyle w:val="VerbatimChar"/>
-        </w:rPr>
-        <w:t xml:space="preserve">## [1] 368</w:t>
-      </w:r>
-      <w:r>
-        <w:br/>
-      </w:r>
-      <w:r>
-        <w:rPr>
-          <w:rStyle w:val="VerbatimChar"/>
-        </w:rPr>
-        <w:t xml:space="preserve">## [1] 369</w:t>
-      </w:r>
-      <w:r>
-        <w:br/>
-      </w:r>
-      <w:r>
-        <w:rPr>
-          <w:rStyle w:val="VerbatimChar"/>
-        </w:rPr>
-        <w:t xml:space="preserve">## [1] 370</w:t>
-      </w:r>
-      <w:r>
-        <w:br/>
-      </w:r>
-      <w:r>
-        <w:rPr>
-          <w:rStyle w:val="VerbatimChar"/>
-        </w:rPr>
-        <w:t xml:space="preserve">## [1] 371</w:t>
-      </w:r>
-      <w:r>
-        <w:br/>
-      </w:r>
-      <w:r>
-        <w:rPr>
-          <w:rStyle w:val="VerbatimChar"/>
-        </w:rPr>
-        <w:t xml:space="preserve">## [1] 372</w:t>
-      </w:r>
-      <w:r>
-        <w:br/>
-      </w:r>
-      <w:r>
-        <w:rPr>
-          <w:rStyle w:val="VerbatimChar"/>
-        </w:rPr>
-        <w:t xml:space="preserve">## [1] 373</w:t>
-      </w:r>
-      <w:r>
-        <w:br/>
-      </w:r>
-      <w:r>
-        <w:rPr>
-          <w:rStyle w:val="VerbatimChar"/>
-        </w:rPr>
-        <w:t xml:space="preserve">## [1] 374</w:t>
-      </w:r>
-      <w:r>
-        <w:br/>
-      </w:r>
-      <w:r>
-        <w:rPr>
-          <w:rStyle w:val="VerbatimChar"/>
-        </w:rPr>
-        <w:t xml:space="preserve">## [1] 375</w:t>
-      </w:r>
-      <w:r>
-        <w:br/>
-      </w:r>
-      <w:r>
-        <w:rPr>
-          <w:rStyle w:val="VerbatimChar"/>
-        </w:rPr>
-        <w:t xml:space="preserve">## [1] 376</w:t>
-      </w:r>
-      <w:r>
-        <w:br/>
-      </w:r>
-      <w:r>
-        <w:rPr>
-          <w:rStyle w:val="VerbatimChar"/>
-        </w:rPr>
-        <w:t xml:space="preserve">## [1] 377</w:t>
-      </w:r>
-      <w:r>
-        <w:br/>
-      </w:r>
-      <w:r>
-        <w:rPr>
-          <w:rStyle w:val="VerbatimChar"/>
-        </w:rPr>
-        <w:t xml:space="preserve">## [1] 378</w:t>
-      </w:r>
-      <w:r>
-        <w:br/>
-      </w:r>
-      <w:r>
-        <w:rPr>
-          <w:rStyle w:val="VerbatimChar"/>
-        </w:rPr>
-        <w:t xml:space="preserve">## [1] 379</w:t>
-      </w:r>
-      <w:r>
-        <w:br/>
-      </w:r>
-      <w:r>
-        <w:rPr>
-          <w:rStyle w:val="VerbatimChar"/>
-        </w:rPr>
-        <w:t xml:space="preserve">## [1] 380</w:t>
-      </w:r>
-      <w:r>
-        <w:br/>
-      </w:r>
-      <w:r>
-        <w:rPr>
-          <w:rStyle w:val="VerbatimChar"/>
-        </w:rPr>
-        <w:t xml:space="preserve">## [1] 381</w:t>
-      </w:r>
-      <w:r>
-        <w:br/>
-      </w:r>
-      <w:r>
-        <w:rPr>
-          <w:rStyle w:val="VerbatimChar"/>
-        </w:rPr>
-        <w:t xml:space="preserve">## [1] 382</w:t>
-      </w:r>
-      <w:r>
-        <w:br/>
-      </w:r>
-      <w:r>
-        <w:rPr>
-          <w:rStyle w:val="VerbatimChar"/>
-        </w:rPr>
-        <w:t xml:space="preserve">## [1] 383</w:t>
-      </w:r>
-      <w:r>
-        <w:br/>
-      </w:r>
-      <w:r>
-        <w:rPr>
-          <w:rStyle w:val="VerbatimChar"/>
-        </w:rPr>
-        <w:t xml:space="preserve">## [1] 384</w:t>
-      </w:r>
-      <w:r>
-        <w:br/>
-      </w:r>
-      <w:r>
-        <w:rPr>
-          <w:rStyle w:val="VerbatimChar"/>
-        </w:rPr>
-        <w:t xml:space="preserve">## [1] 385</w:t>
-      </w:r>
-      <w:r>
-        <w:br/>
-      </w:r>
-      <w:r>
-        <w:rPr>
-          <w:rStyle w:val="VerbatimChar"/>
-        </w:rPr>
-        <w:t xml:space="preserve">## [1] 386</w:t>
-      </w:r>
-      <w:r>
-        <w:br/>
-      </w:r>
-      <w:r>
-        <w:rPr>
-          <w:rStyle w:val="VerbatimChar"/>
-        </w:rPr>
-        <w:t xml:space="preserve">## [1] 387</w:t>
-      </w:r>
-      <w:r>
-        <w:br/>
-      </w:r>
-      <w:r>
-        <w:rPr>
-          <w:rStyle w:val="VerbatimChar"/>
-        </w:rPr>
-        <w:t xml:space="preserve">## [1] 388</w:t>
-      </w:r>
-      <w:r>
-        <w:br/>
-      </w:r>
-      <w:r>
-        <w:rPr>
-          <w:rStyle w:val="VerbatimChar"/>
-        </w:rPr>
-        <w:t xml:space="preserve">## [1] 389</w:t>
-      </w:r>
-      <w:r>
-        <w:br/>
-      </w:r>
-      <w:r>
-        <w:rPr>
-          <w:rStyle w:val="VerbatimChar"/>
-        </w:rPr>
-        <w:t xml:space="preserve">## [1] 390</w:t>
-      </w:r>
-      <w:r>
-        <w:br/>
-      </w:r>
-      <w:r>
-        <w:rPr>
-          <w:rStyle w:val="VerbatimChar"/>
-        </w:rPr>
-        <w:t xml:space="preserve">## [1] 391</w:t>
-      </w:r>
-      <w:r>
-        <w:br/>
-      </w:r>
-      <w:r>
-        <w:rPr>
-          <w:rStyle w:val="VerbatimChar"/>
-        </w:rPr>
-        <w:t xml:space="preserve">## [1] 392</w:t>
-      </w:r>
-      <w:r>
-        <w:br/>
-      </w:r>
-      <w:r>
-        <w:rPr>
-          <w:rStyle w:val="VerbatimChar"/>
-        </w:rPr>
-        <w:t xml:space="preserve">## [1] 393</w:t>
-      </w:r>
-      <w:r>
-        <w:br/>
-      </w:r>
-      <w:r>
-        <w:rPr>
-          <w:rStyle w:val="VerbatimChar"/>
-        </w:rPr>
-        <w:t xml:space="preserve">## [1] 394</w:t>
-      </w:r>
-      <w:r>
-        <w:br/>
-      </w:r>
-      <w:r>
-        <w:rPr>
-          <w:rStyle w:val="VerbatimChar"/>
-        </w:rPr>
-        <w:t xml:space="preserve">## [1] 395</w:t>
-      </w:r>
-      <w:r>
-        <w:br/>
-      </w:r>
-      <w:r>
-        <w:rPr>
-          <w:rStyle w:val="VerbatimChar"/>
-        </w:rPr>
-        <w:t xml:space="preserve">## [1] 396</w:t>
-      </w:r>
-      <w:r>
-        <w:br/>
-      </w:r>
-      <w:r>
-        <w:rPr>
-          <w:rStyle w:val="VerbatimChar"/>
-        </w:rPr>
-        <w:t xml:space="preserve">## [1] 397</w:t>
-      </w:r>
-      <w:r>
-        <w:br/>
-      </w:r>
-      <w:r>
-        <w:rPr>
-          <w:rStyle w:val="VerbatimChar"/>
-        </w:rPr>
-        <w:t xml:space="preserve">## [1] 398</w:t>
-      </w:r>
-      <w:r>
-        <w:br/>
-      </w:r>
-      <w:r>
-        <w:rPr>
-          <w:rStyle w:val="VerbatimChar"/>
-        </w:rPr>
-        <w:t xml:space="preserve">## [1] 399</w:t>
-      </w:r>
-      <w:r>
-        <w:br/>
-      </w:r>
-      <w:r>
-        <w:rPr>
-          <w:rStyle w:val="VerbatimChar"/>
-        </w:rPr>
-        <w:t xml:space="preserve">## [1] 400</w:t>
-      </w:r>
-      <w:r>
-        <w:br/>
-      </w:r>
-      <w:r>
-        <w:rPr>
-          <w:rStyle w:val="VerbatimChar"/>
-        </w:rPr>
-        <w:t xml:space="preserve">## [1] 401</w:t>
-      </w:r>
-      <w:r>
-        <w:br/>
-      </w:r>
-      <w:r>
-        <w:rPr>
-          <w:rStyle w:val="VerbatimChar"/>
-        </w:rPr>
-        <w:t xml:space="preserve">## [1] 402</w:t>
-      </w:r>
-      <w:r>
-        <w:br/>
-      </w:r>
-      <w:r>
-        <w:rPr>
-          <w:rStyle w:val="VerbatimChar"/>
-        </w:rPr>
-        <w:t xml:space="preserve">## [1] 403</w:t>
-      </w:r>
-      <w:r>
-        <w:br/>
-      </w:r>
-      <w:r>
-        <w:rPr>
-          <w:rStyle w:val="VerbatimChar"/>
-        </w:rPr>
-        <w:t xml:space="preserve">## [1] 404</w:t>
-      </w:r>
-      <w:r>
-        <w:br/>
-      </w:r>
-      <w:r>
-        <w:rPr>
-          <w:rStyle w:val="VerbatimChar"/>
-        </w:rPr>
-        <w:t xml:space="preserve">## [1] 405</w:t>
-      </w:r>
-      <w:r>
-        <w:br/>
-      </w:r>
-      <w:r>
-        <w:rPr>
-          <w:rStyle w:val="VerbatimChar"/>
-        </w:rPr>
-        <w:t xml:space="preserve">## [1] 406</w:t>
-      </w:r>
-      <w:r>
-        <w:br/>
-      </w:r>
-      <w:r>
-        <w:rPr>
-          <w:rStyle w:val="VerbatimChar"/>
-        </w:rPr>
-        <w:t xml:space="preserve">## [1] 407</w:t>
-      </w:r>
-      <w:r>
-        <w:br/>
-      </w:r>
-      <w:r>
-        <w:rPr>
-          <w:rStyle w:val="VerbatimChar"/>
-        </w:rPr>
-        <w:t xml:space="preserve">## [1] 408</w:t>
-      </w:r>
-      <w:r>
-        <w:br/>
-      </w:r>
-      <w:r>
-        <w:rPr>
-          <w:rStyle w:val="VerbatimChar"/>
-        </w:rPr>
-        <w:t xml:space="preserve">## [1] 409</w:t>
-      </w:r>
-      <w:r>
-        <w:br/>
-      </w:r>
-      <w:r>
-        <w:rPr>
-          <w:rStyle w:val="VerbatimChar"/>
-        </w:rPr>
-        <w:t xml:space="preserve">## [1] 410</w:t>
-      </w:r>
-      <w:r>
-        <w:br/>
-      </w:r>
-      <w:r>
-        <w:rPr>
-          <w:rStyle w:val="VerbatimChar"/>
-        </w:rPr>
-        <w:t xml:space="preserve">## [1] 411</w:t>
-      </w:r>
-      <w:r>
-        <w:br/>
-      </w:r>
-      <w:r>
-        <w:rPr>
-          <w:rStyle w:val="VerbatimChar"/>
-        </w:rPr>
-        <w:t xml:space="preserve">## [1] 412</w:t>
-      </w:r>
-      <w:r>
-        <w:br/>
-      </w:r>
-      <w:r>
-        <w:rPr>
-          <w:rStyle w:val="VerbatimChar"/>
-        </w:rPr>
-        <w:t xml:space="preserve">## [1] 413</w:t>
-      </w:r>
-      <w:r>
-        <w:br/>
-      </w:r>
-      <w:r>
-        <w:rPr>
-          <w:rStyle w:val="VerbatimChar"/>
-        </w:rPr>
-        <w:t xml:space="preserve">## [1] 414</w:t>
-      </w:r>
-      <w:r>
-        <w:br/>
-      </w:r>
-      <w:r>
-        <w:rPr>
-          <w:rStyle w:val="VerbatimChar"/>
-        </w:rPr>
-        <w:t xml:space="preserve">## [1] 415</w:t>
-      </w:r>
-      <w:r>
-        <w:br/>
-      </w:r>
-      <w:r>
-        <w:rPr>
-          <w:rStyle w:val="VerbatimChar"/>
-        </w:rPr>
-        <w:t xml:space="preserve">## [1] 416</w:t>
-      </w:r>
-      <w:r>
-        <w:br/>
-      </w:r>
-      <w:r>
-        <w:rPr>
-          <w:rStyle w:val="VerbatimChar"/>
-        </w:rPr>
-        <w:t xml:space="preserve">## [1] 417</w:t>
-      </w:r>
-      <w:r>
-        <w:br/>
-      </w:r>
-      <w:r>
-        <w:rPr>
-          <w:rStyle w:val="VerbatimChar"/>
-        </w:rPr>
-        <w:t xml:space="preserve">## [1] 418</w:t>
-      </w:r>
-      <w:r>
-        <w:br/>
-      </w:r>
-      <w:r>
-        <w:rPr>
-          <w:rStyle w:val="VerbatimChar"/>
-        </w:rPr>
-        <w:t xml:space="preserve">## [1] 419</w:t>
-      </w:r>
     </w:p>
     <w:p>
       <w:pPr>
@@ -5376,88 +4908,88 @@
         <w:rPr>
           <w:rStyle w:val="VerbatimChar"/>
         </w:rPr>
-        <w:t xml:space="preserve">##  [1] "Estimated Beta= 2.39372856405894"   "Estimated Beta= 10.2716345426446"  </w:t>
-      </w:r>
-      <w:r>
-        <w:br/>
-      </w:r>
-      <w:r>
-        <w:rPr>
-          <w:rStyle w:val="VerbatimChar"/>
-        </w:rPr>
-        <w:t xml:space="preserve">##  [3] "Estimated Beta= -9.6663746117359"   "Estimated Beta= -9.74259737130657" </w:t>
-      </w:r>
-      <w:r>
-        <w:br/>
-      </w:r>
-      <w:r>
-        <w:rPr>
-          <w:rStyle w:val="VerbatimChar"/>
-        </w:rPr>
-        <w:t xml:space="preserve">##  [5] "Estimated Beta= 8.68454404085692"   "Estimated Beta= -0.701156056632837"</w:t>
-      </w:r>
-      <w:r>
-        <w:br/>
-      </w:r>
-      <w:r>
-        <w:rPr>
-          <w:rStyle w:val="VerbatimChar"/>
-        </w:rPr>
-        <w:t xml:space="preserve">##  [7] "Estimated Beta= -1.07524637604335"  "Estimated Beta= -4.03907461068405" </w:t>
-      </w:r>
-      <w:r>
-        <w:br/>
-      </w:r>
-      <w:r>
-        <w:rPr>
-          <w:rStyle w:val="VerbatimChar"/>
-        </w:rPr>
-        <w:t xml:space="preserve">##  [9] "Estimated Beta= -6.89697846341557"  "Estimated Beta= -4.05639333102171" </w:t>
-      </w:r>
-      <w:r>
-        <w:br/>
-      </w:r>
-      <w:r>
-        <w:rPr>
-          <w:rStyle w:val="VerbatimChar"/>
-        </w:rPr>
-        <w:t xml:space="preserve">## [11] "Estimated Beta= -1.28668489682148"  "Estimated Beta= -2.79491401364831" </w:t>
-      </w:r>
-      <w:r>
-        <w:br/>
-      </w:r>
-      <w:r>
-        <w:rPr>
-          <w:rStyle w:val="VerbatimChar"/>
-        </w:rPr>
-        <w:t xml:space="preserve">## [13] "Estimated Beta= 5.74648628361896"   "Estimated Beta= -2.66264615173383" </w:t>
-      </w:r>
-      <w:r>
-        <w:br/>
-      </w:r>
-      <w:r>
-        <w:rPr>
-          <w:rStyle w:val="VerbatimChar"/>
-        </w:rPr>
-        <w:t xml:space="preserve">## [15] "Estimated Beta= -6.44201780254636"  "Estimated Beta= -6.08858785517772" </w:t>
-      </w:r>
-      <w:r>
-        <w:br/>
-      </w:r>
-      <w:r>
-        <w:rPr>
-          <w:rStyle w:val="VerbatimChar"/>
-        </w:rPr>
-        <w:t xml:space="preserve">## [17] "Estimated Beta= -8.29196504358317"  "Estimated Beta= 1.58077697972592"  </w:t>
-      </w:r>
-      <w:r>
-        <w:br/>
-      </w:r>
-      <w:r>
-        <w:rPr>
-          <w:rStyle w:val="VerbatimChar"/>
-        </w:rPr>
-        <w:t xml:space="preserve">## [19] "Estimated Beta= 1.25431834292736"   "Estimated Beta= -3.54940214227226"</w:t>
+        <w:t xml:space="preserve">##  [1] "Estimated Beta= -0.650770724485358" "Estimated Beta= 4.04252513196771"  </w:t>
+      </w:r>
+      <w:r>
+        <w:br/>
+      </w:r>
+      <w:r>
+        <w:rPr>
+          <w:rStyle w:val="VerbatimChar"/>
+        </w:rPr>
+        <w:t xml:space="preserve">##  [3] "Estimated Beta= 1.36945931747161"   "Estimated Beta= -4.67916701372806" </w:t>
+      </w:r>
+      <w:r>
+        <w:br/>
+      </w:r>
+      <w:r>
+        <w:rPr>
+          <w:rStyle w:val="VerbatimChar"/>
+        </w:rPr>
+        <w:t xml:space="preserve">##  [5] "Estimated Beta= -2.29849751461967"  "Estimated Beta= -8.71541384111557" </w:t>
+      </w:r>
+      <w:r>
+        <w:br/>
+      </w:r>
+      <w:r>
+        <w:rPr>
+          <w:rStyle w:val="VerbatimChar"/>
+        </w:rPr>
+        <w:t xml:space="preserve">##  [7] "Estimated Beta= 7.52221202001526"   "Estimated Beta= -0.832673234543997"</w:t>
+      </w:r>
+      <w:r>
+        <w:br/>
+      </w:r>
+      <w:r>
+        <w:rPr>
+          <w:rStyle w:val="VerbatimChar"/>
+        </w:rPr>
+        <w:t xml:space="preserve">##  [9] "Estimated Beta= -1.48681791438682"  "Estimated Beta= 5.71250057824619"  </w:t>
+      </w:r>
+      <w:r>
+        <w:br/>
+      </w:r>
+      <w:r>
+        <w:rPr>
+          <w:rStyle w:val="VerbatimChar"/>
+        </w:rPr>
+        <w:t xml:space="preserve">## [11] "Estimated Beta= -1.80861931949153"  "Estimated Beta= 4.66008024998899"  </w:t>
+      </w:r>
+      <w:r>
+        <w:br/>
+      </w:r>
+      <w:r>
+        <w:rPr>
+          <w:rStyle w:val="VerbatimChar"/>
+        </w:rPr>
+        <w:t xml:space="preserve">## [13] "Estimated Beta= 4.0921697024081"    "Estimated Beta= 0.678595434937384" </w:t>
+      </w:r>
+      <w:r>
+        <w:br/>
+      </w:r>
+      <w:r>
+        <w:rPr>
+          <w:rStyle w:val="VerbatimChar"/>
+        </w:rPr>
+        <w:t xml:space="preserve">## [15] "Estimated Beta= -5.28190946011421"  "Estimated Beta= 6.42606578413363"  </w:t>
+      </w:r>
+      <w:r>
+        <w:br/>
+      </w:r>
+      <w:r>
+        <w:rPr>
+          <w:rStyle w:val="VerbatimChar"/>
+        </w:rPr>
+        <w:t xml:space="preserve">## [17] "Estimated Beta= -6.307433121304"    "Estimated Beta= -6.60939441409675" </w:t>
+      </w:r>
+      <w:r>
+        <w:br/>
+      </w:r>
+      <w:r>
+        <w:rPr>
+          <w:rStyle w:val="VerbatimChar"/>
+        </w:rPr>
+        <w:t xml:space="preserve">## [19] "Estimated Beta= 9.02117414835791"   "Estimated Beta= -4.76884168636692"</w:t>
       </w:r>
     </w:p>
     <w:p>
@@ -5578,178 +5110,178 @@
         <w:rPr>
           <w:rStyle w:val="VerbatimChar"/>
         </w:rPr>
-        <w:t xml:space="preserve">##  [1,]      2.3937286  2.6977734</w:t>
-      </w:r>
-      <w:r>
-        <w:br/>
-      </w:r>
-      <w:r>
-        <w:rPr>
-          <w:rStyle w:val="VerbatimChar"/>
-        </w:rPr>
-        <w:t xml:space="preserve">##  [2,]     -1.2866849 -1.3933905</w:t>
-      </w:r>
-      <w:r>
-        <w:br/>
-      </w:r>
-      <w:r>
-        <w:rPr>
-          <w:rStyle w:val="VerbatimChar"/>
-        </w:rPr>
-        <w:t xml:space="preserve">##  [3,]     10.2716345  9.9462946</w:t>
-      </w:r>
-      <w:r>
-        <w:br/>
-      </w:r>
-      <w:r>
-        <w:rPr>
-          <w:rStyle w:val="VerbatimChar"/>
-        </w:rPr>
-        <w:t xml:space="preserve">##  [4,]     -2.7949140 -2.3808176</w:t>
-      </w:r>
-      <w:r>
-        <w:br/>
-      </w:r>
-      <w:r>
-        <w:rPr>
-          <w:rStyle w:val="VerbatimChar"/>
-        </w:rPr>
-        <w:t xml:space="preserve">##  [5,]     -9.6663746 -9.4778861</w:t>
-      </w:r>
-      <w:r>
-        <w:br/>
-      </w:r>
-      <w:r>
-        <w:rPr>
-          <w:rStyle w:val="VerbatimChar"/>
-        </w:rPr>
-        <w:t xml:space="preserve">##  [6,]      5.7464863  5.6398819</w:t>
-      </w:r>
-      <w:r>
-        <w:br/>
-      </w:r>
-      <w:r>
-        <w:rPr>
-          <w:rStyle w:val="VerbatimChar"/>
-        </w:rPr>
-        <w:t xml:space="preserve">##  [7,]     -9.7425974 -9.5288106</w:t>
-      </w:r>
-      <w:r>
-        <w:br/>
-      </w:r>
-      <w:r>
-        <w:rPr>
-          <w:rStyle w:val="VerbatimChar"/>
-        </w:rPr>
-        <w:t xml:space="preserve">##  [8,]     -2.6626462 -2.7968604</w:t>
-      </w:r>
-      <w:r>
-        <w:br/>
-      </w:r>
-      <w:r>
-        <w:rPr>
-          <w:rStyle w:val="VerbatimChar"/>
-        </w:rPr>
-        <w:t xml:space="preserve">##  [9,]      8.6845440  8.1518433</w:t>
-      </w:r>
-      <w:r>
-        <w:br/>
-      </w:r>
-      <w:r>
-        <w:rPr>
-          <w:rStyle w:val="VerbatimChar"/>
-        </w:rPr>
-        <w:t xml:space="preserve">## [10,]     -6.4420178 -6.2101664</w:t>
-      </w:r>
-      <w:r>
-        <w:br/>
-      </w:r>
-      <w:r>
-        <w:rPr>
-          <w:rStyle w:val="VerbatimChar"/>
-        </w:rPr>
-        <w:t xml:space="preserve">## [11,]     -0.7011561 -0.8092395</w:t>
-      </w:r>
-      <w:r>
-        <w:br/>
-      </w:r>
-      <w:r>
-        <w:rPr>
-          <w:rStyle w:val="VerbatimChar"/>
-        </w:rPr>
-        <w:t xml:space="preserve">## [12,]     -6.0885879 -6.1138168</w:t>
-      </w:r>
-      <w:r>
-        <w:br/>
-      </w:r>
-      <w:r>
-        <w:rPr>
-          <w:rStyle w:val="VerbatimChar"/>
-        </w:rPr>
-        <w:t xml:space="preserve">## [13,]     -1.0752464 -0.6303680</w:t>
-      </w:r>
-      <w:r>
-        <w:br/>
-      </w:r>
-      <w:r>
-        <w:rPr>
-          <w:rStyle w:val="VerbatimChar"/>
-        </w:rPr>
-        <w:t xml:space="preserve">## [14,]     -8.2919650 -8.3564553</w:t>
-      </w:r>
-      <w:r>
-        <w:br/>
-      </w:r>
-      <w:r>
-        <w:rPr>
-          <w:rStyle w:val="VerbatimChar"/>
-        </w:rPr>
-        <w:t xml:space="preserve">## [15,]     -4.0390746 -3.8355793</w:t>
-      </w:r>
-      <w:r>
-        <w:br/>
-      </w:r>
-      <w:r>
-        <w:rPr>
-          <w:rStyle w:val="VerbatimChar"/>
-        </w:rPr>
-        <w:t xml:space="preserve">## [16,]      1.5807770  1.2547533</w:t>
-      </w:r>
-      <w:r>
-        <w:br/>
-      </w:r>
-      <w:r>
-        <w:rPr>
-          <w:rStyle w:val="VerbatimChar"/>
-        </w:rPr>
-        <w:t xml:space="preserve">## [17,]     -6.8969785 -7.1044611</w:t>
-      </w:r>
-      <w:r>
-        <w:br/>
-      </w:r>
-      <w:r>
-        <w:rPr>
-          <w:rStyle w:val="VerbatimChar"/>
-        </w:rPr>
-        <w:t xml:space="preserve">## [18,]      1.2543183  1.0369311</w:t>
-      </w:r>
-      <w:r>
-        <w:br/>
-      </w:r>
-      <w:r>
-        <w:rPr>
-          <w:rStyle w:val="VerbatimChar"/>
-        </w:rPr>
-        <w:t xml:space="preserve">## [19,]     -4.0563933 -3.9860951</w:t>
-      </w:r>
-      <w:r>
-        <w:br/>
-      </w:r>
-      <w:r>
-        <w:rPr>
-          <w:rStyle w:val="VerbatimChar"/>
-        </w:rPr>
-        <w:t xml:space="preserve">## [20,]     -3.5494021 -3.4968864</w:t>
+        <w:t xml:space="preserve">##  [1,]     -0.6507707 -0.9247039</w:t>
+      </w:r>
+      <w:r>
+        <w:br/>
+      </w:r>
+      <w:r>
+        <w:rPr>
+          <w:rStyle w:val="VerbatimChar"/>
+        </w:rPr>
+        <w:t xml:space="preserve">##  [2,]     -1.8086193 -1.5444272</w:t>
+      </w:r>
+      <w:r>
+        <w:br/>
+      </w:r>
+      <w:r>
+        <w:rPr>
+          <w:rStyle w:val="VerbatimChar"/>
+        </w:rPr>
+        <w:t xml:space="preserve">##  [3,]      4.0425251  4.6009674</w:t>
+      </w:r>
+      <w:r>
+        <w:br/>
+      </w:r>
+      <w:r>
+        <w:rPr>
+          <w:rStyle w:val="VerbatimChar"/>
+        </w:rPr>
+        <w:t xml:space="preserve">##  [4,]      4.6600802  5.4955359</w:t>
+      </w:r>
+      <w:r>
+        <w:br/>
+      </w:r>
+      <w:r>
+        <w:rPr>
+          <w:rStyle w:val="VerbatimChar"/>
+        </w:rPr>
+        <w:t xml:space="preserve">##  [5,]      1.3694593  1.6466148</w:t>
+      </w:r>
+      <w:r>
+        <w:br/>
+      </w:r>
+      <w:r>
+        <w:rPr>
+          <w:rStyle w:val="VerbatimChar"/>
+        </w:rPr>
+        <w:t xml:space="preserve">##  [6,]      4.0921697  4.5192532</w:t>
+      </w:r>
+      <w:r>
+        <w:br/>
+      </w:r>
+      <w:r>
+        <w:rPr>
+          <w:rStyle w:val="VerbatimChar"/>
+        </w:rPr>
+        <w:t xml:space="preserve">##  [7,]     -4.6791670 -5.1261019</w:t>
+      </w:r>
+      <w:r>
+        <w:br/>
+      </w:r>
+      <w:r>
+        <w:rPr>
+          <w:rStyle w:val="VerbatimChar"/>
+        </w:rPr>
+        <w:t xml:space="preserve">##  [8,]      0.6785954  0.9156271</w:t>
+      </w:r>
+      <w:r>
+        <w:br/>
+      </w:r>
+      <w:r>
+        <w:rPr>
+          <w:rStyle w:val="VerbatimChar"/>
+        </w:rPr>
+        <w:t xml:space="preserve">##  [9,]     -2.2984975 -2.5608955</w:t>
+      </w:r>
+      <w:r>
+        <w:br/>
+      </w:r>
+      <w:r>
+        <w:rPr>
+          <w:rStyle w:val="VerbatimChar"/>
+        </w:rPr>
+        <w:t xml:space="preserve">## [10,]     -5.2819095 -5.2779709</w:t>
+      </w:r>
+      <w:r>
+        <w:br/>
+      </w:r>
+      <w:r>
+        <w:rPr>
+          <w:rStyle w:val="VerbatimChar"/>
+        </w:rPr>
+        <w:t xml:space="preserve">## [11,]     -8.7154138 -9.0469088</w:t>
+      </w:r>
+      <w:r>
+        <w:br/>
+      </w:r>
+      <w:r>
+        <w:rPr>
+          <w:rStyle w:val="VerbatimChar"/>
+        </w:rPr>
+        <w:t xml:space="preserve">## [12,]      6.4260658  6.5120942</w:t>
+      </w:r>
+      <w:r>
+        <w:br/>
+      </w:r>
+      <w:r>
+        <w:rPr>
+          <w:rStyle w:val="VerbatimChar"/>
+        </w:rPr>
+        <w:t xml:space="preserve">## [13,]      7.5222120  7.3960711</w:t>
+      </w:r>
+      <w:r>
+        <w:br/>
+      </w:r>
+      <w:r>
+        <w:rPr>
+          <w:rStyle w:val="VerbatimChar"/>
+        </w:rPr>
+        <w:t xml:space="preserve">## [14,]     -6.3074331 -6.2419567</w:t>
+      </w:r>
+      <w:r>
+        <w:br/>
+      </w:r>
+      <w:r>
+        <w:rPr>
+          <w:rStyle w:val="VerbatimChar"/>
+        </w:rPr>
+        <w:t xml:space="preserve">## [15,]     -0.8326732 -0.9617236</w:t>
+      </w:r>
+      <w:r>
+        <w:br/>
+      </w:r>
+      <w:r>
+        <w:rPr>
+          <w:rStyle w:val="VerbatimChar"/>
+        </w:rPr>
+        <w:t xml:space="preserve">## [16,]     -6.6093944 -6.6669372</w:t>
+      </w:r>
+      <w:r>
+        <w:br/>
+      </w:r>
+      <w:r>
+        <w:rPr>
+          <w:rStyle w:val="VerbatimChar"/>
+        </w:rPr>
+        <w:t xml:space="preserve">## [17,]     -1.4868179 -1.4231486</w:t>
+      </w:r>
+      <w:r>
+        <w:br/>
+      </w:r>
+      <w:r>
+        <w:rPr>
+          <w:rStyle w:val="VerbatimChar"/>
+        </w:rPr>
+        <w:t xml:space="preserve">## [18,]      9.0211741  9.3063619</w:t>
+      </w:r>
+      <w:r>
+        <w:br/>
+      </w:r>
+      <w:r>
+        <w:rPr>
+          <w:rStyle w:val="VerbatimChar"/>
+        </w:rPr>
+        <w:t xml:space="preserve">## [19,]      5.7125006  5.8621506</w:t>
+      </w:r>
+      <w:r>
+        <w:br/>
+      </w:r>
+      <w:r>
+        <w:rPr>
+          <w:rStyle w:val="VerbatimChar"/>
+        </w:rPr>
+        <w:t xml:space="preserve">## [20,]     -4.7688417 -5.1951071</w:t>
       </w:r>
     </w:p>
     <w:bookmarkEnd w:id="20"/>
@@ -9213,474 +8745,6 @@
           <w:rStyle w:val="VerbatimChar"/>
         </w:rPr>
         <w:t xml:space="preserve">## [1] 367</w:t>
-      </w:r>
-      <w:r>
-        <w:br/>
-      </w:r>
-      <w:r>
-        <w:rPr>
-          <w:rStyle w:val="VerbatimChar"/>
-        </w:rPr>
-        <w:t xml:space="preserve">## [1] 368</w:t>
-      </w:r>
-      <w:r>
-        <w:br/>
-      </w:r>
-      <w:r>
-        <w:rPr>
-          <w:rStyle w:val="VerbatimChar"/>
-        </w:rPr>
-        <w:t xml:space="preserve">## [1] 369</w:t>
-      </w:r>
-      <w:r>
-        <w:br/>
-      </w:r>
-      <w:r>
-        <w:rPr>
-          <w:rStyle w:val="VerbatimChar"/>
-        </w:rPr>
-        <w:t xml:space="preserve">## [1] 370</w:t>
-      </w:r>
-      <w:r>
-        <w:br/>
-      </w:r>
-      <w:r>
-        <w:rPr>
-          <w:rStyle w:val="VerbatimChar"/>
-        </w:rPr>
-        <w:t xml:space="preserve">## [1] 371</w:t>
-      </w:r>
-      <w:r>
-        <w:br/>
-      </w:r>
-      <w:r>
-        <w:rPr>
-          <w:rStyle w:val="VerbatimChar"/>
-        </w:rPr>
-        <w:t xml:space="preserve">## [1] 372</w:t>
-      </w:r>
-      <w:r>
-        <w:br/>
-      </w:r>
-      <w:r>
-        <w:rPr>
-          <w:rStyle w:val="VerbatimChar"/>
-        </w:rPr>
-        <w:t xml:space="preserve">## [1] 373</w:t>
-      </w:r>
-      <w:r>
-        <w:br/>
-      </w:r>
-      <w:r>
-        <w:rPr>
-          <w:rStyle w:val="VerbatimChar"/>
-        </w:rPr>
-        <w:t xml:space="preserve">## [1] 374</w:t>
-      </w:r>
-      <w:r>
-        <w:br/>
-      </w:r>
-      <w:r>
-        <w:rPr>
-          <w:rStyle w:val="VerbatimChar"/>
-        </w:rPr>
-        <w:t xml:space="preserve">## [1] 375</w:t>
-      </w:r>
-      <w:r>
-        <w:br/>
-      </w:r>
-      <w:r>
-        <w:rPr>
-          <w:rStyle w:val="VerbatimChar"/>
-        </w:rPr>
-        <w:t xml:space="preserve">## [1] 376</w:t>
-      </w:r>
-      <w:r>
-        <w:br/>
-      </w:r>
-      <w:r>
-        <w:rPr>
-          <w:rStyle w:val="VerbatimChar"/>
-        </w:rPr>
-        <w:t xml:space="preserve">## [1] 377</w:t>
-      </w:r>
-      <w:r>
-        <w:br/>
-      </w:r>
-      <w:r>
-        <w:rPr>
-          <w:rStyle w:val="VerbatimChar"/>
-        </w:rPr>
-        <w:t xml:space="preserve">## [1] 378</w:t>
-      </w:r>
-      <w:r>
-        <w:br/>
-      </w:r>
-      <w:r>
-        <w:rPr>
-          <w:rStyle w:val="VerbatimChar"/>
-        </w:rPr>
-        <w:t xml:space="preserve">## [1] 379</w:t>
-      </w:r>
-      <w:r>
-        <w:br/>
-      </w:r>
-      <w:r>
-        <w:rPr>
-          <w:rStyle w:val="VerbatimChar"/>
-        </w:rPr>
-        <w:t xml:space="preserve">## [1] 380</w:t>
-      </w:r>
-      <w:r>
-        <w:br/>
-      </w:r>
-      <w:r>
-        <w:rPr>
-          <w:rStyle w:val="VerbatimChar"/>
-        </w:rPr>
-        <w:t xml:space="preserve">## [1] 381</w:t>
-      </w:r>
-      <w:r>
-        <w:br/>
-      </w:r>
-      <w:r>
-        <w:rPr>
-          <w:rStyle w:val="VerbatimChar"/>
-        </w:rPr>
-        <w:t xml:space="preserve">## [1] 382</w:t>
-      </w:r>
-      <w:r>
-        <w:br/>
-      </w:r>
-      <w:r>
-        <w:rPr>
-          <w:rStyle w:val="VerbatimChar"/>
-        </w:rPr>
-        <w:t xml:space="preserve">## [1] 383</w:t>
-      </w:r>
-      <w:r>
-        <w:br/>
-      </w:r>
-      <w:r>
-        <w:rPr>
-          <w:rStyle w:val="VerbatimChar"/>
-        </w:rPr>
-        <w:t xml:space="preserve">## [1] 384</w:t>
-      </w:r>
-      <w:r>
-        <w:br/>
-      </w:r>
-      <w:r>
-        <w:rPr>
-          <w:rStyle w:val="VerbatimChar"/>
-        </w:rPr>
-        <w:t xml:space="preserve">## [1] 385</w:t>
-      </w:r>
-      <w:r>
-        <w:br/>
-      </w:r>
-      <w:r>
-        <w:rPr>
-          <w:rStyle w:val="VerbatimChar"/>
-        </w:rPr>
-        <w:t xml:space="preserve">## [1] 386</w:t>
-      </w:r>
-      <w:r>
-        <w:br/>
-      </w:r>
-      <w:r>
-        <w:rPr>
-          <w:rStyle w:val="VerbatimChar"/>
-        </w:rPr>
-        <w:t xml:space="preserve">## [1] 387</w:t>
-      </w:r>
-      <w:r>
-        <w:br/>
-      </w:r>
-      <w:r>
-        <w:rPr>
-          <w:rStyle w:val="VerbatimChar"/>
-        </w:rPr>
-        <w:t xml:space="preserve">## [1] 388</w:t>
-      </w:r>
-      <w:r>
-        <w:br/>
-      </w:r>
-      <w:r>
-        <w:rPr>
-          <w:rStyle w:val="VerbatimChar"/>
-        </w:rPr>
-        <w:t xml:space="preserve">## [1] 389</w:t>
-      </w:r>
-      <w:r>
-        <w:br/>
-      </w:r>
-      <w:r>
-        <w:rPr>
-          <w:rStyle w:val="VerbatimChar"/>
-        </w:rPr>
-        <w:t xml:space="preserve">## [1] 390</w:t>
-      </w:r>
-      <w:r>
-        <w:br/>
-      </w:r>
-      <w:r>
-        <w:rPr>
-          <w:rStyle w:val="VerbatimChar"/>
-        </w:rPr>
-        <w:t xml:space="preserve">## [1] 391</w:t>
-      </w:r>
-      <w:r>
-        <w:br/>
-      </w:r>
-      <w:r>
-        <w:rPr>
-          <w:rStyle w:val="VerbatimChar"/>
-        </w:rPr>
-        <w:t xml:space="preserve">## [1] 392</w:t>
-      </w:r>
-      <w:r>
-        <w:br/>
-      </w:r>
-      <w:r>
-        <w:rPr>
-          <w:rStyle w:val="VerbatimChar"/>
-        </w:rPr>
-        <w:t xml:space="preserve">## [1] 393</w:t>
-      </w:r>
-      <w:r>
-        <w:br/>
-      </w:r>
-      <w:r>
-        <w:rPr>
-          <w:rStyle w:val="VerbatimChar"/>
-        </w:rPr>
-        <w:t xml:space="preserve">## [1] 394</w:t>
-      </w:r>
-      <w:r>
-        <w:br/>
-      </w:r>
-      <w:r>
-        <w:rPr>
-          <w:rStyle w:val="VerbatimChar"/>
-        </w:rPr>
-        <w:t xml:space="preserve">## [1] 395</w:t>
-      </w:r>
-      <w:r>
-        <w:br/>
-      </w:r>
-      <w:r>
-        <w:rPr>
-          <w:rStyle w:val="VerbatimChar"/>
-        </w:rPr>
-        <w:t xml:space="preserve">## [1] 396</w:t>
-      </w:r>
-      <w:r>
-        <w:br/>
-      </w:r>
-      <w:r>
-        <w:rPr>
-          <w:rStyle w:val="VerbatimChar"/>
-        </w:rPr>
-        <w:t xml:space="preserve">## [1] 397</w:t>
-      </w:r>
-      <w:r>
-        <w:br/>
-      </w:r>
-      <w:r>
-        <w:rPr>
-          <w:rStyle w:val="VerbatimChar"/>
-        </w:rPr>
-        <w:t xml:space="preserve">## [1] 398</w:t>
-      </w:r>
-      <w:r>
-        <w:br/>
-      </w:r>
-      <w:r>
-        <w:rPr>
-          <w:rStyle w:val="VerbatimChar"/>
-        </w:rPr>
-        <w:t xml:space="preserve">## [1] 399</w:t>
-      </w:r>
-      <w:r>
-        <w:br/>
-      </w:r>
-      <w:r>
-        <w:rPr>
-          <w:rStyle w:val="VerbatimChar"/>
-        </w:rPr>
-        <w:t xml:space="preserve">## [1] 400</w:t>
-      </w:r>
-      <w:r>
-        <w:br/>
-      </w:r>
-      <w:r>
-        <w:rPr>
-          <w:rStyle w:val="VerbatimChar"/>
-        </w:rPr>
-        <w:t xml:space="preserve">## [1] 401</w:t>
-      </w:r>
-      <w:r>
-        <w:br/>
-      </w:r>
-      <w:r>
-        <w:rPr>
-          <w:rStyle w:val="VerbatimChar"/>
-        </w:rPr>
-        <w:t xml:space="preserve">## [1] 402</w:t>
-      </w:r>
-      <w:r>
-        <w:br/>
-      </w:r>
-      <w:r>
-        <w:rPr>
-          <w:rStyle w:val="VerbatimChar"/>
-        </w:rPr>
-        <w:t xml:space="preserve">## [1] 403</w:t>
-      </w:r>
-      <w:r>
-        <w:br/>
-      </w:r>
-      <w:r>
-        <w:rPr>
-          <w:rStyle w:val="VerbatimChar"/>
-        </w:rPr>
-        <w:t xml:space="preserve">## [1] 404</w:t>
-      </w:r>
-      <w:r>
-        <w:br/>
-      </w:r>
-      <w:r>
-        <w:rPr>
-          <w:rStyle w:val="VerbatimChar"/>
-        </w:rPr>
-        <w:t xml:space="preserve">## [1] 405</w:t>
-      </w:r>
-      <w:r>
-        <w:br/>
-      </w:r>
-      <w:r>
-        <w:rPr>
-          <w:rStyle w:val="VerbatimChar"/>
-        </w:rPr>
-        <w:t xml:space="preserve">## [1] 406</w:t>
-      </w:r>
-      <w:r>
-        <w:br/>
-      </w:r>
-      <w:r>
-        <w:rPr>
-          <w:rStyle w:val="VerbatimChar"/>
-        </w:rPr>
-        <w:t xml:space="preserve">## [1] 407</w:t>
-      </w:r>
-      <w:r>
-        <w:br/>
-      </w:r>
-      <w:r>
-        <w:rPr>
-          <w:rStyle w:val="VerbatimChar"/>
-        </w:rPr>
-        <w:t xml:space="preserve">## [1] 408</w:t>
-      </w:r>
-      <w:r>
-        <w:br/>
-      </w:r>
-      <w:r>
-        <w:rPr>
-          <w:rStyle w:val="VerbatimChar"/>
-        </w:rPr>
-        <w:t xml:space="preserve">## [1] 409</w:t>
-      </w:r>
-      <w:r>
-        <w:br/>
-      </w:r>
-      <w:r>
-        <w:rPr>
-          <w:rStyle w:val="VerbatimChar"/>
-        </w:rPr>
-        <w:t xml:space="preserve">## [1] 410</w:t>
-      </w:r>
-      <w:r>
-        <w:br/>
-      </w:r>
-      <w:r>
-        <w:rPr>
-          <w:rStyle w:val="VerbatimChar"/>
-        </w:rPr>
-        <w:t xml:space="preserve">## [1] 411</w:t>
-      </w:r>
-      <w:r>
-        <w:br/>
-      </w:r>
-      <w:r>
-        <w:rPr>
-          <w:rStyle w:val="VerbatimChar"/>
-        </w:rPr>
-        <w:t xml:space="preserve">## [1] 412</w:t>
-      </w:r>
-      <w:r>
-        <w:br/>
-      </w:r>
-      <w:r>
-        <w:rPr>
-          <w:rStyle w:val="VerbatimChar"/>
-        </w:rPr>
-        <w:t xml:space="preserve">## [1] 413</w:t>
-      </w:r>
-      <w:r>
-        <w:br/>
-      </w:r>
-      <w:r>
-        <w:rPr>
-          <w:rStyle w:val="VerbatimChar"/>
-        </w:rPr>
-        <w:t xml:space="preserve">## [1] 414</w:t>
-      </w:r>
-      <w:r>
-        <w:br/>
-      </w:r>
-      <w:r>
-        <w:rPr>
-          <w:rStyle w:val="VerbatimChar"/>
-        </w:rPr>
-        <w:t xml:space="preserve">## [1] 415</w:t>
-      </w:r>
-      <w:r>
-        <w:br/>
-      </w:r>
-      <w:r>
-        <w:rPr>
-          <w:rStyle w:val="VerbatimChar"/>
-        </w:rPr>
-        <w:t xml:space="preserve">## [1] 416</w:t>
-      </w:r>
-      <w:r>
-        <w:br/>
-      </w:r>
-      <w:r>
-        <w:rPr>
-          <w:rStyle w:val="VerbatimChar"/>
-        </w:rPr>
-        <w:t xml:space="preserve">## [1] 417</w:t>
-      </w:r>
-      <w:r>
-        <w:br/>
-      </w:r>
-      <w:r>
-        <w:rPr>
-          <w:rStyle w:val="VerbatimChar"/>
-        </w:rPr>
-        <w:t xml:space="preserve">## [1] 418</w:t>
-      </w:r>
-      <w:r>
-        <w:br/>
-      </w:r>
-      <w:r>
-        <w:rPr>
-          <w:rStyle w:val="VerbatimChar"/>
-        </w:rPr>
-        <w:t xml:space="preserve">## [1] 419</w:t>
       </w:r>
       <w:r>
         <w:br/>
@@ -10308,178 +9372,178 @@
         <w:rPr>
           <w:rStyle w:val="VerbatimChar"/>
         </w:rPr>
-        <w:t xml:space="preserve">##  [1,]      2.3811028  2.6977734</w:t>
-      </w:r>
-      <w:r>
-        <w:br/>
-      </w:r>
-      <w:r>
-        <w:rPr>
-          <w:rStyle w:val="VerbatimChar"/>
-        </w:rPr>
-        <w:t xml:space="preserve">##  [2,]     -1.2936855 -1.3933905</w:t>
-      </w:r>
-      <w:r>
-        <w:br/>
-      </w:r>
-      <w:r>
-        <w:rPr>
-          <w:rStyle w:val="VerbatimChar"/>
-        </w:rPr>
-        <w:t xml:space="preserve">##  [3,]     10.3055936  9.9462946</w:t>
-      </w:r>
-      <w:r>
-        <w:br/>
-      </w:r>
-      <w:r>
-        <w:rPr>
-          <w:rStyle w:val="VerbatimChar"/>
-        </w:rPr>
-        <w:t xml:space="preserve">##  [4,]     -2.8047811 -2.3808176</w:t>
-      </w:r>
-      <w:r>
-        <w:br/>
-      </w:r>
-      <w:r>
-        <w:rPr>
-          <w:rStyle w:val="VerbatimChar"/>
-        </w:rPr>
-        <w:t xml:space="preserve">##  [5,]     -9.7010597 -9.4778861</w:t>
-      </w:r>
-      <w:r>
-        <w:br/>
-      </w:r>
-      <w:r>
-        <w:rPr>
-          <w:rStyle w:val="VerbatimChar"/>
-        </w:rPr>
-        <w:t xml:space="preserve">##  [6,]      5.7798054  5.6398819</w:t>
-      </w:r>
-      <w:r>
-        <w:br/>
-      </w:r>
-      <w:r>
-        <w:rPr>
-          <w:rStyle w:val="VerbatimChar"/>
-        </w:rPr>
-        <w:t xml:space="preserve">##  [7,]     -9.7900102 -9.5288106</w:t>
-      </w:r>
-      <w:r>
-        <w:br/>
-      </w:r>
-      <w:r>
-        <w:rPr>
-          <w:rStyle w:val="VerbatimChar"/>
-        </w:rPr>
-        <w:t xml:space="preserve">##  [8,]     -2.6823484 -2.7968604</w:t>
-      </w:r>
-      <w:r>
-        <w:br/>
-      </w:r>
-      <w:r>
-        <w:rPr>
-          <w:rStyle w:val="VerbatimChar"/>
-        </w:rPr>
-        <w:t xml:space="preserve">##  [9,]      8.7371369  8.1518433</w:t>
-      </w:r>
-      <w:r>
-        <w:br/>
-      </w:r>
-      <w:r>
-        <w:rPr>
-          <w:rStyle w:val="VerbatimChar"/>
-        </w:rPr>
-        <w:t xml:space="preserve">## [10,]     -6.4838053 -6.2101664</w:t>
-      </w:r>
-      <w:r>
-        <w:br/>
-      </w:r>
-      <w:r>
-        <w:rPr>
-          <w:rStyle w:val="VerbatimChar"/>
-        </w:rPr>
-        <w:t xml:space="preserve">## [11,]     -0.7146739 -0.8092395</w:t>
-      </w:r>
-      <w:r>
-        <w:br/>
-      </w:r>
-      <w:r>
-        <w:rPr>
-          <w:rStyle w:val="VerbatimChar"/>
-        </w:rPr>
-        <w:t xml:space="preserve">## [12,]     -6.1333303 -6.1138168</w:t>
-      </w:r>
-      <w:r>
-        <w:br/>
-      </w:r>
-      <w:r>
-        <w:rPr>
-          <w:rStyle w:val="VerbatimChar"/>
-        </w:rPr>
-        <w:t xml:space="preserve">## [13,]     -1.0934618 -0.6303680</w:t>
-      </w:r>
-      <w:r>
-        <w:br/>
-      </w:r>
-      <w:r>
-        <w:rPr>
-          <w:rStyle w:val="VerbatimChar"/>
-        </w:rPr>
-        <w:t xml:space="preserve">## [14,]     -8.3263019 -8.3564553</w:t>
-      </w:r>
-      <w:r>
-        <w:br/>
-      </w:r>
-      <w:r>
-        <w:rPr>
-          <w:rStyle w:val="VerbatimChar"/>
-        </w:rPr>
-        <w:t xml:space="preserve">## [15,]     -4.0664463 -3.8355793</w:t>
-      </w:r>
-      <w:r>
-        <w:br/>
-      </w:r>
-      <w:r>
-        <w:rPr>
-          <w:rStyle w:val="VerbatimChar"/>
-        </w:rPr>
-        <w:t xml:space="preserve">## [16,]      1.5924532  1.2547533</w:t>
-      </w:r>
-      <w:r>
-        <w:br/>
-      </w:r>
-      <w:r>
-        <w:rPr>
-          <w:rStyle w:val="VerbatimChar"/>
-        </w:rPr>
-        <w:t xml:space="preserve">## [17,]     -6.9473041 -7.1044611</w:t>
-      </w:r>
-      <w:r>
-        <w:br/>
-      </w:r>
-      <w:r>
-        <w:rPr>
-          <w:rStyle w:val="VerbatimChar"/>
-        </w:rPr>
-        <w:t xml:space="preserve">## [18,]      1.2616747  1.0369311</w:t>
-      </w:r>
-      <w:r>
-        <w:br/>
-      </w:r>
-      <w:r>
-        <w:rPr>
-          <w:rStyle w:val="VerbatimChar"/>
-        </w:rPr>
-        <w:t xml:space="preserve">## [19,]     -4.0478228 -3.9860951</w:t>
-      </w:r>
-      <w:r>
-        <w:br/>
-      </w:r>
-      <w:r>
-        <w:rPr>
-          <w:rStyle w:val="VerbatimChar"/>
-        </w:rPr>
-        <w:t xml:space="preserve">## [20,]     -3.5536689 -3.4968864</w:t>
+        <w:t xml:space="preserve">##  [1,]     -0.6765258 -0.9247039</w:t>
+      </w:r>
+      <w:r>
+        <w:br/>
+      </w:r>
+      <w:r>
+        <w:rPr>
+          <w:rStyle w:val="VerbatimChar"/>
+        </w:rPr>
+        <w:t xml:space="preserve">##  [2,]     -1.8627653 -1.5444272</w:t>
+      </w:r>
+      <w:r>
+        <w:br/>
+      </w:r>
+      <w:r>
+        <w:rPr>
+          <w:rStyle w:val="VerbatimChar"/>
+        </w:rPr>
+        <w:t xml:space="preserve">##  [3,]      4.1980326  4.6009674</w:t>
+      </w:r>
+      <w:r>
+        <w:br/>
+      </w:r>
+      <w:r>
+        <w:rPr>
+          <w:rStyle w:val="VerbatimChar"/>
+        </w:rPr>
+        <w:t xml:space="preserve">##  [4,]      4.8340897  5.4955359</w:t>
+      </w:r>
+      <w:r>
+        <w:br/>
+      </w:r>
+      <w:r>
+        <w:rPr>
+          <w:rStyle w:val="VerbatimChar"/>
+        </w:rPr>
+        <w:t xml:space="preserve">##  [5,]      1.4227667  1.6466148</w:t>
+      </w:r>
+      <w:r>
+        <w:br/>
+      </w:r>
+      <w:r>
+        <w:rPr>
+          <w:rStyle w:val="VerbatimChar"/>
+        </w:rPr>
+        <w:t xml:space="preserve">##  [6,]      4.2349652  4.5192532</w:t>
+      </w:r>
+      <w:r>
+        <w:br/>
+      </w:r>
+      <w:r>
+        <w:rPr>
+          <w:rStyle w:val="VerbatimChar"/>
+        </w:rPr>
+        <w:t xml:space="preserve">##  [7,]     -4.8584229 -5.1261019</w:t>
+      </w:r>
+      <w:r>
+        <w:br/>
+      </w:r>
+      <w:r>
+        <w:rPr>
+          <w:rStyle w:val="VerbatimChar"/>
+        </w:rPr>
+        <w:t xml:space="preserve">##  [8,]      0.7077420  0.9156271</w:t>
+      </w:r>
+      <w:r>
+        <w:br/>
+      </w:r>
+      <w:r>
+        <w:rPr>
+          <w:rStyle w:val="VerbatimChar"/>
+        </w:rPr>
+        <w:t xml:space="preserve">##  [9,]     -2.3683394 -2.5608955</w:t>
+      </w:r>
+      <w:r>
+        <w:br/>
+      </w:r>
+      <w:r>
+        <w:rPr>
+          <w:rStyle w:val="VerbatimChar"/>
+        </w:rPr>
+        <w:t xml:space="preserve">## [10,]     -5.4801222 -5.2779709</w:t>
+      </w:r>
+      <w:r>
+        <w:br/>
+      </w:r>
+      <w:r>
+        <w:rPr>
+          <w:rStyle w:val="VerbatimChar"/>
+        </w:rPr>
+        <w:t xml:space="preserve">## [11,]     -9.0461421 -9.0469088</w:t>
+      </w:r>
+      <w:r>
+        <w:br/>
+      </w:r>
+      <w:r>
+        <w:rPr>
+          <w:rStyle w:val="VerbatimChar"/>
+        </w:rPr>
+        <w:t xml:space="preserve">## [12,]      6.6584729  6.5120942</w:t>
+      </w:r>
+      <w:r>
+        <w:br/>
+      </w:r>
+      <w:r>
+        <w:rPr>
+          <w:rStyle w:val="VerbatimChar"/>
+        </w:rPr>
+        <w:t xml:space="preserve">## [13,]      7.7938162  7.3960711</w:t>
+      </w:r>
+      <w:r>
+        <w:br/>
+      </w:r>
+      <w:r>
+        <w:rPr>
+          <w:rStyle w:val="VerbatimChar"/>
+        </w:rPr>
+        <w:t xml:space="preserve">## [14,]     -6.5379800 -6.2419567</w:t>
+      </w:r>
+      <w:r>
+        <w:br/>
+      </w:r>
+      <w:r>
+        <w:rPr>
+          <w:rStyle w:val="VerbatimChar"/>
+        </w:rPr>
+        <w:t xml:space="preserve">## [15,]     -0.8709495 -0.9617236</w:t>
+      </w:r>
+      <w:r>
+        <w:br/>
+      </w:r>
+      <w:r>
+        <w:rPr>
+          <w:rStyle w:val="VerbatimChar"/>
+        </w:rPr>
+        <w:t xml:space="preserve">## [16,]     -6.8748198 -6.6669372</w:t>
+      </w:r>
+      <w:r>
+        <w:br/>
+      </w:r>
+      <w:r>
+        <w:rPr>
+          <w:rStyle w:val="VerbatimChar"/>
+        </w:rPr>
+        <w:t xml:space="preserve">## [17,]     -1.5390838 -1.4231486</w:t>
+      </w:r>
+      <w:r>
+        <w:br/>
+      </w:r>
+      <w:r>
+        <w:rPr>
+          <w:rStyle w:val="VerbatimChar"/>
+        </w:rPr>
+        <w:t xml:space="preserve">## [18,]      9.3717328  9.3063619</w:t>
+      </w:r>
+      <w:r>
+        <w:br/>
+      </w:r>
+      <w:r>
+        <w:rPr>
+          <w:rStyle w:val="VerbatimChar"/>
+        </w:rPr>
+        <w:t xml:space="preserve">## [19,]      5.9296691  5.8621506</w:t>
+      </w:r>
+      <w:r>
+        <w:br/>
+      </w:r>
+      <w:r>
+        <w:rPr>
+          <w:rStyle w:val="VerbatimChar"/>
+        </w:rPr>
+        <w:t xml:space="preserve">## [20,]     -4.9406651 -5.1951071</w:t>
       </w:r>
     </w:p>
     <w:bookmarkEnd w:id="24"/>
@@ -12945,762 +12009,6 @@
         </w:rPr>
         <w:t xml:space="preserve">## [1] 221</w:t>
       </w:r>
-      <w:r>
-        <w:br/>
-      </w:r>
-      <w:r>
-        <w:rPr>
-          <w:rStyle w:val="VerbatimChar"/>
-        </w:rPr>
-        <w:t xml:space="preserve">## [1] 222</w:t>
-      </w:r>
-      <w:r>
-        <w:br/>
-      </w:r>
-      <w:r>
-        <w:rPr>
-          <w:rStyle w:val="VerbatimChar"/>
-        </w:rPr>
-        <w:t xml:space="preserve">## [1] 223</w:t>
-      </w:r>
-      <w:r>
-        <w:br/>
-      </w:r>
-      <w:r>
-        <w:rPr>
-          <w:rStyle w:val="VerbatimChar"/>
-        </w:rPr>
-        <w:t xml:space="preserve">## [1] 224</w:t>
-      </w:r>
-      <w:r>
-        <w:br/>
-      </w:r>
-      <w:r>
-        <w:rPr>
-          <w:rStyle w:val="VerbatimChar"/>
-        </w:rPr>
-        <w:t xml:space="preserve">## [1] 225</w:t>
-      </w:r>
-      <w:r>
-        <w:br/>
-      </w:r>
-      <w:r>
-        <w:rPr>
-          <w:rStyle w:val="VerbatimChar"/>
-        </w:rPr>
-        <w:t xml:space="preserve">## [1] 226</w:t>
-      </w:r>
-      <w:r>
-        <w:br/>
-      </w:r>
-      <w:r>
-        <w:rPr>
-          <w:rStyle w:val="VerbatimChar"/>
-        </w:rPr>
-        <w:t xml:space="preserve">## [1] 227</w:t>
-      </w:r>
-      <w:r>
-        <w:br/>
-      </w:r>
-      <w:r>
-        <w:rPr>
-          <w:rStyle w:val="VerbatimChar"/>
-        </w:rPr>
-        <w:t xml:space="preserve">## [1] 228</w:t>
-      </w:r>
-      <w:r>
-        <w:br/>
-      </w:r>
-      <w:r>
-        <w:rPr>
-          <w:rStyle w:val="VerbatimChar"/>
-        </w:rPr>
-        <w:t xml:space="preserve">## [1] 229</w:t>
-      </w:r>
-      <w:r>
-        <w:br/>
-      </w:r>
-      <w:r>
-        <w:rPr>
-          <w:rStyle w:val="VerbatimChar"/>
-        </w:rPr>
-        <w:t xml:space="preserve">## [1] 230</w:t>
-      </w:r>
-      <w:r>
-        <w:br/>
-      </w:r>
-      <w:r>
-        <w:rPr>
-          <w:rStyle w:val="VerbatimChar"/>
-        </w:rPr>
-        <w:t xml:space="preserve">## [1] 231</w:t>
-      </w:r>
-      <w:r>
-        <w:br/>
-      </w:r>
-      <w:r>
-        <w:rPr>
-          <w:rStyle w:val="VerbatimChar"/>
-        </w:rPr>
-        <w:t xml:space="preserve">## [1] 232</w:t>
-      </w:r>
-      <w:r>
-        <w:br/>
-      </w:r>
-      <w:r>
-        <w:rPr>
-          <w:rStyle w:val="VerbatimChar"/>
-        </w:rPr>
-        <w:t xml:space="preserve">## [1] 233</w:t>
-      </w:r>
-      <w:r>
-        <w:br/>
-      </w:r>
-      <w:r>
-        <w:rPr>
-          <w:rStyle w:val="VerbatimChar"/>
-        </w:rPr>
-        <w:t xml:space="preserve">## [1] 234</w:t>
-      </w:r>
-      <w:r>
-        <w:br/>
-      </w:r>
-      <w:r>
-        <w:rPr>
-          <w:rStyle w:val="VerbatimChar"/>
-        </w:rPr>
-        <w:t xml:space="preserve">## [1] 235</w:t>
-      </w:r>
-      <w:r>
-        <w:br/>
-      </w:r>
-      <w:r>
-        <w:rPr>
-          <w:rStyle w:val="VerbatimChar"/>
-        </w:rPr>
-        <w:t xml:space="preserve">## [1] 236</w:t>
-      </w:r>
-      <w:r>
-        <w:br/>
-      </w:r>
-      <w:r>
-        <w:rPr>
-          <w:rStyle w:val="VerbatimChar"/>
-        </w:rPr>
-        <w:t xml:space="preserve">## [1] 237</w:t>
-      </w:r>
-      <w:r>
-        <w:br/>
-      </w:r>
-      <w:r>
-        <w:rPr>
-          <w:rStyle w:val="VerbatimChar"/>
-        </w:rPr>
-        <w:t xml:space="preserve">## [1] 238</w:t>
-      </w:r>
-      <w:r>
-        <w:br/>
-      </w:r>
-      <w:r>
-        <w:rPr>
-          <w:rStyle w:val="VerbatimChar"/>
-        </w:rPr>
-        <w:t xml:space="preserve">## [1] 239</w:t>
-      </w:r>
-      <w:r>
-        <w:br/>
-      </w:r>
-      <w:r>
-        <w:rPr>
-          <w:rStyle w:val="VerbatimChar"/>
-        </w:rPr>
-        <w:t xml:space="preserve">## [1] 240</w:t>
-      </w:r>
-      <w:r>
-        <w:br/>
-      </w:r>
-      <w:r>
-        <w:rPr>
-          <w:rStyle w:val="VerbatimChar"/>
-        </w:rPr>
-        <w:t xml:space="preserve">## [1] 241</w:t>
-      </w:r>
-      <w:r>
-        <w:br/>
-      </w:r>
-      <w:r>
-        <w:rPr>
-          <w:rStyle w:val="VerbatimChar"/>
-        </w:rPr>
-        <w:t xml:space="preserve">## [1] 242</w:t>
-      </w:r>
-      <w:r>
-        <w:br/>
-      </w:r>
-      <w:r>
-        <w:rPr>
-          <w:rStyle w:val="VerbatimChar"/>
-        </w:rPr>
-        <w:t xml:space="preserve">## [1] 243</w:t>
-      </w:r>
-      <w:r>
-        <w:br/>
-      </w:r>
-      <w:r>
-        <w:rPr>
-          <w:rStyle w:val="VerbatimChar"/>
-        </w:rPr>
-        <w:t xml:space="preserve">## [1] 244</w:t>
-      </w:r>
-      <w:r>
-        <w:br/>
-      </w:r>
-      <w:r>
-        <w:rPr>
-          <w:rStyle w:val="VerbatimChar"/>
-        </w:rPr>
-        <w:t xml:space="preserve">## [1] 245</w:t>
-      </w:r>
-      <w:r>
-        <w:br/>
-      </w:r>
-      <w:r>
-        <w:rPr>
-          <w:rStyle w:val="VerbatimChar"/>
-        </w:rPr>
-        <w:t xml:space="preserve">## [1] 246</w:t>
-      </w:r>
-      <w:r>
-        <w:br/>
-      </w:r>
-      <w:r>
-        <w:rPr>
-          <w:rStyle w:val="VerbatimChar"/>
-        </w:rPr>
-        <w:t xml:space="preserve">## [1] 247</w:t>
-      </w:r>
-      <w:r>
-        <w:br/>
-      </w:r>
-      <w:r>
-        <w:rPr>
-          <w:rStyle w:val="VerbatimChar"/>
-        </w:rPr>
-        <w:t xml:space="preserve">## [1] 248</w:t>
-      </w:r>
-      <w:r>
-        <w:br/>
-      </w:r>
-      <w:r>
-        <w:rPr>
-          <w:rStyle w:val="VerbatimChar"/>
-        </w:rPr>
-        <w:t xml:space="preserve">## [1] 249</w:t>
-      </w:r>
-      <w:r>
-        <w:br/>
-      </w:r>
-      <w:r>
-        <w:rPr>
-          <w:rStyle w:val="VerbatimChar"/>
-        </w:rPr>
-        <w:t xml:space="preserve">## [1] 250</w:t>
-      </w:r>
-      <w:r>
-        <w:br/>
-      </w:r>
-      <w:r>
-        <w:rPr>
-          <w:rStyle w:val="VerbatimChar"/>
-        </w:rPr>
-        <w:t xml:space="preserve">## [1] 251</w:t>
-      </w:r>
-      <w:r>
-        <w:br/>
-      </w:r>
-      <w:r>
-        <w:rPr>
-          <w:rStyle w:val="VerbatimChar"/>
-        </w:rPr>
-        <w:t xml:space="preserve">## [1] 252</w:t>
-      </w:r>
-      <w:r>
-        <w:br/>
-      </w:r>
-      <w:r>
-        <w:rPr>
-          <w:rStyle w:val="VerbatimChar"/>
-        </w:rPr>
-        <w:t xml:space="preserve">## [1] 253</w:t>
-      </w:r>
-      <w:r>
-        <w:br/>
-      </w:r>
-      <w:r>
-        <w:rPr>
-          <w:rStyle w:val="VerbatimChar"/>
-        </w:rPr>
-        <w:t xml:space="preserve">## [1] 254</w:t>
-      </w:r>
-      <w:r>
-        <w:br/>
-      </w:r>
-      <w:r>
-        <w:rPr>
-          <w:rStyle w:val="VerbatimChar"/>
-        </w:rPr>
-        <w:t xml:space="preserve">## [1] 255</w:t>
-      </w:r>
-      <w:r>
-        <w:br/>
-      </w:r>
-      <w:r>
-        <w:rPr>
-          <w:rStyle w:val="VerbatimChar"/>
-        </w:rPr>
-        <w:t xml:space="preserve">## [1] 256</w:t>
-      </w:r>
-      <w:r>
-        <w:br/>
-      </w:r>
-      <w:r>
-        <w:rPr>
-          <w:rStyle w:val="VerbatimChar"/>
-        </w:rPr>
-        <w:t xml:space="preserve">## [1] 257</w:t>
-      </w:r>
-      <w:r>
-        <w:br/>
-      </w:r>
-      <w:r>
-        <w:rPr>
-          <w:rStyle w:val="VerbatimChar"/>
-        </w:rPr>
-        <w:t xml:space="preserve">## [1] 258</w:t>
-      </w:r>
-      <w:r>
-        <w:br/>
-      </w:r>
-      <w:r>
-        <w:rPr>
-          <w:rStyle w:val="VerbatimChar"/>
-        </w:rPr>
-        <w:t xml:space="preserve">## [1] 259</w:t>
-      </w:r>
-      <w:r>
-        <w:br/>
-      </w:r>
-      <w:r>
-        <w:rPr>
-          <w:rStyle w:val="VerbatimChar"/>
-        </w:rPr>
-        <w:t xml:space="preserve">## [1] 260</w:t>
-      </w:r>
-      <w:r>
-        <w:br/>
-      </w:r>
-      <w:r>
-        <w:rPr>
-          <w:rStyle w:val="VerbatimChar"/>
-        </w:rPr>
-        <w:t xml:space="preserve">## [1] 261</w:t>
-      </w:r>
-      <w:r>
-        <w:br/>
-      </w:r>
-      <w:r>
-        <w:rPr>
-          <w:rStyle w:val="VerbatimChar"/>
-        </w:rPr>
-        <w:t xml:space="preserve">## [1] 262</w:t>
-      </w:r>
-      <w:r>
-        <w:br/>
-      </w:r>
-      <w:r>
-        <w:rPr>
-          <w:rStyle w:val="VerbatimChar"/>
-        </w:rPr>
-        <w:t xml:space="preserve">## [1] 263</w:t>
-      </w:r>
-      <w:r>
-        <w:br/>
-      </w:r>
-      <w:r>
-        <w:rPr>
-          <w:rStyle w:val="VerbatimChar"/>
-        </w:rPr>
-        <w:t xml:space="preserve">## [1] 264</w:t>
-      </w:r>
-      <w:r>
-        <w:br/>
-      </w:r>
-      <w:r>
-        <w:rPr>
-          <w:rStyle w:val="VerbatimChar"/>
-        </w:rPr>
-        <w:t xml:space="preserve">## [1] 265</w:t>
-      </w:r>
-      <w:r>
-        <w:br/>
-      </w:r>
-      <w:r>
-        <w:rPr>
-          <w:rStyle w:val="VerbatimChar"/>
-        </w:rPr>
-        <w:t xml:space="preserve">## [1] 266</w:t>
-      </w:r>
-      <w:r>
-        <w:br/>
-      </w:r>
-      <w:r>
-        <w:rPr>
-          <w:rStyle w:val="VerbatimChar"/>
-        </w:rPr>
-        <w:t xml:space="preserve">## [1] 267</w:t>
-      </w:r>
-      <w:r>
-        <w:br/>
-      </w:r>
-      <w:r>
-        <w:rPr>
-          <w:rStyle w:val="VerbatimChar"/>
-        </w:rPr>
-        <w:t xml:space="preserve">## [1] 268</w:t>
-      </w:r>
-      <w:r>
-        <w:br/>
-      </w:r>
-      <w:r>
-        <w:rPr>
-          <w:rStyle w:val="VerbatimChar"/>
-        </w:rPr>
-        <w:t xml:space="preserve">## [1] 269</w:t>
-      </w:r>
-      <w:r>
-        <w:br/>
-      </w:r>
-      <w:r>
-        <w:rPr>
-          <w:rStyle w:val="VerbatimChar"/>
-        </w:rPr>
-        <w:t xml:space="preserve">## [1] 270</w:t>
-      </w:r>
-      <w:r>
-        <w:br/>
-      </w:r>
-      <w:r>
-        <w:rPr>
-          <w:rStyle w:val="VerbatimChar"/>
-        </w:rPr>
-        <w:t xml:space="preserve">## [1] 271</w:t>
-      </w:r>
-      <w:r>
-        <w:br/>
-      </w:r>
-      <w:r>
-        <w:rPr>
-          <w:rStyle w:val="VerbatimChar"/>
-        </w:rPr>
-        <w:t xml:space="preserve">## [1] 272</w:t>
-      </w:r>
-      <w:r>
-        <w:br/>
-      </w:r>
-      <w:r>
-        <w:rPr>
-          <w:rStyle w:val="VerbatimChar"/>
-        </w:rPr>
-        <w:t xml:space="preserve">## [1] 273</w:t>
-      </w:r>
-      <w:r>
-        <w:br/>
-      </w:r>
-      <w:r>
-        <w:rPr>
-          <w:rStyle w:val="VerbatimChar"/>
-        </w:rPr>
-        <w:t xml:space="preserve">## [1] 274</w:t>
-      </w:r>
-      <w:r>
-        <w:br/>
-      </w:r>
-      <w:r>
-        <w:rPr>
-          <w:rStyle w:val="VerbatimChar"/>
-        </w:rPr>
-        <w:t xml:space="preserve">## [1] 275</w:t>
-      </w:r>
-      <w:r>
-        <w:br/>
-      </w:r>
-      <w:r>
-        <w:rPr>
-          <w:rStyle w:val="VerbatimChar"/>
-        </w:rPr>
-        <w:t xml:space="preserve">## [1] 276</w:t>
-      </w:r>
-      <w:r>
-        <w:br/>
-      </w:r>
-      <w:r>
-        <w:rPr>
-          <w:rStyle w:val="VerbatimChar"/>
-        </w:rPr>
-        <w:t xml:space="preserve">## [1] 277</w:t>
-      </w:r>
-      <w:r>
-        <w:br/>
-      </w:r>
-      <w:r>
-        <w:rPr>
-          <w:rStyle w:val="VerbatimChar"/>
-        </w:rPr>
-        <w:t xml:space="preserve">## [1] 278</w:t>
-      </w:r>
-      <w:r>
-        <w:br/>
-      </w:r>
-      <w:r>
-        <w:rPr>
-          <w:rStyle w:val="VerbatimChar"/>
-        </w:rPr>
-        <w:t xml:space="preserve">## [1] 279</w:t>
-      </w:r>
-      <w:r>
-        <w:br/>
-      </w:r>
-      <w:r>
-        <w:rPr>
-          <w:rStyle w:val="VerbatimChar"/>
-        </w:rPr>
-        <w:t xml:space="preserve">## [1] 280</w:t>
-      </w:r>
-      <w:r>
-        <w:br/>
-      </w:r>
-      <w:r>
-        <w:rPr>
-          <w:rStyle w:val="VerbatimChar"/>
-        </w:rPr>
-        <w:t xml:space="preserve">## [1] 281</w:t>
-      </w:r>
-      <w:r>
-        <w:br/>
-      </w:r>
-      <w:r>
-        <w:rPr>
-          <w:rStyle w:val="VerbatimChar"/>
-        </w:rPr>
-        <w:t xml:space="preserve">## [1] 282</w:t>
-      </w:r>
-      <w:r>
-        <w:br/>
-      </w:r>
-      <w:r>
-        <w:rPr>
-          <w:rStyle w:val="VerbatimChar"/>
-        </w:rPr>
-        <w:t xml:space="preserve">## [1] 283</w:t>
-      </w:r>
-      <w:r>
-        <w:br/>
-      </w:r>
-      <w:r>
-        <w:rPr>
-          <w:rStyle w:val="VerbatimChar"/>
-        </w:rPr>
-        <w:t xml:space="preserve">## [1] 284</w:t>
-      </w:r>
-      <w:r>
-        <w:br/>
-      </w:r>
-      <w:r>
-        <w:rPr>
-          <w:rStyle w:val="VerbatimChar"/>
-        </w:rPr>
-        <w:t xml:space="preserve">## [1] 285</w:t>
-      </w:r>
-      <w:r>
-        <w:br/>
-      </w:r>
-      <w:r>
-        <w:rPr>
-          <w:rStyle w:val="VerbatimChar"/>
-        </w:rPr>
-        <w:t xml:space="preserve">## [1] 286</w:t>
-      </w:r>
-      <w:r>
-        <w:br/>
-      </w:r>
-      <w:r>
-        <w:rPr>
-          <w:rStyle w:val="VerbatimChar"/>
-        </w:rPr>
-        <w:t xml:space="preserve">## [1] 287</w:t>
-      </w:r>
-      <w:r>
-        <w:br/>
-      </w:r>
-      <w:r>
-        <w:rPr>
-          <w:rStyle w:val="VerbatimChar"/>
-        </w:rPr>
-        <w:t xml:space="preserve">## [1] 288</w:t>
-      </w:r>
-      <w:r>
-        <w:br/>
-      </w:r>
-      <w:r>
-        <w:rPr>
-          <w:rStyle w:val="VerbatimChar"/>
-        </w:rPr>
-        <w:t xml:space="preserve">## [1] 289</w:t>
-      </w:r>
-      <w:r>
-        <w:br/>
-      </w:r>
-      <w:r>
-        <w:rPr>
-          <w:rStyle w:val="VerbatimChar"/>
-        </w:rPr>
-        <w:t xml:space="preserve">## [1] 290</w:t>
-      </w:r>
-      <w:r>
-        <w:br/>
-      </w:r>
-      <w:r>
-        <w:rPr>
-          <w:rStyle w:val="VerbatimChar"/>
-        </w:rPr>
-        <w:t xml:space="preserve">## [1] 291</w:t>
-      </w:r>
-      <w:r>
-        <w:br/>
-      </w:r>
-      <w:r>
-        <w:rPr>
-          <w:rStyle w:val="VerbatimChar"/>
-        </w:rPr>
-        <w:t xml:space="preserve">## [1] 292</w:t>
-      </w:r>
-      <w:r>
-        <w:br/>
-      </w:r>
-      <w:r>
-        <w:rPr>
-          <w:rStyle w:val="VerbatimChar"/>
-        </w:rPr>
-        <w:t xml:space="preserve">## [1] 293</w:t>
-      </w:r>
-      <w:r>
-        <w:br/>
-      </w:r>
-      <w:r>
-        <w:rPr>
-          <w:rStyle w:val="VerbatimChar"/>
-        </w:rPr>
-        <w:t xml:space="preserve">## [1] 294</w:t>
-      </w:r>
-      <w:r>
-        <w:br/>
-      </w:r>
-      <w:r>
-        <w:rPr>
-          <w:rStyle w:val="VerbatimChar"/>
-        </w:rPr>
-        <w:t xml:space="preserve">## [1] 295</w:t>
-      </w:r>
-      <w:r>
-        <w:br/>
-      </w:r>
-      <w:r>
-        <w:rPr>
-          <w:rStyle w:val="VerbatimChar"/>
-        </w:rPr>
-        <w:t xml:space="preserve">## [1] 296</w:t>
-      </w:r>
-      <w:r>
-        <w:br/>
-      </w:r>
-      <w:r>
-        <w:rPr>
-          <w:rStyle w:val="VerbatimChar"/>
-        </w:rPr>
-        <w:t xml:space="preserve">## [1] 297</w:t>
-      </w:r>
-      <w:r>
-        <w:br/>
-      </w:r>
-      <w:r>
-        <w:rPr>
-          <w:rStyle w:val="VerbatimChar"/>
-        </w:rPr>
-        <w:t xml:space="preserve">## [1] 298</w:t>
-      </w:r>
-      <w:r>
-        <w:br/>
-      </w:r>
-      <w:r>
-        <w:rPr>
-          <w:rStyle w:val="VerbatimChar"/>
-        </w:rPr>
-        <w:t xml:space="preserve">## [1] 299</w:t>
-      </w:r>
-      <w:r>
-        <w:br/>
-      </w:r>
-      <w:r>
-        <w:rPr>
-          <w:rStyle w:val="VerbatimChar"/>
-        </w:rPr>
-        <w:t xml:space="preserve">## [1] 300</w:t>
-      </w:r>
-      <w:r>
-        <w:br/>
-      </w:r>
-      <w:r>
-        <w:rPr>
-          <w:rStyle w:val="VerbatimChar"/>
-        </w:rPr>
-        <w:t xml:space="preserve">## [1] 301</w:t>
-      </w:r>
-      <w:r>
-        <w:br/>
-      </w:r>
-      <w:r>
-        <w:rPr>
-          <w:rStyle w:val="VerbatimChar"/>
-        </w:rPr>
-        <w:t xml:space="preserve">## [1] 302</w:t>
-      </w:r>
-      <w:r>
-        <w:br/>
-      </w:r>
-      <w:r>
-        <w:rPr>
-          <w:rStyle w:val="VerbatimChar"/>
-        </w:rPr>
-        <w:t xml:space="preserve">## [1] 303</w:t>
-      </w:r>
-      <w:r>
-        <w:br/>
-      </w:r>
-      <w:r>
-        <w:rPr>
-          <w:rStyle w:val="VerbatimChar"/>
-        </w:rPr>
-        <w:t xml:space="preserve">## [1] 304</w:t>
-      </w:r>
-      <w:r>
-        <w:br/>
-      </w:r>
-      <w:r>
-        <w:rPr>
-          <w:rStyle w:val="VerbatimChar"/>
-        </w:rPr>
-        <w:t xml:space="preserve">## [1] 305</w:t>
-      </w:r>
     </w:p>
     <w:p>
       <w:pPr>
@@ -13826,133 +12134,133 @@
         <w:rPr>
           <w:rStyle w:val="VerbatimChar"/>
         </w:rPr>
-        <w:t xml:space="preserve">##  [1] "Estimated Beta= -9.63567809360721" "Estimated Beta= 0.695685310431284"</w:t>
-      </w:r>
-      <w:r>
-        <w:br/>
-      </w:r>
-      <w:r>
-        <w:rPr>
-          <w:rStyle w:val="VerbatimChar"/>
-        </w:rPr>
-        <w:t xml:space="preserve">##  [3] "Estimated Beta= -8.155680205121"   "Estimated Beta= -5.47422527890302"</w:t>
-      </w:r>
-      <w:r>
-        <w:br/>
-      </w:r>
-      <w:r>
-        <w:rPr>
-          <w:rStyle w:val="VerbatimChar"/>
-        </w:rPr>
-        <w:t xml:space="preserve">##  [5] "Estimated Beta= 7.42812965009353"  "Estimated Beta= 2.17061168920661" </w:t>
-      </w:r>
-      <w:r>
-        <w:br/>
-      </w:r>
-      <w:r>
-        <w:rPr>
-          <w:rStyle w:val="VerbatimChar"/>
-        </w:rPr>
-        <w:t xml:space="preserve">##  [7] "Estimated Beta= 0.954691595535045" "Estimated Beta= 7.97366884589202" </w:t>
-      </w:r>
-      <w:r>
-        <w:br/>
-      </w:r>
-      <w:r>
-        <w:rPr>
-          <w:rStyle w:val="VerbatimChar"/>
-        </w:rPr>
-        <w:t xml:space="preserve">##  [9] "Estimated Beta= 7.34307417065145"  "Estimated Beta= -9.75445442051433"</w:t>
-      </w:r>
-      <w:r>
-        <w:br/>
-      </w:r>
-      <w:r>
-        <w:rPr>
-          <w:rStyle w:val="VerbatimChar"/>
-        </w:rPr>
-        <w:t xml:space="preserve">## [11] "Estimated Beta= 1.15612186755644"  "Estimated Beta= 2.51033408634688" </w:t>
-      </w:r>
-      <w:r>
-        <w:br/>
-      </w:r>
-      <w:r>
-        <w:rPr>
-          <w:rStyle w:val="VerbatimChar"/>
-        </w:rPr>
-        <w:t xml:space="preserve">## [13] "Estimated Beta= -1.85305235941602" "Estimated Beta= -1.12236238818867"</w:t>
-      </w:r>
-      <w:r>
-        <w:br/>
-      </w:r>
-      <w:r>
-        <w:rPr>
-          <w:rStyle w:val="VerbatimChar"/>
-        </w:rPr>
-        <w:t xml:space="preserve">## [15] "Estimated Beta= 9.04616843402254"  "Estimated Beta= -3.88462166340233"</w:t>
-      </w:r>
-      <w:r>
-        <w:br/>
-      </w:r>
-      <w:r>
-        <w:rPr>
-          <w:rStyle w:val="VerbatimChar"/>
-        </w:rPr>
-        <w:t xml:space="preserve">## [17] "Estimated Beta= 4.55997195340491"  "Estimated Beta= -9.31531836601028"</w:t>
-      </w:r>
-      <w:r>
-        <w:br/>
-      </w:r>
-      <w:r>
-        <w:rPr>
-          <w:rStyle w:val="VerbatimChar"/>
-        </w:rPr>
-        <w:t xml:space="preserve">## [19] "Estimated Beta= 1.42783795019957"  "Estimated Beta= 2.15576988563363" </w:t>
-      </w:r>
-      <w:r>
-        <w:br/>
-      </w:r>
-      <w:r>
-        <w:rPr>
-          <w:rStyle w:val="VerbatimChar"/>
-        </w:rPr>
-        <w:t xml:space="preserve">## [21] "Estimated Beta= -3.5899268523056"  "Estimated Beta= 4.02612407880692" </w:t>
-      </w:r>
-      <w:r>
-        <w:br/>
-      </w:r>
-      <w:r>
-        <w:rPr>
-          <w:rStyle w:val="VerbatimChar"/>
-        </w:rPr>
-        <w:t xml:space="preserve">## [23] "Estimated Beta= 9.42004332965159"  "Estimated Beta= -6.44023381142315"</w:t>
-      </w:r>
-      <w:r>
-        <w:br/>
-      </w:r>
-      <w:r>
-        <w:rPr>
-          <w:rStyle w:val="VerbatimChar"/>
-        </w:rPr>
-        <w:t xml:space="preserve">## [25] "Estimated Beta= 6.92616097926621"  "Estimated Beta= -6.55764744413125"</w:t>
-      </w:r>
-      <w:r>
-        <w:br/>
-      </w:r>
-      <w:r>
-        <w:rPr>
-          <w:rStyle w:val="VerbatimChar"/>
-        </w:rPr>
-        <w:t xml:space="preserve">## [27] "Estimated Beta= -3.27513357448439" "Estimated Beta= 7.17011017491774" </w:t>
-      </w:r>
-      <w:r>
-        <w:br/>
-      </w:r>
-      <w:r>
-        <w:rPr>
-          <w:rStyle w:val="VerbatimChar"/>
-        </w:rPr>
-        <w:t xml:space="preserve">## [29] "Estimated Beta= 6.43224803698454"  "Estimated Beta= 8.87418707419566"</w:t>
+        <w:t xml:space="preserve">##  [1] "Estimated Beta= -6.67891967895741"   "Estimated Beta= 0.578084343496613"  </w:t>
+      </w:r>
+      <w:r>
+        <w:br/>
+      </w:r>
+      <w:r>
+        <w:rPr>
+          <w:rStyle w:val="VerbatimChar"/>
+        </w:rPr>
+        <w:t xml:space="preserve">##  [3] "Estimated Beta= 8.35164819952728"    "Estimated Beta= 1.61482271586225"   </w:t>
+      </w:r>
+      <w:r>
+        <w:br/>
+      </w:r>
+      <w:r>
+        <w:rPr>
+          <w:rStyle w:val="VerbatimChar"/>
+        </w:rPr>
+        <w:t xml:space="preserve">##  [5] "Estimated Beta= -5.525250089067"     "Estimated Beta= -0.461658089374925" </w:t>
+      </w:r>
+      <w:r>
+        <w:br/>
+      </w:r>
+      <w:r>
+        <w:rPr>
+          <w:rStyle w:val="VerbatimChar"/>
+        </w:rPr>
+        <w:t xml:space="preserve">##  [7] "Estimated Beta= 5.63114043962696"    "Estimated Beta= 7.77897918499387"   </w:t>
+      </w:r>
+      <w:r>
+        <w:br/>
+      </w:r>
+      <w:r>
+        <w:rPr>
+          <w:rStyle w:val="VerbatimChar"/>
+        </w:rPr>
+        <w:t xml:space="preserve">##  [9] "Estimated Beta= 4.08274723535059"    "Estimated Beta= -1.19267268497901"  </w:t>
+      </w:r>
+      <w:r>
+        <w:br/>
+      </w:r>
+      <w:r>
+        <w:rPr>
+          <w:rStyle w:val="VerbatimChar"/>
+        </w:rPr>
+        <w:t xml:space="preserve">## [11] "Estimated Beta= -0.0677524814887373" "Estimated Beta= -2.0255633992556"   </w:t>
+      </w:r>
+      <w:r>
+        <w:br/>
+      </w:r>
+      <w:r>
+        <w:rPr>
+          <w:rStyle w:val="VerbatimChar"/>
+        </w:rPr>
+        <w:t xml:space="preserve">## [13] "Estimated Beta= -3.61962836203075"   "Estimated Beta= -6.72080745687412"  </w:t>
+      </w:r>
+      <w:r>
+        <w:br/>
+      </w:r>
+      <w:r>
+        <w:rPr>
+          <w:rStyle w:val="VerbatimChar"/>
+        </w:rPr>
+        <w:t xml:space="preserve">## [15] "Estimated Beta= 6.32452146759976"    "Estimated Beta= 0.878880559033346"  </w:t>
+      </w:r>
+      <w:r>
+        <w:br/>
+      </w:r>
+      <w:r>
+        <w:rPr>
+          <w:rStyle w:val="VerbatimChar"/>
+        </w:rPr>
+        <w:t xml:space="preserve">## [17] "Estimated Beta= 1.20769634266936"    "Estimated Beta= -8.36891072992992"  </w:t>
+      </w:r>
+      <w:r>
+        <w:br/>
+      </w:r>
+      <w:r>
+        <w:rPr>
+          <w:rStyle w:val="VerbatimChar"/>
+        </w:rPr>
+        <w:t xml:space="preserve">## [19] "Estimated Beta= -5.3483566334213"    "Estimated Beta= 1.97649137745432"   </w:t>
+      </w:r>
+      <w:r>
+        <w:br/>
+      </w:r>
+      <w:r>
+        <w:rPr>
+          <w:rStyle w:val="VerbatimChar"/>
+        </w:rPr>
+        <w:t xml:space="preserve">## [21] "Estimated Beta= -1.67835409865876"   "Estimated Beta= -3.81227832935702"  </w:t>
+      </w:r>
+      <w:r>
+        <w:br/>
+      </w:r>
+      <w:r>
+        <w:rPr>
+          <w:rStyle w:val="VerbatimChar"/>
+        </w:rPr>
+        <w:t xml:space="preserve">## [23] "Estimated Beta= -2.17978238051758"   "Estimated Beta= -5.00007015743628"  </w:t>
+      </w:r>
+      <w:r>
+        <w:br/>
+      </w:r>
+      <w:r>
+        <w:rPr>
+          <w:rStyle w:val="VerbatimChar"/>
+        </w:rPr>
+        <w:t xml:space="preserve">## [25] "Estimated Beta= 4.50994400499595"    "Estimated Beta= 3.35006271339294"   </w:t>
+      </w:r>
+      <w:r>
+        <w:br/>
+      </w:r>
+      <w:r>
+        <w:rPr>
+          <w:rStyle w:val="VerbatimChar"/>
+        </w:rPr>
+        <w:t xml:space="preserve">## [27] "Estimated Beta= 4.28843887150907"    "Estimated Beta= 8.67031833954333"   </w:t>
+      </w:r>
+      <w:r>
+        <w:br/>
+      </w:r>
+      <w:r>
+        <w:rPr>
+          <w:rStyle w:val="VerbatimChar"/>
+        </w:rPr>
+        <w:t xml:space="preserve">## [29] "Estimated Beta= -0.834322703636711"  "Estimated Beta= 3.80065985117203"</w:t>
       </w:r>
     </w:p>
     <w:p>
@@ -14073,268 +12381,268 @@
         <w:rPr>
           <w:rStyle w:val="VerbatimChar"/>
         </w:rPr>
-        <w:t xml:space="preserve">##  [1,]     -9.6356781 -9.5086105</w:t>
-      </w:r>
-      <w:r>
-        <w:br/>
-      </w:r>
-      <w:r>
-        <w:rPr>
-          <w:rStyle w:val="VerbatimChar"/>
-        </w:rPr>
-        <w:t xml:space="preserve">##  [2,]      1.1561219  0.7591228</w:t>
-      </w:r>
-      <w:r>
-        <w:br/>
-      </w:r>
-      <w:r>
-        <w:rPr>
-          <w:rStyle w:val="VerbatimChar"/>
-        </w:rPr>
-        <w:t xml:space="preserve">##  [3,]     -3.5899269 -3.7075243</w:t>
-      </w:r>
-      <w:r>
-        <w:br/>
-      </w:r>
-      <w:r>
-        <w:rPr>
-          <w:rStyle w:val="VerbatimChar"/>
-        </w:rPr>
-        <w:t xml:space="preserve">##  [4,]      0.6956853  0.3355096</w:t>
-      </w:r>
-      <w:r>
-        <w:br/>
-      </w:r>
-      <w:r>
-        <w:rPr>
-          <w:rStyle w:val="VerbatimChar"/>
-        </w:rPr>
-        <w:t xml:space="preserve">##  [5,]      2.5103341  2.3513100</w:t>
-      </w:r>
-      <w:r>
-        <w:br/>
-      </w:r>
-      <w:r>
-        <w:rPr>
-          <w:rStyle w:val="VerbatimChar"/>
-        </w:rPr>
-        <w:t xml:space="preserve">##  [6,]      4.0261241  3.6339279</w:t>
-      </w:r>
-      <w:r>
-        <w:br/>
-      </w:r>
-      <w:r>
-        <w:rPr>
-          <w:rStyle w:val="VerbatimChar"/>
-        </w:rPr>
-        <w:t xml:space="preserve">##  [7,]     -8.1556802 -7.7786737</w:t>
-      </w:r>
-      <w:r>
-        <w:br/>
-      </w:r>
-      <w:r>
-        <w:rPr>
-          <w:rStyle w:val="VerbatimChar"/>
-        </w:rPr>
-        <w:t xml:space="preserve">##  [8,]     -1.8530524 -1.4639129</w:t>
-      </w:r>
-      <w:r>
-        <w:br/>
-      </w:r>
-      <w:r>
-        <w:rPr>
-          <w:rStyle w:val="VerbatimChar"/>
-        </w:rPr>
-        <w:t xml:space="preserve">##  [9,]      9.4200433  8.9578261</w:t>
-      </w:r>
-      <w:r>
-        <w:br/>
-      </w:r>
-      <w:r>
-        <w:rPr>
-          <w:rStyle w:val="VerbatimChar"/>
-        </w:rPr>
-        <w:t xml:space="preserve">## [10,]     -5.4742253 -5.0268592</w:t>
-      </w:r>
-      <w:r>
-        <w:br/>
-      </w:r>
-      <w:r>
-        <w:rPr>
-          <w:rStyle w:val="VerbatimChar"/>
-        </w:rPr>
-        <w:t xml:space="preserve">## [11,]     -1.1223624 -0.9871431</w:t>
-      </w:r>
-      <w:r>
-        <w:br/>
-      </w:r>
-      <w:r>
-        <w:rPr>
-          <w:rStyle w:val="VerbatimChar"/>
-        </w:rPr>
-        <w:t xml:space="preserve">## [12,]     -6.4402338 -6.0472890</w:t>
-      </w:r>
-      <w:r>
-        <w:br/>
-      </w:r>
-      <w:r>
-        <w:rPr>
-          <w:rStyle w:val="VerbatimChar"/>
-        </w:rPr>
-        <w:t xml:space="preserve">## [13,]      7.4281297  6.8645284</w:t>
-      </w:r>
-      <w:r>
-        <w:br/>
-      </w:r>
-      <w:r>
-        <w:rPr>
-          <w:rStyle w:val="VerbatimChar"/>
-        </w:rPr>
-        <w:t xml:space="preserve">## [14,]      9.0461684  8.2462187</w:t>
-      </w:r>
-      <w:r>
-        <w:br/>
-      </w:r>
-      <w:r>
-        <w:rPr>
-          <w:rStyle w:val="VerbatimChar"/>
-        </w:rPr>
-        <w:t xml:space="preserve">## [15,]      6.9261610  6.5254914</w:t>
-      </w:r>
-      <w:r>
-        <w:br/>
-      </w:r>
-      <w:r>
-        <w:rPr>
-          <w:rStyle w:val="VerbatimChar"/>
-        </w:rPr>
-        <w:t xml:space="preserve">## [16,]      2.1706117  2.2141433</w:t>
-      </w:r>
-      <w:r>
-        <w:br/>
-      </w:r>
-      <w:r>
-        <w:rPr>
-          <w:rStyle w:val="VerbatimChar"/>
-        </w:rPr>
-        <w:t xml:space="preserve">## [17,]     -3.8846217 -3.5786651</w:t>
-      </w:r>
-      <w:r>
-        <w:br/>
-      </w:r>
-      <w:r>
-        <w:rPr>
-          <w:rStyle w:val="VerbatimChar"/>
-        </w:rPr>
-        <w:t xml:space="preserve">## [18,]     -6.5576474 -6.3903762</w:t>
-      </w:r>
-      <w:r>
-        <w:br/>
-      </w:r>
-      <w:r>
-        <w:rPr>
-          <w:rStyle w:val="VerbatimChar"/>
-        </w:rPr>
-        <w:t xml:space="preserve">## [19,]      0.9546916  0.8681067</w:t>
-      </w:r>
-      <w:r>
-        <w:br/>
-      </w:r>
-      <w:r>
-        <w:rPr>
-          <w:rStyle w:val="VerbatimChar"/>
-        </w:rPr>
-        <w:t xml:space="preserve">## [20,]      4.5599720  3.8790869</w:t>
-      </w:r>
-      <w:r>
-        <w:br/>
-      </w:r>
-      <w:r>
-        <w:rPr>
-          <w:rStyle w:val="VerbatimChar"/>
-        </w:rPr>
-        <w:t xml:space="preserve">## [21,]     -3.2751336 -3.0758020</w:t>
-      </w:r>
-      <w:r>
-        <w:br/>
-      </w:r>
-      <w:r>
-        <w:rPr>
-          <w:rStyle w:val="VerbatimChar"/>
-        </w:rPr>
-        <w:t xml:space="preserve">## [22,]      7.9736688  7.8500727</w:t>
-      </w:r>
-      <w:r>
-        <w:br/>
-      </w:r>
-      <w:r>
-        <w:rPr>
-          <w:rStyle w:val="VerbatimChar"/>
-        </w:rPr>
-        <w:t xml:space="preserve">## [23,]     -9.3153184 -8.6790961</w:t>
-      </w:r>
-      <w:r>
-        <w:br/>
-      </w:r>
-      <w:r>
-        <w:rPr>
-          <w:rStyle w:val="VerbatimChar"/>
-        </w:rPr>
-        <w:t xml:space="preserve">## [24,]      7.1701102  6.9318807</w:t>
-      </w:r>
-      <w:r>
-        <w:br/>
-      </w:r>
-      <w:r>
-        <w:rPr>
-          <w:rStyle w:val="VerbatimChar"/>
-        </w:rPr>
-        <w:t xml:space="preserve">## [25,]      7.3430742  6.9250892</w:t>
-      </w:r>
-      <w:r>
-        <w:br/>
-      </w:r>
-      <w:r>
-        <w:rPr>
-          <w:rStyle w:val="VerbatimChar"/>
-        </w:rPr>
-        <w:t xml:space="preserve">## [26,]      1.4278380  1.4936900</w:t>
-      </w:r>
-      <w:r>
-        <w:br/>
-      </w:r>
-      <w:r>
-        <w:rPr>
-          <w:rStyle w:val="VerbatimChar"/>
-        </w:rPr>
-        <w:t xml:space="preserve">## [27,]      6.4322480  6.4200260</w:t>
-      </w:r>
-      <w:r>
-        <w:br/>
-      </w:r>
-      <w:r>
-        <w:rPr>
-          <w:rStyle w:val="VerbatimChar"/>
-        </w:rPr>
-        <w:t xml:space="preserve">## [28,]     -9.7544544 -9.4634139</w:t>
-      </w:r>
-      <w:r>
-        <w:br/>
-      </w:r>
-      <w:r>
-        <w:rPr>
-          <w:rStyle w:val="VerbatimChar"/>
-        </w:rPr>
-        <w:t xml:space="preserve">## [29,]      2.1557699  2.0389890</w:t>
-      </w:r>
-      <w:r>
-        <w:br/>
-      </w:r>
-      <w:r>
-        <w:rPr>
-          <w:rStyle w:val="VerbatimChar"/>
-        </w:rPr>
-        <w:t xml:space="preserve">## [30,]      8.8741871  8.5600544</w:t>
+        <w:t xml:space="preserve">##  [1,]    -6.67891968 -6.6178593</w:t>
+      </w:r>
+      <w:r>
+        <w:br/>
+      </w:r>
+      <w:r>
+        <w:rPr>
+          <w:rStyle w:val="VerbatimChar"/>
+        </w:rPr>
+        <w:t xml:space="preserve">##  [2,]    -0.06775248 -0.3753387</w:t>
+      </w:r>
+      <w:r>
+        <w:br/>
+      </w:r>
+      <w:r>
+        <w:rPr>
+          <w:rStyle w:val="VerbatimChar"/>
+        </w:rPr>
+        <w:t xml:space="preserve">##  [3,]    -1.67835410 -1.4738338</w:t>
+      </w:r>
+      <w:r>
+        <w:br/>
+      </w:r>
+      <w:r>
+        <w:rPr>
+          <w:rStyle w:val="VerbatimChar"/>
+        </w:rPr>
+        <w:t xml:space="preserve">##  [4,]     0.57808434  1.0952580</w:t>
+      </w:r>
+      <w:r>
+        <w:br/>
+      </w:r>
+      <w:r>
+        <w:rPr>
+          <w:rStyle w:val="VerbatimChar"/>
+        </w:rPr>
+        <w:t xml:space="preserve">##  [5,]    -2.02556340 -2.3403822</w:t>
+      </w:r>
+      <w:r>
+        <w:br/>
+      </w:r>
+      <w:r>
+        <w:rPr>
+          <w:rStyle w:val="VerbatimChar"/>
+        </w:rPr>
+        <w:t xml:space="preserve">##  [6,]    -3.81227833 -3.5314326</w:t>
+      </w:r>
+      <w:r>
+        <w:br/>
+      </w:r>
+      <w:r>
+        <w:rPr>
+          <w:rStyle w:val="VerbatimChar"/>
+        </w:rPr>
+        <w:t xml:space="preserve">##  [7,]     8.35164820  7.9773300</w:t>
+      </w:r>
+      <w:r>
+        <w:br/>
+      </w:r>
+      <w:r>
+        <w:rPr>
+          <w:rStyle w:val="VerbatimChar"/>
+        </w:rPr>
+        <w:t xml:space="preserve">##  [8,]    -3.61962836 -3.9077075</w:t>
+      </w:r>
+      <w:r>
+        <w:br/>
+      </w:r>
+      <w:r>
+        <w:rPr>
+          <w:rStyle w:val="VerbatimChar"/>
+        </w:rPr>
+        <w:t xml:space="preserve">##  [9,]    -2.17978238 -2.3283126</w:t>
+      </w:r>
+      <w:r>
+        <w:br/>
+      </w:r>
+      <w:r>
+        <w:rPr>
+          <w:rStyle w:val="VerbatimChar"/>
+        </w:rPr>
+        <w:t xml:space="preserve">## [10,]     1.61482272  1.7843416</w:t>
+      </w:r>
+      <w:r>
+        <w:br/>
+      </w:r>
+      <w:r>
+        <w:rPr>
+          <w:rStyle w:val="VerbatimChar"/>
+        </w:rPr>
+        <w:t xml:space="preserve">## [11,]    -6.72080746 -6.8717300</w:t>
+      </w:r>
+      <w:r>
+        <w:br/>
+      </w:r>
+      <w:r>
+        <w:rPr>
+          <w:rStyle w:val="VerbatimChar"/>
+        </w:rPr>
+        <w:t xml:space="preserve">## [12,]    -5.00007016 -4.8753227</w:t>
+      </w:r>
+      <w:r>
+        <w:br/>
+      </w:r>
+      <w:r>
+        <w:rPr>
+          <w:rStyle w:val="VerbatimChar"/>
+        </w:rPr>
+        <w:t xml:space="preserve">## [13,]    -5.52525009 -5.2795257</w:t>
+      </w:r>
+      <w:r>
+        <w:br/>
+      </w:r>
+      <w:r>
+        <w:rPr>
+          <w:rStyle w:val="VerbatimChar"/>
+        </w:rPr>
+        <w:t xml:space="preserve">## [14,]     6.32452147  6.1954139</w:t>
+      </w:r>
+      <w:r>
+        <w:br/>
+      </w:r>
+      <w:r>
+        <w:rPr>
+          <w:rStyle w:val="VerbatimChar"/>
+        </w:rPr>
+        <w:t xml:space="preserve">## [15,]     4.50994400  4.2782677</w:t>
+      </w:r>
+      <w:r>
+        <w:br/>
+      </w:r>
+      <w:r>
+        <w:rPr>
+          <w:rStyle w:val="VerbatimChar"/>
+        </w:rPr>
+        <w:t xml:space="preserve">## [16,]    -0.46165809 -0.5396361</w:t>
+      </w:r>
+      <w:r>
+        <w:br/>
+      </w:r>
+      <w:r>
+        <w:rPr>
+          <w:rStyle w:val="VerbatimChar"/>
+        </w:rPr>
+        <w:t xml:space="preserve">## [17,]     0.87888056  1.1080453</w:t>
+      </w:r>
+      <w:r>
+        <w:br/>
+      </w:r>
+      <w:r>
+        <w:rPr>
+          <w:rStyle w:val="VerbatimChar"/>
+        </w:rPr>
+        <w:t xml:space="preserve">## [18,]     3.35006271  3.3945416</w:t>
+      </w:r>
+      <w:r>
+        <w:br/>
+      </w:r>
+      <w:r>
+        <w:rPr>
+          <w:rStyle w:val="VerbatimChar"/>
+        </w:rPr>
+        <w:t xml:space="preserve">## [19,]     5.63114044  5.3452597</w:t>
+      </w:r>
+      <w:r>
+        <w:br/>
+      </w:r>
+      <w:r>
+        <w:rPr>
+          <w:rStyle w:val="VerbatimChar"/>
+        </w:rPr>
+        <w:t xml:space="preserve">## [20,]     1.20769634  1.2814337</w:t>
+      </w:r>
+      <w:r>
+        <w:br/>
+      </w:r>
+      <w:r>
+        <w:rPr>
+          <w:rStyle w:val="VerbatimChar"/>
+        </w:rPr>
+        <w:t xml:space="preserve">## [21,]     4.28843887  4.0664180</w:t>
+      </w:r>
+      <w:r>
+        <w:br/>
+      </w:r>
+      <w:r>
+        <w:rPr>
+          <w:rStyle w:val="VerbatimChar"/>
+        </w:rPr>
+        <w:t xml:space="preserve">## [22,]     7.77897918  7.5886772</w:t>
+      </w:r>
+      <w:r>
+        <w:br/>
+      </w:r>
+      <w:r>
+        <w:rPr>
+          <w:rStyle w:val="VerbatimChar"/>
+        </w:rPr>
+        <w:t xml:space="preserve">## [23,]    -8.36891073 -7.9460268</w:t>
+      </w:r>
+      <w:r>
+        <w:br/>
+      </w:r>
+      <w:r>
+        <w:rPr>
+          <w:rStyle w:val="VerbatimChar"/>
+        </w:rPr>
+        <w:t xml:space="preserve">## [24,]     8.67031834  8.7634763</w:t>
+      </w:r>
+      <w:r>
+        <w:br/>
+      </w:r>
+      <w:r>
+        <w:rPr>
+          <w:rStyle w:val="VerbatimChar"/>
+        </w:rPr>
+        <w:t xml:space="preserve">## [25,]     4.08274724  3.8685602</w:t>
+      </w:r>
+      <w:r>
+        <w:br/>
+      </w:r>
+      <w:r>
+        <w:rPr>
+          <w:rStyle w:val="VerbatimChar"/>
+        </w:rPr>
+        <w:t xml:space="preserve">## [26,]    -5.34835663 -4.8139629</w:t>
+      </w:r>
+      <w:r>
+        <w:br/>
+      </w:r>
+      <w:r>
+        <w:rPr>
+          <w:rStyle w:val="VerbatimChar"/>
+        </w:rPr>
+        <w:t xml:space="preserve">## [27,]    -0.83432270 -1.0107075</w:t>
+      </w:r>
+      <w:r>
+        <w:br/>
+      </w:r>
+      <w:r>
+        <w:rPr>
+          <w:rStyle w:val="VerbatimChar"/>
+        </w:rPr>
+        <w:t xml:space="preserve">## [28,]    -1.19267268 -1.3235758</w:t>
+      </w:r>
+      <w:r>
+        <w:br/>
+      </w:r>
+      <w:r>
+        <w:rPr>
+          <w:rStyle w:val="VerbatimChar"/>
+        </w:rPr>
+        <w:t xml:space="preserve">## [29,]     1.97649138  2.2100069</w:t>
+      </w:r>
+      <w:r>
+        <w:br/>
+      </w:r>
+      <w:r>
+        <w:rPr>
+          <w:rStyle w:val="VerbatimChar"/>
+        </w:rPr>
+        <w:t xml:space="preserve">## [30,]     3.80065985  3.9251089</w:t>
       </w:r>
     </w:p>
     <w:bookmarkEnd w:id="25"/>
@@ -16484,762 +14792,6 @@
           <w:rStyle w:val="VerbatimChar"/>
         </w:rPr>
         <w:t xml:space="preserve">## [1] 221</w:t>
-      </w:r>
-      <w:r>
-        <w:br/>
-      </w:r>
-      <w:r>
-        <w:rPr>
-          <w:rStyle w:val="VerbatimChar"/>
-        </w:rPr>
-        <w:t xml:space="preserve">## [1] 222</w:t>
-      </w:r>
-      <w:r>
-        <w:br/>
-      </w:r>
-      <w:r>
-        <w:rPr>
-          <w:rStyle w:val="VerbatimChar"/>
-        </w:rPr>
-        <w:t xml:space="preserve">## [1] 223</w:t>
-      </w:r>
-      <w:r>
-        <w:br/>
-      </w:r>
-      <w:r>
-        <w:rPr>
-          <w:rStyle w:val="VerbatimChar"/>
-        </w:rPr>
-        <w:t xml:space="preserve">## [1] 224</w:t>
-      </w:r>
-      <w:r>
-        <w:br/>
-      </w:r>
-      <w:r>
-        <w:rPr>
-          <w:rStyle w:val="VerbatimChar"/>
-        </w:rPr>
-        <w:t xml:space="preserve">## [1] 225</w:t>
-      </w:r>
-      <w:r>
-        <w:br/>
-      </w:r>
-      <w:r>
-        <w:rPr>
-          <w:rStyle w:val="VerbatimChar"/>
-        </w:rPr>
-        <w:t xml:space="preserve">## [1] 226</w:t>
-      </w:r>
-      <w:r>
-        <w:br/>
-      </w:r>
-      <w:r>
-        <w:rPr>
-          <w:rStyle w:val="VerbatimChar"/>
-        </w:rPr>
-        <w:t xml:space="preserve">## [1] 227</w:t>
-      </w:r>
-      <w:r>
-        <w:br/>
-      </w:r>
-      <w:r>
-        <w:rPr>
-          <w:rStyle w:val="VerbatimChar"/>
-        </w:rPr>
-        <w:t xml:space="preserve">## [1] 228</w:t>
-      </w:r>
-      <w:r>
-        <w:br/>
-      </w:r>
-      <w:r>
-        <w:rPr>
-          <w:rStyle w:val="VerbatimChar"/>
-        </w:rPr>
-        <w:t xml:space="preserve">## [1] 229</w:t>
-      </w:r>
-      <w:r>
-        <w:br/>
-      </w:r>
-      <w:r>
-        <w:rPr>
-          <w:rStyle w:val="VerbatimChar"/>
-        </w:rPr>
-        <w:t xml:space="preserve">## [1] 230</w:t>
-      </w:r>
-      <w:r>
-        <w:br/>
-      </w:r>
-      <w:r>
-        <w:rPr>
-          <w:rStyle w:val="VerbatimChar"/>
-        </w:rPr>
-        <w:t xml:space="preserve">## [1] 231</w:t>
-      </w:r>
-      <w:r>
-        <w:br/>
-      </w:r>
-      <w:r>
-        <w:rPr>
-          <w:rStyle w:val="VerbatimChar"/>
-        </w:rPr>
-        <w:t xml:space="preserve">## [1] 232</w:t>
-      </w:r>
-      <w:r>
-        <w:br/>
-      </w:r>
-      <w:r>
-        <w:rPr>
-          <w:rStyle w:val="VerbatimChar"/>
-        </w:rPr>
-        <w:t xml:space="preserve">## [1] 233</w:t>
-      </w:r>
-      <w:r>
-        <w:br/>
-      </w:r>
-      <w:r>
-        <w:rPr>
-          <w:rStyle w:val="VerbatimChar"/>
-        </w:rPr>
-        <w:t xml:space="preserve">## [1] 234</w:t>
-      </w:r>
-      <w:r>
-        <w:br/>
-      </w:r>
-      <w:r>
-        <w:rPr>
-          <w:rStyle w:val="VerbatimChar"/>
-        </w:rPr>
-        <w:t xml:space="preserve">## [1] 235</w:t>
-      </w:r>
-      <w:r>
-        <w:br/>
-      </w:r>
-      <w:r>
-        <w:rPr>
-          <w:rStyle w:val="VerbatimChar"/>
-        </w:rPr>
-        <w:t xml:space="preserve">## [1] 236</w:t>
-      </w:r>
-      <w:r>
-        <w:br/>
-      </w:r>
-      <w:r>
-        <w:rPr>
-          <w:rStyle w:val="VerbatimChar"/>
-        </w:rPr>
-        <w:t xml:space="preserve">## [1] 237</w:t>
-      </w:r>
-      <w:r>
-        <w:br/>
-      </w:r>
-      <w:r>
-        <w:rPr>
-          <w:rStyle w:val="VerbatimChar"/>
-        </w:rPr>
-        <w:t xml:space="preserve">## [1] 238</w:t>
-      </w:r>
-      <w:r>
-        <w:br/>
-      </w:r>
-      <w:r>
-        <w:rPr>
-          <w:rStyle w:val="VerbatimChar"/>
-        </w:rPr>
-        <w:t xml:space="preserve">## [1] 239</w:t>
-      </w:r>
-      <w:r>
-        <w:br/>
-      </w:r>
-      <w:r>
-        <w:rPr>
-          <w:rStyle w:val="VerbatimChar"/>
-        </w:rPr>
-        <w:t xml:space="preserve">## [1] 240</w:t>
-      </w:r>
-      <w:r>
-        <w:br/>
-      </w:r>
-      <w:r>
-        <w:rPr>
-          <w:rStyle w:val="VerbatimChar"/>
-        </w:rPr>
-        <w:t xml:space="preserve">## [1] 241</w:t>
-      </w:r>
-      <w:r>
-        <w:br/>
-      </w:r>
-      <w:r>
-        <w:rPr>
-          <w:rStyle w:val="VerbatimChar"/>
-        </w:rPr>
-        <w:t xml:space="preserve">## [1] 242</w:t>
-      </w:r>
-      <w:r>
-        <w:br/>
-      </w:r>
-      <w:r>
-        <w:rPr>
-          <w:rStyle w:val="VerbatimChar"/>
-        </w:rPr>
-        <w:t xml:space="preserve">## [1] 243</w:t>
-      </w:r>
-      <w:r>
-        <w:br/>
-      </w:r>
-      <w:r>
-        <w:rPr>
-          <w:rStyle w:val="VerbatimChar"/>
-        </w:rPr>
-        <w:t xml:space="preserve">## [1] 244</w:t>
-      </w:r>
-      <w:r>
-        <w:br/>
-      </w:r>
-      <w:r>
-        <w:rPr>
-          <w:rStyle w:val="VerbatimChar"/>
-        </w:rPr>
-        <w:t xml:space="preserve">## [1] 245</w:t>
-      </w:r>
-      <w:r>
-        <w:br/>
-      </w:r>
-      <w:r>
-        <w:rPr>
-          <w:rStyle w:val="VerbatimChar"/>
-        </w:rPr>
-        <w:t xml:space="preserve">## [1] 246</w:t>
-      </w:r>
-      <w:r>
-        <w:br/>
-      </w:r>
-      <w:r>
-        <w:rPr>
-          <w:rStyle w:val="VerbatimChar"/>
-        </w:rPr>
-        <w:t xml:space="preserve">## [1] 247</w:t>
-      </w:r>
-      <w:r>
-        <w:br/>
-      </w:r>
-      <w:r>
-        <w:rPr>
-          <w:rStyle w:val="VerbatimChar"/>
-        </w:rPr>
-        <w:t xml:space="preserve">## [1] 248</w:t>
-      </w:r>
-      <w:r>
-        <w:br/>
-      </w:r>
-      <w:r>
-        <w:rPr>
-          <w:rStyle w:val="VerbatimChar"/>
-        </w:rPr>
-        <w:t xml:space="preserve">## [1] 249</w:t>
-      </w:r>
-      <w:r>
-        <w:br/>
-      </w:r>
-      <w:r>
-        <w:rPr>
-          <w:rStyle w:val="VerbatimChar"/>
-        </w:rPr>
-        <w:t xml:space="preserve">## [1] 250</w:t>
-      </w:r>
-      <w:r>
-        <w:br/>
-      </w:r>
-      <w:r>
-        <w:rPr>
-          <w:rStyle w:val="VerbatimChar"/>
-        </w:rPr>
-        <w:t xml:space="preserve">## [1] 251</w:t>
-      </w:r>
-      <w:r>
-        <w:br/>
-      </w:r>
-      <w:r>
-        <w:rPr>
-          <w:rStyle w:val="VerbatimChar"/>
-        </w:rPr>
-        <w:t xml:space="preserve">## [1] 252</w:t>
-      </w:r>
-      <w:r>
-        <w:br/>
-      </w:r>
-      <w:r>
-        <w:rPr>
-          <w:rStyle w:val="VerbatimChar"/>
-        </w:rPr>
-        <w:t xml:space="preserve">## [1] 253</w:t>
-      </w:r>
-      <w:r>
-        <w:br/>
-      </w:r>
-      <w:r>
-        <w:rPr>
-          <w:rStyle w:val="VerbatimChar"/>
-        </w:rPr>
-        <w:t xml:space="preserve">## [1] 254</w:t>
-      </w:r>
-      <w:r>
-        <w:br/>
-      </w:r>
-      <w:r>
-        <w:rPr>
-          <w:rStyle w:val="VerbatimChar"/>
-        </w:rPr>
-        <w:t xml:space="preserve">## [1] 255</w:t>
-      </w:r>
-      <w:r>
-        <w:br/>
-      </w:r>
-      <w:r>
-        <w:rPr>
-          <w:rStyle w:val="VerbatimChar"/>
-        </w:rPr>
-        <w:t xml:space="preserve">## [1] 256</w:t>
-      </w:r>
-      <w:r>
-        <w:br/>
-      </w:r>
-      <w:r>
-        <w:rPr>
-          <w:rStyle w:val="VerbatimChar"/>
-        </w:rPr>
-        <w:t xml:space="preserve">## [1] 257</w:t>
-      </w:r>
-      <w:r>
-        <w:br/>
-      </w:r>
-      <w:r>
-        <w:rPr>
-          <w:rStyle w:val="VerbatimChar"/>
-        </w:rPr>
-        <w:t xml:space="preserve">## [1] 258</w:t>
-      </w:r>
-      <w:r>
-        <w:br/>
-      </w:r>
-      <w:r>
-        <w:rPr>
-          <w:rStyle w:val="VerbatimChar"/>
-        </w:rPr>
-        <w:t xml:space="preserve">## [1] 259</w:t>
-      </w:r>
-      <w:r>
-        <w:br/>
-      </w:r>
-      <w:r>
-        <w:rPr>
-          <w:rStyle w:val="VerbatimChar"/>
-        </w:rPr>
-        <w:t xml:space="preserve">## [1] 260</w:t>
-      </w:r>
-      <w:r>
-        <w:br/>
-      </w:r>
-      <w:r>
-        <w:rPr>
-          <w:rStyle w:val="VerbatimChar"/>
-        </w:rPr>
-        <w:t xml:space="preserve">## [1] 261</w:t>
-      </w:r>
-      <w:r>
-        <w:br/>
-      </w:r>
-      <w:r>
-        <w:rPr>
-          <w:rStyle w:val="VerbatimChar"/>
-        </w:rPr>
-        <w:t xml:space="preserve">## [1] 262</w:t>
-      </w:r>
-      <w:r>
-        <w:br/>
-      </w:r>
-      <w:r>
-        <w:rPr>
-          <w:rStyle w:val="VerbatimChar"/>
-        </w:rPr>
-        <w:t xml:space="preserve">## [1] 263</w:t>
-      </w:r>
-      <w:r>
-        <w:br/>
-      </w:r>
-      <w:r>
-        <w:rPr>
-          <w:rStyle w:val="VerbatimChar"/>
-        </w:rPr>
-        <w:t xml:space="preserve">## [1] 264</w:t>
-      </w:r>
-      <w:r>
-        <w:br/>
-      </w:r>
-      <w:r>
-        <w:rPr>
-          <w:rStyle w:val="VerbatimChar"/>
-        </w:rPr>
-        <w:t xml:space="preserve">## [1] 265</w:t>
-      </w:r>
-      <w:r>
-        <w:br/>
-      </w:r>
-      <w:r>
-        <w:rPr>
-          <w:rStyle w:val="VerbatimChar"/>
-        </w:rPr>
-        <w:t xml:space="preserve">## [1] 266</w:t>
-      </w:r>
-      <w:r>
-        <w:br/>
-      </w:r>
-      <w:r>
-        <w:rPr>
-          <w:rStyle w:val="VerbatimChar"/>
-        </w:rPr>
-        <w:t xml:space="preserve">## [1] 267</w:t>
-      </w:r>
-      <w:r>
-        <w:br/>
-      </w:r>
-      <w:r>
-        <w:rPr>
-          <w:rStyle w:val="VerbatimChar"/>
-        </w:rPr>
-        <w:t xml:space="preserve">## [1] 268</w:t>
-      </w:r>
-      <w:r>
-        <w:br/>
-      </w:r>
-      <w:r>
-        <w:rPr>
-          <w:rStyle w:val="VerbatimChar"/>
-        </w:rPr>
-        <w:t xml:space="preserve">## [1] 269</w:t>
-      </w:r>
-      <w:r>
-        <w:br/>
-      </w:r>
-      <w:r>
-        <w:rPr>
-          <w:rStyle w:val="VerbatimChar"/>
-        </w:rPr>
-        <w:t xml:space="preserve">## [1] 270</w:t>
-      </w:r>
-      <w:r>
-        <w:br/>
-      </w:r>
-      <w:r>
-        <w:rPr>
-          <w:rStyle w:val="VerbatimChar"/>
-        </w:rPr>
-        <w:t xml:space="preserve">## [1] 271</w:t>
-      </w:r>
-      <w:r>
-        <w:br/>
-      </w:r>
-      <w:r>
-        <w:rPr>
-          <w:rStyle w:val="VerbatimChar"/>
-        </w:rPr>
-        <w:t xml:space="preserve">## [1] 272</w:t>
-      </w:r>
-      <w:r>
-        <w:br/>
-      </w:r>
-      <w:r>
-        <w:rPr>
-          <w:rStyle w:val="VerbatimChar"/>
-        </w:rPr>
-        <w:t xml:space="preserve">## [1] 273</w:t>
-      </w:r>
-      <w:r>
-        <w:br/>
-      </w:r>
-      <w:r>
-        <w:rPr>
-          <w:rStyle w:val="VerbatimChar"/>
-        </w:rPr>
-        <w:t xml:space="preserve">## [1] 274</w:t>
-      </w:r>
-      <w:r>
-        <w:br/>
-      </w:r>
-      <w:r>
-        <w:rPr>
-          <w:rStyle w:val="VerbatimChar"/>
-        </w:rPr>
-        <w:t xml:space="preserve">## [1] 275</w:t>
-      </w:r>
-      <w:r>
-        <w:br/>
-      </w:r>
-      <w:r>
-        <w:rPr>
-          <w:rStyle w:val="VerbatimChar"/>
-        </w:rPr>
-        <w:t xml:space="preserve">## [1] 276</w:t>
-      </w:r>
-      <w:r>
-        <w:br/>
-      </w:r>
-      <w:r>
-        <w:rPr>
-          <w:rStyle w:val="VerbatimChar"/>
-        </w:rPr>
-        <w:t xml:space="preserve">## [1] 277</w:t>
-      </w:r>
-      <w:r>
-        <w:br/>
-      </w:r>
-      <w:r>
-        <w:rPr>
-          <w:rStyle w:val="VerbatimChar"/>
-        </w:rPr>
-        <w:t xml:space="preserve">## [1] 278</w:t>
-      </w:r>
-      <w:r>
-        <w:br/>
-      </w:r>
-      <w:r>
-        <w:rPr>
-          <w:rStyle w:val="VerbatimChar"/>
-        </w:rPr>
-        <w:t xml:space="preserve">## [1] 279</w:t>
-      </w:r>
-      <w:r>
-        <w:br/>
-      </w:r>
-      <w:r>
-        <w:rPr>
-          <w:rStyle w:val="VerbatimChar"/>
-        </w:rPr>
-        <w:t xml:space="preserve">## [1] 280</w:t>
-      </w:r>
-      <w:r>
-        <w:br/>
-      </w:r>
-      <w:r>
-        <w:rPr>
-          <w:rStyle w:val="VerbatimChar"/>
-        </w:rPr>
-        <w:t xml:space="preserve">## [1] 281</w:t>
-      </w:r>
-      <w:r>
-        <w:br/>
-      </w:r>
-      <w:r>
-        <w:rPr>
-          <w:rStyle w:val="VerbatimChar"/>
-        </w:rPr>
-        <w:t xml:space="preserve">## [1] 282</w:t>
-      </w:r>
-      <w:r>
-        <w:br/>
-      </w:r>
-      <w:r>
-        <w:rPr>
-          <w:rStyle w:val="VerbatimChar"/>
-        </w:rPr>
-        <w:t xml:space="preserve">## [1] 283</w:t>
-      </w:r>
-      <w:r>
-        <w:br/>
-      </w:r>
-      <w:r>
-        <w:rPr>
-          <w:rStyle w:val="VerbatimChar"/>
-        </w:rPr>
-        <w:t xml:space="preserve">## [1] 284</w:t>
-      </w:r>
-      <w:r>
-        <w:br/>
-      </w:r>
-      <w:r>
-        <w:rPr>
-          <w:rStyle w:val="VerbatimChar"/>
-        </w:rPr>
-        <w:t xml:space="preserve">## [1] 285</w:t>
-      </w:r>
-      <w:r>
-        <w:br/>
-      </w:r>
-      <w:r>
-        <w:rPr>
-          <w:rStyle w:val="VerbatimChar"/>
-        </w:rPr>
-        <w:t xml:space="preserve">## [1] 286</w:t>
-      </w:r>
-      <w:r>
-        <w:br/>
-      </w:r>
-      <w:r>
-        <w:rPr>
-          <w:rStyle w:val="VerbatimChar"/>
-        </w:rPr>
-        <w:t xml:space="preserve">## [1] 287</w:t>
-      </w:r>
-      <w:r>
-        <w:br/>
-      </w:r>
-      <w:r>
-        <w:rPr>
-          <w:rStyle w:val="VerbatimChar"/>
-        </w:rPr>
-        <w:t xml:space="preserve">## [1] 288</w:t>
-      </w:r>
-      <w:r>
-        <w:br/>
-      </w:r>
-      <w:r>
-        <w:rPr>
-          <w:rStyle w:val="VerbatimChar"/>
-        </w:rPr>
-        <w:t xml:space="preserve">## [1] 289</w:t>
-      </w:r>
-      <w:r>
-        <w:br/>
-      </w:r>
-      <w:r>
-        <w:rPr>
-          <w:rStyle w:val="VerbatimChar"/>
-        </w:rPr>
-        <w:t xml:space="preserve">## [1] 290</w:t>
-      </w:r>
-      <w:r>
-        <w:br/>
-      </w:r>
-      <w:r>
-        <w:rPr>
-          <w:rStyle w:val="VerbatimChar"/>
-        </w:rPr>
-        <w:t xml:space="preserve">## [1] 291</w:t>
-      </w:r>
-      <w:r>
-        <w:br/>
-      </w:r>
-      <w:r>
-        <w:rPr>
-          <w:rStyle w:val="VerbatimChar"/>
-        </w:rPr>
-        <w:t xml:space="preserve">## [1] 292</w:t>
-      </w:r>
-      <w:r>
-        <w:br/>
-      </w:r>
-      <w:r>
-        <w:rPr>
-          <w:rStyle w:val="VerbatimChar"/>
-        </w:rPr>
-        <w:t xml:space="preserve">## [1] 293</w:t>
-      </w:r>
-      <w:r>
-        <w:br/>
-      </w:r>
-      <w:r>
-        <w:rPr>
-          <w:rStyle w:val="VerbatimChar"/>
-        </w:rPr>
-        <w:t xml:space="preserve">## [1] 294</w:t>
-      </w:r>
-      <w:r>
-        <w:br/>
-      </w:r>
-      <w:r>
-        <w:rPr>
-          <w:rStyle w:val="VerbatimChar"/>
-        </w:rPr>
-        <w:t xml:space="preserve">## [1] 295</w:t>
-      </w:r>
-      <w:r>
-        <w:br/>
-      </w:r>
-      <w:r>
-        <w:rPr>
-          <w:rStyle w:val="VerbatimChar"/>
-        </w:rPr>
-        <w:t xml:space="preserve">## [1] 296</w:t>
-      </w:r>
-      <w:r>
-        <w:br/>
-      </w:r>
-      <w:r>
-        <w:rPr>
-          <w:rStyle w:val="VerbatimChar"/>
-        </w:rPr>
-        <w:t xml:space="preserve">## [1] 297</w:t>
-      </w:r>
-      <w:r>
-        <w:br/>
-      </w:r>
-      <w:r>
-        <w:rPr>
-          <w:rStyle w:val="VerbatimChar"/>
-        </w:rPr>
-        <w:t xml:space="preserve">## [1] 298</w:t>
-      </w:r>
-      <w:r>
-        <w:br/>
-      </w:r>
-      <w:r>
-        <w:rPr>
-          <w:rStyle w:val="VerbatimChar"/>
-        </w:rPr>
-        <w:t xml:space="preserve">## [1] 299</w:t>
-      </w:r>
-      <w:r>
-        <w:br/>
-      </w:r>
-      <w:r>
-        <w:rPr>
-          <w:rStyle w:val="VerbatimChar"/>
-        </w:rPr>
-        <w:t xml:space="preserve">## [1] 300</w:t>
-      </w:r>
-      <w:r>
-        <w:br/>
-      </w:r>
-      <w:r>
-        <w:rPr>
-          <w:rStyle w:val="VerbatimChar"/>
-        </w:rPr>
-        <w:t xml:space="preserve">## [1] 301</w:t>
-      </w:r>
-      <w:r>
-        <w:br/>
-      </w:r>
-      <w:r>
-        <w:rPr>
-          <w:rStyle w:val="VerbatimChar"/>
-        </w:rPr>
-        <w:t xml:space="preserve">## [1] 302</w:t>
-      </w:r>
-      <w:r>
-        <w:br/>
-      </w:r>
-      <w:r>
-        <w:rPr>
-          <w:rStyle w:val="VerbatimChar"/>
-        </w:rPr>
-        <w:t xml:space="preserve">## [1] 303</w:t>
-      </w:r>
-      <w:r>
-        <w:br/>
-      </w:r>
-      <w:r>
-        <w:rPr>
-          <w:rStyle w:val="VerbatimChar"/>
-        </w:rPr>
-        <w:t xml:space="preserve">## [1] 304</w:t>
-      </w:r>
-      <w:r>
-        <w:br/>
-      </w:r>
-      <w:r>
-        <w:rPr>
-          <w:rStyle w:val="VerbatimChar"/>
-        </w:rPr>
-        <w:t xml:space="preserve">## [1] 305</w:t>
       </w:r>
       <w:r>
         <w:br/>
@@ -17867,268 +15419,268 @@
         <w:rPr>
           <w:rStyle w:val="VerbatimChar"/>
         </w:rPr>
-        <w:t xml:space="preserve">##  [1,]     -9.6022656 -9.5086105</w:t>
-      </w:r>
-      <w:r>
-        <w:br/>
-      </w:r>
-      <w:r>
-        <w:rPr>
-          <w:rStyle w:val="VerbatimChar"/>
-        </w:rPr>
-        <w:t xml:space="preserve">##  [2,]      1.1518392  0.7591228</w:t>
-      </w:r>
-      <w:r>
-        <w:br/>
-      </w:r>
-      <w:r>
-        <w:rPr>
-          <w:rStyle w:val="VerbatimChar"/>
-        </w:rPr>
-        <w:t xml:space="preserve">##  [3,]     -3.5960331 -3.7075243</w:t>
-      </w:r>
-      <w:r>
-        <w:br/>
-      </w:r>
-      <w:r>
-        <w:rPr>
-          <w:rStyle w:val="VerbatimChar"/>
-        </w:rPr>
-        <w:t xml:space="preserve">##  [4,]      0.6950666  0.3355096</w:t>
-      </w:r>
-      <w:r>
-        <w:br/>
-      </w:r>
-      <w:r>
-        <w:rPr>
-          <w:rStyle w:val="VerbatimChar"/>
-        </w:rPr>
-        <w:t xml:space="preserve">##  [5,]      2.5149079  2.3513100</w:t>
-      </w:r>
-      <w:r>
-        <w:br/>
-      </w:r>
-      <w:r>
-        <w:rPr>
-          <w:rStyle w:val="VerbatimChar"/>
-        </w:rPr>
-        <w:t xml:space="preserve">##  [6,]      4.0163790  3.6339279</w:t>
-      </w:r>
-      <w:r>
-        <w:br/>
-      </w:r>
-      <w:r>
-        <w:rPr>
-          <w:rStyle w:val="VerbatimChar"/>
-        </w:rPr>
-        <w:t xml:space="preserve">##  [7,]     -8.1289549 -7.7786737</w:t>
-      </w:r>
-      <w:r>
-        <w:br/>
-      </w:r>
-      <w:r>
-        <w:rPr>
-          <w:rStyle w:val="VerbatimChar"/>
-        </w:rPr>
-        <w:t xml:space="preserve">##  [8,]     -1.8492285 -1.4639129</w:t>
-      </w:r>
-      <w:r>
-        <w:br/>
-      </w:r>
-      <w:r>
-        <w:rPr>
-          <w:rStyle w:val="VerbatimChar"/>
-        </w:rPr>
-        <w:t xml:space="preserve">##  [9,]      9.4114802  8.9578261</w:t>
-      </w:r>
-      <w:r>
-        <w:br/>
-      </w:r>
-      <w:r>
-        <w:rPr>
-          <w:rStyle w:val="VerbatimChar"/>
-        </w:rPr>
-        <w:t xml:space="preserve">## [10,]     -5.4632393 -5.0268592</w:t>
-      </w:r>
-      <w:r>
-        <w:br/>
-      </w:r>
-      <w:r>
-        <w:rPr>
-          <w:rStyle w:val="VerbatimChar"/>
-        </w:rPr>
-        <w:t xml:space="preserve">## [11,]     -1.1283811 -0.9871431</w:t>
-      </w:r>
-      <w:r>
-        <w:br/>
-      </w:r>
-      <w:r>
-        <w:rPr>
-          <w:rStyle w:val="VerbatimChar"/>
-        </w:rPr>
-        <w:t xml:space="preserve">## [12,]     -6.4267524 -6.0472890</w:t>
-      </w:r>
-      <w:r>
-        <w:br/>
-      </w:r>
-      <w:r>
-        <w:rPr>
-          <w:rStyle w:val="VerbatimChar"/>
-        </w:rPr>
-        <w:t xml:space="preserve">## [13,]      7.3953278  6.8645284</w:t>
-      </w:r>
-      <w:r>
-        <w:br/>
-      </w:r>
-      <w:r>
-        <w:rPr>
-          <w:rStyle w:val="VerbatimChar"/>
-        </w:rPr>
-        <w:t xml:space="preserve">## [14,]      9.0239179  8.2462187</w:t>
-      </w:r>
-      <w:r>
-        <w:br/>
-      </w:r>
-      <w:r>
-        <w:rPr>
-          <w:rStyle w:val="VerbatimChar"/>
-        </w:rPr>
-        <w:t xml:space="preserve">## [15,]      6.9061244  6.5254914</w:t>
-      </w:r>
-      <w:r>
-        <w:br/>
-      </w:r>
-      <w:r>
-        <w:rPr>
-          <w:rStyle w:val="VerbatimChar"/>
-        </w:rPr>
-        <w:t xml:space="preserve">## [16,]      2.1671286  2.2141433</w:t>
-      </w:r>
-      <w:r>
-        <w:br/>
-      </w:r>
-      <w:r>
-        <w:rPr>
-          <w:rStyle w:val="VerbatimChar"/>
-        </w:rPr>
-        <w:t xml:space="preserve">## [17,]     -3.8686209 -3.5786651</w:t>
-      </w:r>
-      <w:r>
-        <w:br/>
-      </w:r>
-      <w:r>
-        <w:rPr>
-          <w:rStyle w:val="VerbatimChar"/>
-        </w:rPr>
-        <w:t xml:space="preserve">## [18,]     -6.5407633 -6.3903762</w:t>
-      </w:r>
-      <w:r>
-        <w:br/>
-      </w:r>
-      <w:r>
-        <w:rPr>
-          <w:rStyle w:val="VerbatimChar"/>
-        </w:rPr>
-        <w:t xml:space="preserve">## [19,]      0.9661811  0.8681067</w:t>
-      </w:r>
-      <w:r>
-        <w:br/>
-      </w:r>
-      <w:r>
-        <w:rPr>
-          <w:rStyle w:val="VerbatimChar"/>
-        </w:rPr>
-        <w:t xml:space="preserve">## [20,]      4.5438709  3.8790869</w:t>
-      </w:r>
-      <w:r>
-        <w:br/>
-      </w:r>
-      <w:r>
-        <w:rPr>
-          <w:rStyle w:val="VerbatimChar"/>
-        </w:rPr>
-        <w:t xml:space="preserve">## [21,]     -3.2559726 -3.0758020</w:t>
-      </w:r>
-      <w:r>
-        <w:br/>
-      </w:r>
-      <w:r>
-        <w:rPr>
-          <w:rStyle w:val="VerbatimChar"/>
-        </w:rPr>
-        <w:t xml:space="preserve">## [22,]      7.9510154  7.8500727</w:t>
-      </w:r>
-      <w:r>
-        <w:br/>
-      </w:r>
-      <w:r>
-        <w:rPr>
-          <w:rStyle w:val="VerbatimChar"/>
-        </w:rPr>
-        <w:t xml:space="preserve">## [23,]     -9.2911610 -8.6790961</w:t>
-      </w:r>
-      <w:r>
-        <w:br/>
-      </w:r>
-      <w:r>
-        <w:rPr>
-          <w:rStyle w:val="VerbatimChar"/>
-        </w:rPr>
-        <w:t xml:space="preserve">## [24,]      7.1480148  6.9318807</w:t>
-      </w:r>
-      <w:r>
-        <w:br/>
-      </w:r>
-      <w:r>
-        <w:rPr>
-          <w:rStyle w:val="VerbatimChar"/>
-        </w:rPr>
-        <w:t xml:space="preserve">## [25,]      7.3139084  6.9250892</w:t>
-      </w:r>
-      <w:r>
-        <w:br/>
-      </w:r>
-      <w:r>
-        <w:rPr>
-          <w:rStyle w:val="VerbatimChar"/>
-        </w:rPr>
-        <w:t xml:space="preserve">## [26,]      1.4097877  1.4936900</w:t>
-      </w:r>
-      <w:r>
-        <w:br/>
-      </w:r>
-      <w:r>
-        <w:rPr>
-          <w:rStyle w:val="VerbatimChar"/>
-        </w:rPr>
-        <w:t xml:space="preserve">## [27,]      6.4180076  6.4200260</w:t>
-      </w:r>
-      <w:r>
-        <w:br/>
-      </w:r>
-      <w:r>
-        <w:rPr>
-          <w:rStyle w:val="VerbatimChar"/>
-        </w:rPr>
-        <w:t xml:space="preserve">## [28,]     -9.7336560 -9.4634139</w:t>
-      </w:r>
-      <w:r>
-        <w:br/>
-      </w:r>
-      <w:r>
-        <w:rPr>
-          <w:rStyle w:val="VerbatimChar"/>
-        </w:rPr>
-        <w:t xml:space="preserve">## [29,]      2.1487088  2.0389890</w:t>
-      </w:r>
-      <w:r>
-        <w:br/>
-      </w:r>
-      <w:r>
-        <w:rPr>
-          <w:rStyle w:val="VerbatimChar"/>
-        </w:rPr>
-        <w:t xml:space="preserve">## [30,]      8.8544129  8.5600544</w:t>
+        <w:t xml:space="preserve">##  [1,]    -6.78492616 -6.6178593</w:t>
+      </w:r>
+      <w:r>
+        <w:br/>
+      </w:r>
+      <w:r>
+        <w:rPr>
+          <w:rStyle w:val="VerbatimChar"/>
+        </w:rPr>
+        <w:t xml:space="preserve">##  [2,]    -0.07065325 -0.3753387</w:t>
+      </w:r>
+      <w:r>
+        <w:br/>
+      </w:r>
+      <w:r>
+        <w:rPr>
+          <w:rStyle w:val="VerbatimChar"/>
+        </w:rPr>
+        <w:t xml:space="preserve">##  [3,]    -1.71006030 -1.4738338</w:t>
+      </w:r>
+      <w:r>
+        <w:br/>
+      </w:r>
+      <w:r>
+        <w:rPr>
+          <w:rStyle w:val="VerbatimChar"/>
+        </w:rPr>
+        <w:t xml:space="preserve">##  [4,]     0.59703459  1.0952580</w:t>
+      </w:r>
+      <w:r>
+        <w:br/>
+      </w:r>
+      <w:r>
+        <w:rPr>
+          <w:rStyle w:val="VerbatimChar"/>
+        </w:rPr>
+        <w:t xml:space="preserve">##  [5,]    -2.06178613 -2.3403822</w:t>
+      </w:r>
+      <w:r>
+        <w:br/>
+      </w:r>
+      <w:r>
+        <w:rPr>
+          <w:rStyle w:val="VerbatimChar"/>
+        </w:rPr>
+        <w:t xml:space="preserve">##  [6,]    -3.86783529 -3.5314326</w:t>
+      </w:r>
+      <w:r>
+        <w:br/>
+      </w:r>
+      <w:r>
+        <w:rPr>
+          <w:rStyle w:val="VerbatimChar"/>
+        </w:rPr>
+        <w:t xml:space="preserve">##  [7,]     8.46893770  7.9773300</w:t>
+      </w:r>
+      <w:r>
+        <w:br/>
+      </w:r>
+      <w:r>
+        <w:rPr>
+          <w:rStyle w:val="VerbatimChar"/>
+        </w:rPr>
+        <w:t xml:space="preserve">##  [8,]    -3.65265844 -3.9077075</w:t>
+      </w:r>
+      <w:r>
+        <w:br/>
+      </w:r>
+      <w:r>
+        <w:rPr>
+          <w:rStyle w:val="VerbatimChar"/>
+        </w:rPr>
+        <w:t xml:space="preserve">##  [9,]    -2.22616904 -2.3283126</w:t>
+      </w:r>
+      <w:r>
+        <w:br/>
+      </w:r>
+      <w:r>
+        <w:rPr>
+          <w:rStyle w:val="VerbatimChar"/>
+        </w:rPr>
+        <w:t xml:space="preserve">## [10,]     1.63786163  1.7843416</w:t>
+      </w:r>
+      <w:r>
+        <w:br/>
+      </w:r>
+      <w:r>
+        <w:rPr>
+          <w:rStyle w:val="VerbatimChar"/>
+        </w:rPr>
+        <w:t xml:space="preserve">## [11,]    -6.81129513 -6.8717300</w:t>
+      </w:r>
+      <w:r>
+        <w:br/>
+      </w:r>
+      <w:r>
+        <w:rPr>
+          <w:rStyle w:val="VerbatimChar"/>
+        </w:rPr>
+        <w:t xml:space="preserve">## [12,]    -5.06147945 -4.8753227</w:t>
+      </w:r>
+      <w:r>
+        <w:br/>
+      </w:r>
+      <w:r>
+        <w:rPr>
+          <w:rStyle w:val="VerbatimChar"/>
+        </w:rPr>
+        <w:t xml:space="preserve">## [13,]    -5.60012087 -5.2795257</w:t>
+      </w:r>
+      <w:r>
+        <w:br/>
+      </w:r>
+      <w:r>
+        <w:rPr>
+          <w:rStyle w:val="VerbatimChar"/>
+        </w:rPr>
+        <w:t xml:space="preserve">## [14,]     6.42534588  6.1954139</w:t>
+      </w:r>
+      <w:r>
+        <w:br/>
+      </w:r>
+      <w:r>
+        <w:rPr>
+          <w:rStyle w:val="VerbatimChar"/>
+        </w:rPr>
+        <w:t xml:space="preserve">## [15,]     4.57673176  4.2782677</w:t>
+      </w:r>
+      <w:r>
+        <w:br/>
+      </w:r>
+      <w:r>
+        <w:rPr>
+          <w:rStyle w:val="VerbatimChar"/>
+        </w:rPr>
+        <w:t xml:space="preserve">## [16,]    -0.46434499 -0.5396361</w:t>
+      </w:r>
+      <w:r>
+        <w:br/>
+      </w:r>
+      <w:r>
+        <w:rPr>
+          <w:rStyle w:val="VerbatimChar"/>
+        </w:rPr>
+        <w:t xml:space="preserve">## [17,]     0.88339161  1.1080453</w:t>
+      </w:r>
+      <w:r>
+        <w:br/>
+      </w:r>
+      <w:r>
+        <w:rPr>
+          <w:rStyle w:val="VerbatimChar"/>
+        </w:rPr>
+        <w:t xml:space="preserve">## [18,]     3.40701937  3.3945416</w:t>
+      </w:r>
+      <w:r>
+        <w:br/>
+      </w:r>
+      <w:r>
+        <w:rPr>
+          <w:rStyle w:val="VerbatimChar"/>
+        </w:rPr>
+        <w:t xml:space="preserve">## [19,]     5.70940017  5.3452597</w:t>
+      </w:r>
+      <w:r>
+        <w:br/>
+      </w:r>
+      <w:r>
+        <w:rPr>
+          <w:rStyle w:val="VerbatimChar"/>
+        </w:rPr>
+        <w:t xml:space="preserve">## [20,]     1.23353493  1.2814337</w:t>
+      </w:r>
+      <w:r>
+        <w:br/>
+      </w:r>
+      <w:r>
+        <w:rPr>
+          <w:rStyle w:val="VerbatimChar"/>
+        </w:rPr>
+        <w:t xml:space="preserve">## [21,]     4.36296320  4.0664180</w:t>
+      </w:r>
+      <w:r>
+        <w:br/>
+      </w:r>
+      <w:r>
+        <w:rPr>
+          <w:rStyle w:val="VerbatimChar"/>
+        </w:rPr>
+        <w:t xml:space="preserve">## [22,]     7.88964814  7.5886772</w:t>
+      </w:r>
+      <w:r>
+        <w:br/>
+      </w:r>
+      <w:r>
+        <w:rPr>
+          <w:rStyle w:val="VerbatimChar"/>
+        </w:rPr>
+        <w:t xml:space="preserve">## [23,]    -8.49823842 -7.9460268</w:t>
+      </w:r>
+      <w:r>
+        <w:br/>
+      </w:r>
+      <w:r>
+        <w:rPr>
+          <w:rStyle w:val="VerbatimChar"/>
+        </w:rPr>
+        <w:t xml:space="preserve">## [24,]     8.78694582  8.7634763</w:t>
+      </w:r>
+      <w:r>
+        <w:br/>
+      </w:r>
+      <w:r>
+        <w:rPr>
+          <w:rStyle w:val="VerbatimChar"/>
+        </w:rPr>
+        <w:t xml:space="preserve">## [25,]     4.14209925  3.8685602</w:t>
+      </w:r>
+      <w:r>
+        <w:br/>
+      </w:r>
+      <w:r>
+        <w:rPr>
+          <w:rStyle w:val="VerbatimChar"/>
+        </w:rPr>
+        <w:t xml:space="preserve">## [26,]    -5.43421466 -4.8139629</w:t>
+      </w:r>
+      <w:r>
+        <w:br/>
+      </w:r>
+      <w:r>
+        <w:rPr>
+          <w:rStyle w:val="VerbatimChar"/>
+        </w:rPr>
+        <w:t xml:space="preserve">## [27,]    -0.85166571 -1.0107075</w:t>
+      </w:r>
+      <w:r>
+        <w:br/>
+      </w:r>
+      <w:r>
+        <w:rPr>
+          <w:rStyle w:val="VerbatimChar"/>
+        </w:rPr>
+        <w:t xml:space="preserve">## [28,]    -1.20215236 -1.3235758</w:t>
+      </w:r>
+      <w:r>
+        <w:br/>
+      </w:r>
+      <w:r>
+        <w:rPr>
+          <w:rStyle w:val="VerbatimChar"/>
+        </w:rPr>
+        <w:t xml:space="preserve">## [29,]     2.01097705  2.2100069</w:t>
+      </w:r>
+      <w:r>
+        <w:br/>
+      </w:r>
+      <w:r>
+        <w:rPr>
+          <w:rStyle w:val="VerbatimChar"/>
+        </w:rPr>
+        <w:t xml:space="preserve">## [30,]     3.86310525  3.9251089</w:t>
       </w:r>
     </w:p>
     <w:bookmarkEnd w:id="29"/>
@@ -19811,6 +17363,24 @@
         </w:rPr>
         <w:t xml:space="preserve">## [1] 134</w:t>
       </w:r>
+      <w:r>
+        <w:br/>
+      </w:r>
+      <w:r>
+        <w:rPr>
+          <w:rStyle w:val="VerbatimChar"/>
+        </w:rPr>
+        <w:t xml:space="preserve">## [1] 135</w:t>
+      </w:r>
+      <w:r>
+        <w:br/>
+      </w:r>
+      <w:r>
+        <w:rPr>
+          <w:rStyle w:val="VerbatimChar"/>
+        </w:rPr>
+        <w:t xml:space="preserve">## [1] 136</w:t>
+      </w:r>
     </w:p>
     <w:p>
       <w:pPr>
@@ -19936,898 +17506,448 @@
         <w:rPr>
           <w:rStyle w:val="VerbatimChar"/>
         </w:rPr>
-        <w:t xml:space="preserve">##   [1] "Estimated Beta= 3.36600683590911"    </w:t>
-      </w:r>
-      <w:r>
-        <w:br/>
-      </w:r>
-      <w:r>
-        <w:rPr>
-          <w:rStyle w:val="VerbatimChar"/>
-        </w:rPr>
-        <w:t xml:space="preserve">##   [2] "Estimated Beta= 2.54798174050051"    </w:t>
-      </w:r>
-      <w:r>
-        <w:br/>
-      </w:r>
-      <w:r>
-        <w:rPr>
-          <w:rStyle w:val="VerbatimChar"/>
-        </w:rPr>
-        <w:t xml:space="preserve">##   [3] "Estimated Beta= -6.42112636776248"   </w:t>
-      </w:r>
-      <w:r>
-        <w:br/>
-      </w:r>
-      <w:r>
-        <w:rPr>
-          <w:rStyle w:val="VerbatimChar"/>
-        </w:rPr>
-        <w:t xml:space="preserve">##   [4] "Estimated Beta= 0.382744063274418"   </w:t>
-      </w:r>
-      <w:r>
-        <w:br/>
-      </w:r>
-      <w:r>
-        <w:rPr>
-          <w:rStyle w:val="VerbatimChar"/>
-        </w:rPr>
-        <w:t xml:space="preserve">##   [5] "Estimated Beta= -2.55091986943828"   </w:t>
-      </w:r>
-      <w:r>
-        <w:br/>
-      </w:r>
-      <w:r>
-        <w:rPr>
-          <w:rStyle w:val="VerbatimChar"/>
-        </w:rPr>
-        <w:t xml:space="preserve">##   [6] "Estimated Beta= 6.1912535814733"     </w:t>
-      </w:r>
-      <w:r>
-        <w:br/>
-      </w:r>
-      <w:r>
-        <w:rPr>
-          <w:rStyle w:val="VerbatimChar"/>
-        </w:rPr>
-        <w:t xml:space="preserve">##   [7] "Estimated Beta= 9.82728552679447"    </w:t>
-      </w:r>
-      <w:r>
-        <w:br/>
-      </w:r>
-      <w:r>
-        <w:rPr>
-          <w:rStyle w:val="VerbatimChar"/>
-        </w:rPr>
-        <w:t xml:space="preserve">##   [8] "Estimated Beta= -10.027739323472"    </w:t>
-      </w:r>
-      <w:r>
-        <w:br/>
-      </w:r>
-      <w:r>
-        <w:rPr>
-          <w:rStyle w:val="VerbatimChar"/>
-        </w:rPr>
-        <w:t xml:space="preserve">##   [9] "Estimated Beta= 1.58164254214027"    </w:t>
-      </w:r>
-      <w:r>
-        <w:br/>
-      </w:r>
-      <w:r>
-        <w:rPr>
-          <w:rStyle w:val="VerbatimChar"/>
-        </w:rPr>
-        <w:t xml:space="preserve">##  [10] "Estimated Beta= 5.95665888334962"    </w:t>
-      </w:r>
-      <w:r>
-        <w:br/>
-      </w:r>
-      <w:r>
-        <w:rPr>
-          <w:rStyle w:val="VerbatimChar"/>
-        </w:rPr>
-        <w:t xml:space="preserve">##  [11] "Estimated Beta= 8.59480066001666"    </w:t>
-      </w:r>
-      <w:r>
-        <w:br/>
-      </w:r>
-      <w:r>
-        <w:rPr>
-          <w:rStyle w:val="VerbatimChar"/>
-        </w:rPr>
-        <w:t xml:space="preserve">##  [12] "Estimated Beta= 3.41290278889821"    </w:t>
-      </w:r>
-      <w:r>
-        <w:br/>
-      </w:r>
-      <w:r>
-        <w:rPr>
-          <w:rStyle w:val="VerbatimChar"/>
-        </w:rPr>
-        <w:t xml:space="preserve">##  [13] "Estimated Beta= -8.48276392747696"   </w:t>
-      </w:r>
-      <w:r>
-        <w:br/>
-      </w:r>
-      <w:r>
-        <w:rPr>
-          <w:rStyle w:val="VerbatimChar"/>
-        </w:rPr>
-        <w:t xml:space="preserve">##  [14] "Estimated Beta= -8.83627875557978"   </w:t>
-      </w:r>
-      <w:r>
-        <w:br/>
-      </w:r>
-      <w:r>
-        <w:rPr>
-          <w:rStyle w:val="VerbatimChar"/>
-        </w:rPr>
-        <w:t xml:space="preserve">##  [15] "Estimated Beta= 6.62680512703634"    </w:t>
-      </w:r>
-      <w:r>
-        <w:br/>
-      </w:r>
-      <w:r>
-        <w:rPr>
-          <w:rStyle w:val="VerbatimChar"/>
-        </w:rPr>
-        <w:t xml:space="preserve">##  [16] "Estimated Beta= -7.27172715051215"   </w:t>
-      </w:r>
-      <w:r>
-        <w:br/>
-      </w:r>
-      <w:r>
-        <w:rPr>
-          <w:rStyle w:val="VerbatimChar"/>
-        </w:rPr>
-        <w:t xml:space="preserve">##  [17] "Estimated Beta= -8.88342254533081"   </w:t>
-      </w:r>
-      <w:r>
-        <w:br/>
-      </w:r>
-      <w:r>
-        <w:rPr>
-          <w:rStyle w:val="VerbatimChar"/>
-        </w:rPr>
-        <w:t xml:space="preserve">##  [18] "Estimated Beta= -9.59405409163879"   </w:t>
-      </w:r>
-      <w:r>
-        <w:br/>
-      </w:r>
-      <w:r>
-        <w:rPr>
-          <w:rStyle w:val="VerbatimChar"/>
-        </w:rPr>
-        <w:t xml:space="preserve">##  [19] "Estimated Beta= -8.99195219682048"   </w:t>
-      </w:r>
-      <w:r>
-        <w:br/>
-      </w:r>
-      <w:r>
-        <w:rPr>
-          <w:rStyle w:val="VerbatimChar"/>
-        </w:rPr>
-        <w:t xml:space="preserve">##  [20] "Estimated Beta= 4.52819644080897"    </w:t>
-      </w:r>
-      <w:r>
-        <w:br/>
-      </w:r>
-      <w:r>
-        <w:rPr>
-          <w:rStyle w:val="VerbatimChar"/>
-        </w:rPr>
-        <w:t xml:space="preserve">##  [21] "Estimated Beta= -8.94585787116993"   </w:t>
-      </w:r>
-      <w:r>
-        <w:br/>
-      </w:r>
-      <w:r>
-        <w:rPr>
-          <w:rStyle w:val="VerbatimChar"/>
-        </w:rPr>
-        <w:t xml:space="preserve">##  [22] "Estimated Beta= 1.12200421903182"    </w:t>
-      </w:r>
-      <w:r>
-        <w:br/>
-      </w:r>
-      <w:r>
-        <w:rPr>
-          <w:rStyle w:val="VerbatimChar"/>
-        </w:rPr>
-        <w:t xml:space="preserve">##  [23] "Estimated Beta= 0.363166001853683"   </w:t>
-      </w:r>
-      <w:r>
-        <w:br/>
-      </w:r>
-      <w:r>
-        <w:rPr>
-          <w:rStyle w:val="VerbatimChar"/>
-        </w:rPr>
-        <w:t xml:space="preserve">##  [24] "Estimated Beta= -7.74515816250611"   </w:t>
-      </w:r>
-      <w:r>
-        <w:br/>
-      </w:r>
-      <w:r>
-        <w:rPr>
-          <w:rStyle w:val="VerbatimChar"/>
-        </w:rPr>
-        <w:t xml:space="preserve">##  [25] "Estimated Beta= 2.35077906579364"    </w:t>
-      </w:r>
-      <w:r>
-        <w:br/>
-      </w:r>
-      <w:r>
-        <w:rPr>
-          <w:rStyle w:val="VerbatimChar"/>
-        </w:rPr>
-        <w:t xml:space="preserve">##  [26] "Estimated Beta= 8.49549901131444"    </w:t>
-      </w:r>
-      <w:r>
-        <w:br/>
-      </w:r>
-      <w:r>
-        <w:rPr>
-          <w:rStyle w:val="VerbatimChar"/>
-        </w:rPr>
-        <w:t xml:space="preserve">##  [27] "Estimated Beta= 7.90563519395306"    </w:t>
-      </w:r>
-      <w:r>
-        <w:br/>
-      </w:r>
-      <w:r>
-        <w:rPr>
-          <w:rStyle w:val="VerbatimChar"/>
-        </w:rPr>
-        <w:t xml:space="preserve">##  [28] "Estimated Beta= 6.47944411699475"    </w:t>
-      </w:r>
-      <w:r>
-        <w:br/>
-      </w:r>
-      <w:r>
-        <w:rPr>
-          <w:rStyle w:val="VerbatimChar"/>
-        </w:rPr>
-        <w:t xml:space="preserve">##  [29] "Estimated Beta= -0.647717485067298"  </w:t>
-      </w:r>
-      <w:r>
-        <w:br/>
-      </w:r>
-      <w:r>
-        <w:rPr>
-          <w:rStyle w:val="VerbatimChar"/>
-        </w:rPr>
-        <w:t xml:space="preserve">##  [30] "Estimated Beta= -7.17405663633276"   </w:t>
-      </w:r>
-      <w:r>
-        <w:br/>
-      </w:r>
-      <w:r>
-        <w:rPr>
-          <w:rStyle w:val="VerbatimChar"/>
-        </w:rPr>
-        <w:t xml:space="preserve">##  [31] "Estimated Beta= -9.20178722840702"   </w:t>
-      </w:r>
-      <w:r>
-        <w:br/>
-      </w:r>
-      <w:r>
-        <w:rPr>
-          <w:rStyle w:val="VerbatimChar"/>
-        </w:rPr>
-        <w:t xml:space="preserve">##  [32] "Estimated Beta= 0.266945611223167"   </w:t>
-      </w:r>
-      <w:r>
-        <w:br/>
-      </w:r>
-      <w:r>
-        <w:rPr>
-          <w:rStyle w:val="VerbatimChar"/>
-        </w:rPr>
-        <w:t xml:space="preserve">##  [33] "Estimated Beta= -6.48285146819854"   </w:t>
-      </w:r>
-      <w:r>
-        <w:br/>
-      </w:r>
-      <w:r>
-        <w:rPr>
-          <w:rStyle w:val="VerbatimChar"/>
-        </w:rPr>
-        <w:t xml:space="preserve">##  [34] "Estimated Beta= -7.02069336328216"   </w:t>
-      </w:r>
-      <w:r>
-        <w:br/>
-      </w:r>
-      <w:r>
-        <w:rPr>
-          <w:rStyle w:val="VerbatimChar"/>
-        </w:rPr>
-        <w:t xml:space="preserve">##  [35] "Estimated Beta= 2.42860478476353"    </w:t>
-      </w:r>
-      <w:r>
-        <w:br/>
-      </w:r>
-      <w:r>
-        <w:rPr>
-          <w:rStyle w:val="VerbatimChar"/>
-        </w:rPr>
-        <w:t xml:space="preserve">##  [36] "Estimated Beta= -0.609370405111409"  </w:t>
-      </w:r>
-      <w:r>
-        <w:br/>
-      </w:r>
-      <w:r>
-        <w:rPr>
-          <w:rStyle w:val="VerbatimChar"/>
-        </w:rPr>
-        <w:t xml:space="preserve">##  [37] "Estimated Beta= 5.12090933181587"    </w:t>
-      </w:r>
-      <w:r>
-        <w:br/>
-      </w:r>
-      <w:r>
-        <w:rPr>
-          <w:rStyle w:val="VerbatimChar"/>
-        </w:rPr>
-        <w:t xml:space="preserve">##  [38] "Estimated Beta= -1.32374226994345"   </w:t>
-      </w:r>
-      <w:r>
-        <w:br/>
-      </w:r>
-      <w:r>
-        <w:rPr>
-          <w:rStyle w:val="VerbatimChar"/>
-        </w:rPr>
-        <w:t xml:space="preserve">##  [39] "Estimated Beta= 4.19258732294815"    </w:t>
-      </w:r>
-      <w:r>
-        <w:br/>
-      </w:r>
-      <w:r>
-        <w:rPr>
-          <w:rStyle w:val="VerbatimChar"/>
-        </w:rPr>
-        <w:t xml:space="preserve">##  [40] "Estimated Beta= -1.8671575669495"    </w:t>
-      </w:r>
-      <w:r>
-        <w:br/>
-      </w:r>
-      <w:r>
-        <w:rPr>
-          <w:rStyle w:val="VerbatimChar"/>
-        </w:rPr>
-        <w:t xml:space="preserve">##  [41] "Estimated Beta= 1.75739546348853"    </w:t>
-      </w:r>
-      <w:r>
-        <w:br/>
-      </w:r>
-      <w:r>
-        <w:rPr>
-          <w:rStyle w:val="VerbatimChar"/>
-        </w:rPr>
-        <w:t xml:space="preserve">##  [42] "Estimated Beta= 1.61781211940989"    </w:t>
-      </w:r>
-      <w:r>
-        <w:br/>
-      </w:r>
-      <w:r>
-        <w:rPr>
-          <w:rStyle w:val="VerbatimChar"/>
-        </w:rPr>
-        <w:t xml:space="preserve">##  [43] "Estimated Beta= 5.24280239980054"    </w:t>
-      </w:r>
-      <w:r>
-        <w:br/>
-      </w:r>
-      <w:r>
-        <w:rPr>
-          <w:rStyle w:val="VerbatimChar"/>
-        </w:rPr>
-        <w:t xml:space="preserve">##  [44] "Estimated Beta= 2.73838218537358"    </w:t>
-      </w:r>
-      <w:r>
-        <w:br/>
-      </w:r>
-      <w:r>
-        <w:rPr>
-          <w:rStyle w:val="VerbatimChar"/>
-        </w:rPr>
-        <w:t xml:space="preserve">##  [45] "Estimated Beta= -1.15030524399104"   </w:t>
-      </w:r>
-      <w:r>
-        <w:br/>
-      </w:r>
-      <w:r>
-        <w:rPr>
-          <w:rStyle w:val="VerbatimChar"/>
-        </w:rPr>
-        <w:t xml:space="preserve">##  [46] "Estimated Beta= -8.71402940951414"   </w:t>
-      </w:r>
-      <w:r>
-        <w:br/>
-      </w:r>
-      <w:r>
-        <w:rPr>
-          <w:rStyle w:val="VerbatimChar"/>
-        </w:rPr>
-        <w:t xml:space="preserve">##  [47] "Estimated Beta= 8.11834540252435"    </w:t>
-      </w:r>
-      <w:r>
-        <w:br/>
-      </w:r>
-      <w:r>
-        <w:rPr>
-          <w:rStyle w:val="VerbatimChar"/>
-        </w:rPr>
-        <w:t xml:space="preserve">##  [48] "Estimated Beta= 10.1904812447521"    </w:t>
-      </w:r>
-      <w:r>
-        <w:br/>
-      </w:r>
-      <w:r>
-        <w:rPr>
-          <w:rStyle w:val="VerbatimChar"/>
-        </w:rPr>
-        <w:t xml:space="preserve">##  [49] "Estimated Beta= 4.04859915525087"    </w:t>
-      </w:r>
-      <w:r>
-        <w:br/>
-      </w:r>
-      <w:r>
-        <w:rPr>
-          <w:rStyle w:val="VerbatimChar"/>
-        </w:rPr>
-        <w:t xml:space="preserve">##  [50] "Estimated Beta= -4.20622543480533"   </w:t>
-      </w:r>
-      <w:r>
-        <w:br/>
-      </w:r>
-      <w:r>
-        <w:rPr>
-          <w:rStyle w:val="VerbatimChar"/>
-        </w:rPr>
-        <w:t xml:space="preserve">##  [51] "Estimated Beta= 6.96604277408189"    </w:t>
-      </w:r>
-      <w:r>
-        <w:br/>
-      </w:r>
-      <w:r>
-        <w:rPr>
-          <w:rStyle w:val="VerbatimChar"/>
-        </w:rPr>
-        <w:t xml:space="preserve">##  [52] "Estimated Beta= -0.825318584912038"  </w:t>
-      </w:r>
-      <w:r>
-        <w:br/>
-      </w:r>
-      <w:r>
-        <w:rPr>
-          <w:rStyle w:val="VerbatimChar"/>
-        </w:rPr>
-        <w:t xml:space="preserve">##  [53] "Estimated Beta= 9.3934837888528"     </w:t>
-      </w:r>
-      <w:r>
-        <w:br/>
-      </w:r>
-      <w:r>
-        <w:rPr>
-          <w:rStyle w:val="VerbatimChar"/>
-        </w:rPr>
-        <w:t xml:space="preserve">##  [54] "Estimated Beta= -3.84679813039907"   </w:t>
-      </w:r>
-      <w:r>
-        <w:br/>
-      </w:r>
-      <w:r>
-        <w:rPr>
-          <w:rStyle w:val="VerbatimChar"/>
-        </w:rPr>
-        <w:t xml:space="preserve">##  [55] "Estimated Beta= 0.267877458180853"   </w:t>
-      </w:r>
-      <w:r>
-        <w:br/>
-      </w:r>
-      <w:r>
-        <w:rPr>
-          <w:rStyle w:val="VerbatimChar"/>
-        </w:rPr>
-        <w:t xml:space="preserve">##  [56] "Estimated Beta= 0.799769812304486"   </w:t>
-      </w:r>
-      <w:r>
-        <w:br/>
-      </w:r>
-      <w:r>
-        <w:rPr>
-          <w:rStyle w:val="VerbatimChar"/>
-        </w:rPr>
-        <w:t xml:space="preserve">##  [57] "Estimated Beta= 1.30351693252772"    </w:t>
-      </w:r>
-      <w:r>
-        <w:br/>
-      </w:r>
-      <w:r>
-        <w:rPr>
-          <w:rStyle w:val="VerbatimChar"/>
-        </w:rPr>
-        <w:t xml:space="preserve">##  [58] "Estimated Beta= 1.64728260028428"    </w:t>
-      </w:r>
-      <w:r>
-        <w:br/>
-      </w:r>
-      <w:r>
-        <w:rPr>
-          <w:rStyle w:val="VerbatimChar"/>
-        </w:rPr>
-        <w:t xml:space="preserve">##  [59] "Estimated Beta= -9.5808143013202"    </w:t>
-      </w:r>
-      <w:r>
-        <w:br/>
-      </w:r>
-      <w:r>
-        <w:rPr>
-          <w:rStyle w:val="VerbatimChar"/>
-        </w:rPr>
-        <w:t xml:space="preserve">##  [60] "Estimated Beta= -0.00583285086077059"</w:t>
-      </w:r>
-      <w:r>
-        <w:br/>
-      </w:r>
-      <w:r>
-        <w:rPr>
-          <w:rStyle w:val="VerbatimChar"/>
-        </w:rPr>
-        <w:t xml:space="preserve">##  [61] "Estimated Beta= 2.17292720581663"    </w:t>
-      </w:r>
-      <w:r>
-        <w:br/>
-      </w:r>
-      <w:r>
-        <w:rPr>
-          <w:rStyle w:val="VerbatimChar"/>
-        </w:rPr>
-        <w:t xml:space="preserve">##  [62] "Estimated Beta= -0.51930714008744"   </w:t>
-      </w:r>
-      <w:r>
-        <w:br/>
-      </w:r>
-      <w:r>
-        <w:rPr>
-          <w:rStyle w:val="VerbatimChar"/>
-        </w:rPr>
-        <w:t xml:space="preserve">##  [63] "Estimated Beta= -2.92719803884279"   </w:t>
-      </w:r>
-      <w:r>
-        <w:br/>
-      </w:r>
-      <w:r>
-        <w:rPr>
-          <w:rStyle w:val="VerbatimChar"/>
-        </w:rPr>
-        <w:t xml:space="preserve">##  [64] "Estimated Beta= -5.60023188467716"   </w:t>
-      </w:r>
-      <w:r>
-        <w:br/>
-      </w:r>
-      <w:r>
-        <w:rPr>
-          <w:rStyle w:val="VerbatimChar"/>
-        </w:rPr>
-        <w:t xml:space="preserve">##  [65] "Estimated Beta= 10.276456555375"     </w:t>
-      </w:r>
-      <w:r>
-        <w:br/>
-      </w:r>
-      <w:r>
-        <w:rPr>
-          <w:rStyle w:val="VerbatimChar"/>
-        </w:rPr>
-        <w:t xml:space="preserve">##  [66] "Estimated Beta= -0.398350081286316"  </w:t>
-      </w:r>
-      <w:r>
-        <w:br/>
-      </w:r>
-      <w:r>
-        <w:rPr>
-          <w:rStyle w:val="VerbatimChar"/>
-        </w:rPr>
-        <w:t xml:space="preserve">##  [67] "Estimated Beta= 9.23626504581064"    </w:t>
-      </w:r>
-      <w:r>
-        <w:br/>
-      </w:r>
-      <w:r>
-        <w:rPr>
-          <w:rStyle w:val="VerbatimChar"/>
-        </w:rPr>
-        <w:t xml:space="preserve">##  [68] "Estimated Beta= 3.10995089422807"    </w:t>
-      </w:r>
-      <w:r>
-        <w:br/>
-      </w:r>
-      <w:r>
-        <w:rPr>
-          <w:rStyle w:val="VerbatimChar"/>
-        </w:rPr>
-        <w:t xml:space="preserve">##  [69] "Estimated Beta= -3.91768208808834"   </w:t>
-      </w:r>
-      <w:r>
-        <w:br/>
-      </w:r>
-      <w:r>
-        <w:rPr>
-          <w:rStyle w:val="VerbatimChar"/>
-        </w:rPr>
-        <w:t xml:space="preserve">##  [70] "Estimated Beta= 8.64835065863608"    </w:t>
-      </w:r>
-      <w:r>
-        <w:br/>
-      </w:r>
-      <w:r>
-        <w:rPr>
-          <w:rStyle w:val="VerbatimChar"/>
-        </w:rPr>
-        <w:t xml:space="preserve">##  [71] "Estimated Beta= 3.7104534672044"     </w:t>
-      </w:r>
-      <w:r>
-        <w:br/>
-      </w:r>
-      <w:r>
-        <w:rPr>
-          <w:rStyle w:val="VerbatimChar"/>
-        </w:rPr>
-        <w:t xml:space="preserve">##  [72] "Estimated Beta= 1.39552462570087"    </w:t>
-      </w:r>
-      <w:r>
-        <w:br/>
-      </w:r>
-      <w:r>
-        <w:rPr>
-          <w:rStyle w:val="VerbatimChar"/>
-        </w:rPr>
-        <w:t xml:space="preserve">##  [73] "Estimated Beta= -0.796607270426888"  </w:t>
-      </w:r>
-      <w:r>
-        <w:br/>
-      </w:r>
-      <w:r>
-        <w:rPr>
-          <w:rStyle w:val="VerbatimChar"/>
-        </w:rPr>
-        <w:t xml:space="preserve">##  [74] "Estimated Beta= 7.67770774248454"    </w:t>
-      </w:r>
-      <w:r>
-        <w:br/>
-      </w:r>
-      <w:r>
-        <w:rPr>
-          <w:rStyle w:val="VerbatimChar"/>
-        </w:rPr>
-        <w:t xml:space="preserve">##  [75] "Estimated Beta= 2.74640062684048"    </w:t>
-      </w:r>
-      <w:r>
-        <w:br/>
-      </w:r>
-      <w:r>
-        <w:rPr>
-          <w:rStyle w:val="VerbatimChar"/>
-        </w:rPr>
-        <w:t xml:space="preserve">##  [76] "Estimated Beta= -1.0345341369307"    </w:t>
-      </w:r>
-      <w:r>
-        <w:br/>
-      </w:r>
-      <w:r>
-        <w:rPr>
-          <w:rStyle w:val="VerbatimChar"/>
-        </w:rPr>
-        <w:t xml:space="preserve">##  [77] "Estimated Beta= 6.50949836933147"    </w:t>
-      </w:r>
-      <w:r>
-        <w:br/>
-      </w:r>
-      <w:r>
-        <w:rPr>
-          <w:rStyle w:val="VerbatimChar"/>
-        </w:rPr>
-        <w:t xml:space="preserve">##  [78] "Estimated Beta= 4.6631679174738"     </w:t>
-      </w:r>
-      <w:r>
-        <w:br/>
-      </w:r>
-      <w:r>
-        <w:rPr>
-          <w:rStyle w:val="VerbatimChar"/>
-        </w:rPr>
-        <w:t xml:space="preserve">##  [79] "Estimated Beta= 8.12517931196685"    </w:t>
-      </w:r>
-      <w:r>
-        <w:br/>
-      </w:r>
-      <w:r>
-        <w:rPr>
-          <w:rStyle w:val="VerbatimChar"/>
-        </w:rPr>
-        <w:t xml:space="preserve">##  [80] "Estimated Beta= -8.19326660426332"   </w:t>
-      </w:r>
-      <w:r>
-        <w:br/>
-      </w:r>
-      <w:r>
-        <w:rPr>
-          <w:rStyle w:val="VerbatimChar"/>
-        </w:rPr>
-        <w:t xml:space="preserve">##  [81] "Estimated Beta= -5.74342895490853"   </w:t>
-      </w:r>
-      <w:r>
-        <w:br/>
-      </w:r>
-      <w:r>
-        <w:rPr>
-          <w:rStyle w:val="VerbatimChar"/>
-        </w:rPr>
-        <w:t xml:space="preserve">##  [82] "Estimated Beta= 5.00829619932344"    </w:t>
-      </w:r>
-      <w:r>
-        <w:br/>
-      </w:r>
-      <w:r>
-        <w:rPr>
-          <w:rStyle w:val="VerbatimChar"/>
-        </w:rPr>
-        <w:t xml:space="preserve">##  [83] "Estimated Beta= -7.02518719990166"   </w:t>
-      </w:r>
-      <w:r>
-        <w:br/>
-      </w:r>
-      <w:r>
-        <w:rPr>
-          <w:rStyle w:val="VerbatimChar"/>
-        </w:rPr>
-        <w:t xml:space="preserve">##  [84] "Estimated Beta= -5.18527629581911"   </w:t>
-      </w:r>
-      <w:r>
-        <w:br/>
-      </w:r>
-      <w:r>
-        <w:rPr>
-          <w:rStyle w:val="VerbatimChar"/>
-        </w:rPr>
-        <w:t xml:space="preserve">##  [85] "Estimated Beta= 8.11017289094744"    </w:t>
-      </w:r>
-      <w:r>
-        <w:br/>
-      </w:r>
-      <w:r>
-        <w:rPr>
-          <w:rStyle w:val="VerbatimChar"/>
-        </w:rPr>
-        <w:t xml:space="preserve">##  [86] "Estimated Beta= 2.09082422856976"    </w:t>
-      </w:r>
-      <w:r>
-        <w:br/>
-      </w:r>
-      <w:r>
-        <w:rPr>
-          <w:rStyle w:val="VerbatimChar"/>
-        </w:rPr>
-        <w:t xml:space="preserve">##  [87] "Estimated Beta= 4.06201192100664"    </w:t>
-      </w:r>
-      <w:r>
-        <w:br/>
-      </w:r>
-      <w:r>
-        <w:rPr>
-          <w:rStyle w:val="VerbatimChar"/>
-        </w:rPr>
-        <w:t xml:space="preserve">##  [88] "Estimated Beta= -8.37228248790133"   </w:t>
-      </w:r>
-      <w:r>
-        <w:br/>
-      </w:r>
-      <w:r>
-        <w:rPr>
-          <w:rStyle w:val="VerbatimChar"/>
-        </w:rPr>
-        <w:t xml:space="preserve">##  [89] "Estimated Beta= 7.11759542433901"    </w:t>
-      </w:r>
-      <w:r>
-        <w:br/>
-      </w:r>
-      <w:r>
-        <w:rPr>
-          <w:rStyle w:val="VerbatimChar"/>
-        </w:rPr>
-        <w:t xml:space="preserve">##  [90] "Estimated Beta= 1.46876958327969"    </w:t>
-      </w:r>
-      <w:r>
-        <w:br/>
-      </w:r>
-      <w:r>
-        <w:rPr>
-          <w:rStyle w:val="VerbatimChar"/>
-        </w:rPr>
-        <w:t xml:space="preserve">##  [91] "Estimated Beta= 3.85476942970012"    </w:t>
-      </w:r>
-      <w:r>
-        <w:br/>
-      </w:r>
-      <w:r>
-        <w:rPr>
-          <w:rStyle w:val="VerbatimChar"/>
-        </w:rPr>
-        <w:t xml:space="preserve">##  [92] "Estimated Beta= 9.00676930520712"    </w:t>
-      </w:r>
-      <w:r>
-        <w:br/>
-      </w:r>
-      <w:r>
-        <w:rPr>
-          <w:rStyle w:val="VerbatimChar"/>
-        </w:rPr>
-        <w:t xml:space="preserve">##  [93] "Estimated Beta= -6.74584410367852"   </w:t>
-      </w:r>
-      <w:r>
-        <w:br/>
-      </w:r>
-      <w:r>
-        <w:rPr>
-          <w:rStyle w:val="VerbatimChar"/>
-        </w:rPr>
-        <w:t xml:space="preserve">##  [94] "Estimated Beta= -4.15724662485863"   </w:t>
-      </w:r>
-      <w:r>
-        <w:br/>
-      </w:r>
-      <w:r>
-        <w:rPr>
-          <w:rStyle w:val="VerbatimChar"/>
-        </w:rPr>
-        <w:t xml:space="preserve">##  [95] "Estimated Beta= -4.40487145940367"   </w:t>
-      </w:r>
-      <w:r>
-        <w:br/>
-      </w:r>
-      <w:r>
-        <w:rPr>
-          <w:rStyle w:val="VerbatimChar"/>
-        </w:rPr>
-        <w:t xml:space="preserve">##  [96] "Estimated Beta= -5.471910687999"     </w:t>
-      </w:r>
-      <w:r>
-        <w:br/>
-      </w:r>
-      <w:r>
-        <w:rPr>
-          <w:rStyle w:val="VerbatimChar"/>
-        </w:rPr>
-        <w:t xml:space="preserve">##  [97] "Estimated Beta= -2.4356254244757"    </w:t>
-      </w:r>
-      <w:r>
-        <w:br/>
-      </w:r>
-      <w:r>
-        <w:rPr>
-          <w:rStyle w:val="VerbatimChar"/>
-        </w:rPr>
-        <w:t xml:space="preserve">##  [98] "Estimated Beta= -2.07413117335187"   </w:t>
-      </w:r>
-      <w:r>
-        <w:br/>
-      </w:r>
-      <w:r>
-        <w:rPr>
-          <w:rStyle w:val="VerbatimChar"/>
-        </w:rPr>
-        <w:t xml:space="preserve">##  [99] "Estimated Beta= 10.1119939345822"    </w:t>
-      </w:r>
-      <w:r>
-        <w:br/>
-      </w:r>
-      <w:r>
-        <w:rPr>
-          <w:rStyle w:val="VerbatimChar"/>
-        </w:rPr>
-        <w:t xml:space="preserve">## [100] "Estimated Beta= -7.6968294097293"</w:t>
+        <w:t xml:space="preserve">##   [1] "Estimated Beta= -1.81117847426189"  "Estimated Beta= 0.686999394473401" </w:t>
+      </w:r>
+      <w:r>
+        <w:br/>
+      </w:r>
+      <w:r>
+        <w:rPr>
+          <w:rStyle w:val="VerbatimChar"/>
+        </w:rPr>
+        <w:t xml:space="preserve">##   [3] "Estimated Beta= 0.193974811669485"  "Estimated Beta= -1.87234545954101" </w:t>
+      </w:r>
+      <w:r>
+        <w:br/>
+      </w:r>
+      <w:r>
+        <w:rPr>
+          <w:rStyle w:val="VerbatimChar"/>
+        </w:rPr>
+        <w:t xml:space="preserve">##   [5] "Estimated Beta= -1.58539280439524"  "Estimated Beta= 7.73354056719241"  </w:t>
+      </w:r>
+      <w:r>
+        <w:br/>
+      </w:r>
+      <w:r>
+        <w:rPr>
+          <w:rStyle w:val="VerbatimChar"/>
+        </w:rPr>
+        <w:t xml:space="preserve">##   [7] "Estimated Beta= 3.34362051635042"   "Estimated Beta= 5.70312562476308"  </w:t>
+      </w:r>
+      <w:r>
+        <w:br/>
+      </w:r>
+      <w:r>
+        <w:rPr>
+          <w:rStyle w:val="VerbatimChar"/>
+        </w:rPr>
+        <w:t xml:space="preserve">##   [9] "Estimated Beta= 8.53210596948993"   "Estimated Beta= -5.6734246710189"  </w:t>
+      </w:r>
+      <w:r>
+        <w:br/>
+      </w:r>
+      <w:r>
+        <w:rPr>
+          <w:rStyle w:val="VerbatimChar"/>
+        </w:rPr>
+        <w:t xml:space="preserve">##  [11] "Estimated Beta= 3.01094603076965"   "Estimated Beta= 5.73981464704966"  </w:t>
+      </w:r>
+      <w:r>
+        <w:br/>
+      </w:r>
+      <w:r>
+        <w:rPr>
+          <w:rStyle w:val="VerbatimChar"/>
+        </w:rPr>
+        <w:t xml:space="preserve">##  [13] "Estimated Beta= 7.86322091437474"   "Estimated Beta= 1.19611548833422"  </w:t>
+      </w:r>
+      <w:r>
+        <w:br/>
+      </w:r>
+      <w:r>
+        <w:rPr>
+          <w:rStyle w:val="VerbatimChar"/>
+        </w:rPr>
+        <w:t xml:space="preserve">##  [15] "Estimated Beta= 2.37515505704142"   "Estimated Beta= 5.78534310946627"  </w:t>
+      </w:r>
+      <w:r>
+        <w:br/>
+      </w:r>
+      <w:r>
+        <w:rPr>
+          <w:rStyle w:val="VerbatimChar"/>
+        </w:rPr>
+        <w:t xml:space="preserve">##  [17] "Estimated Beta= -1.92559204254612"  "Estimated Beta= 6.58642338716844"  </w:t>
+      </w:r>
+      <w:r>
+        <w:br/>
+      </w:r>
+      <w:r>
+        <w:rPr>
+          <w:rStyle w:val="VerbatimChar"/>
+        </w:rPr>
+        <w:t xml:space="preserve">##  [19] "Estimated Beta= -3.95369865214388"  "Estimated Beta= -2.49254817935345" </w:t>
+      </w:r>
+      <w:r>
+        <w:br/>
+      </w:r>
+      <w:r>
+        <w:rPr>
+          <w:rStyle w:val="VerbatimChar"/>
+        </w:rPr>
+        <w:t xml:space="preserve">##  [21] "Estimated Beta= 3.91036609523622"   "Estimated Beta= 7.23331121011117"  </w:t>
+      </w:r>
+      <w:r>
+        <w:br/>
+      </w:r>
+      <w:r>
+        <w:rPr>
+          <w:rStyle w:val="VerbatimChar"/>
+        </w:rPr>
+        <w:t xml:space="preserve">##  [23] "Estimated Beta= -3.33308496867639"  "Estimated Beta= -3.33397433523189" </w:t>
+      </w:r>
+      <w:r>
+        <w:br/>
+      </w:r>
+      <w:r>
+        <w:rPr>
+          <w:rStyle w:val="VerbatimChar"/>
+        </w:rPr>
+        <w:t xml:space="preserve">##  [25] "Estimated Beta= 1.09687891824249"   "Estimated Beta= -6.76284761719998" </w:t>
+      </w:r>
+      <w:r>
+        <w:br/>
+      </w:r>
+      <w:r>
+        <w:rPr>
+          <w:rStyle w:val="VerbatimChar"/>
+        </w:rPr>
+        <w:t xml:space="preserve">##  [27] "Estimated Beta= 4.23322954056419"   "Estimated Beta= -6.58811481569782" </w:t>
+      </w:r>
+      <w:r>
+        <w:br/>
+      </w:r>
+      <w:r>
+        <w:rPr>
+          <w:rStyle w:val="VerbatimChar"/>
+        </w:rPr>
+        <w:t xml:space="preserve">##  [29] "Estimated Beta= -8.85948945757705"  "Estimated Beta= 0.166533089439158" </w:t>
+      </w:r>
+      <w:r>
+        <w:br/>
+      </w:r>
+      <w:r>
+        <w:rPr>
+          <w:rStyle w:val="VerbatimChar"/>
+        </w:rPr>
+        <w:t xml:space="preserve">##  [31] "Estimated Beta= 6.2399799842558"    "Estimated Beta= -5.96544640618299" </w:t>
+      </w:r>
+      <w:r>
+        <w:br/>
+      </w:r>
+      <w:r>
+        <w:rPr>
+          <w:rStyle w:val="VerbatimChar"/>
+        </w:rPr>
+        <w:t xml:space="preserve">##  [33] "Estimated Beta= -9.67959473783857"  "Estimated Beta= 9.28676658613405"  </w:t>
+      </w:r>
+      <w:r>
+        <w:br/>
+      </w:r>
+      <w:r>
+        <w:rPr>
+          <w:rStyle w:val="VerbatimChar"/>
+        </w:rPr>
+        <w:t xml:space="preserve">##  [35] "Estimated Beta= 7.88709469368994"   "Estimated Beta= 5.64983742738945"  </w:t>
+      </w:r>
+      <w:r>
+        <w:br/>
+      </w:r>
+      <w:r>
+        <w:rPr>
+          <w:rStyle w:val="VerbatimChar"/>
+        </w:rPr>
+        <w:t xml:space="preserve">##  [37] "Estimated Beta= -8.63335573499706"  "Estimated Beta= -0.847215633657721"</w:t>
+      </w:r>
+      <w:r>
+        <w:br/>
+      </w:r>
+      <w:r>
+        <w:rPr>
+          <w:rStyle w:val="VerbatimChar"/>
+        </w:rPr>
+        <w:t xml:space="preserve">##  [39] "Estimated Beta= -5.42538391694987"  "Estimated Beta= 0.794393691742267" </w:t>
+      </w:r>
+      <w:r>
+        <w:br/>
+      </w:r>
+      <w:r>
+        <w:rPr>
+          <w:rStyle w:val="VerbatimChar"/>
+        </w:rPr>
+        <w:t xml:space="preserve">##  [41] "Estimated Beta= -4.0679364762166"   "Estimated Beta= -2.35914731928433" </w:t>
+      </w:r>
+      <w:r>
+        <w:br/>
+      </w:r>
+      <w:r>
+        <w:rPr>
+          <w:rStyle w:val="VerbatimChar"/>
+        </w:rPr>
+        <w:t xml:space="preserve">##  [43] "Estimated Beta= -8.08229612669511"  "Estimated Beta= 9.63784168159801"  </w:t>
+      </w:r>
+      <w:r>
+        <w:br/>
+      </w:r>
+      <w:r>
+        <w:rPr>
+          <w:rStyle w:val="VerbatimChar"/>
+        </w:rPr>
+        <w:t xml:space="preserve">##  [45] "Estimated Beta= 8.24795304732821"   "Estimated Beta= 8.5029773648228"   </w:t>
+      </w:r>
+      <w:r>
+        <w:br/>
+      </w:r>
+      <w:r>
+        <w:rPr>
+          <w:rStyle w:val="VerbatimChar"/>
+        </w:rPr>
+        <w:t xml:space="preserve">##  [47] "Estimated Beta= 2.00537480037031"   "Estimated Beta= 6.93637053310389"  </w:t>
+      </w:r>
+      <w:r>
+        <w:br/>
+      </w:r>
+      <w:r>
+        <w:rPr>
+          <w:rStyle w:val="VerbatimChar"/>
+        </w:rPr>
+        <w:t xml:space="preserve">##  [49] "Estimated Beta= 4.82570346463644"   "Estimated Beta= -2.41592009309803" </w:t>
+      </w:r>
+      <w:r>
+        <w:br/>
+      </w:r>
+      <w:r>
+        <w:rPr>
+          <w:rStyle w:val="VerbatimChar"/>
+        </w:rPr>
+        <w:t xml:space="preserve">##  [51] "Estimated Beta= -8.93809691520147"  "Estimated Beta= 8.65433197548452"  </w:t>
+      </w:r>
+      <w:r>
+        <w:br/>
+      </w:r>
+      <w:r>
+        <w:rPr>
+          <w:rStyle w:val="VerbatimChar"/>
+        </w:rPr>
+        <w:t xml:space="preserve">##  [53] "Estimated Beta= -0.132144741342933" "Estimated Beta= -6.22275538103519" </w:t>
+      </w:r>
+      <w:r>
+        <w:br/>
+      </w:r>
+      <w:r>
+        <w:rPr>
+          <w:rStyle w:val="VerbatimChar"/>
+        </w:rPr>
+        <w:t xml:space="preserve">##  [55] "Estimated Beta= 1.335884560526"     "Estimated Beta= 3.94246144327889"  </w:t>
+      </w:r>
+      <w:r>
+        <w:br/>
+      </w:r>
+      <w:r>
+        <w:rPr>
+          <w:rStyle w:val="VerbatimChar"/>
+        </w:rPr>
+        <w:t xml:space="preserve">##  [57] "Estimated Beta= -7.89968050100003"  "Estimated Beta= 6.93098750195205"  </w:t>
+      </w:r>
+      <w:r>
+        <w:br/>
+      </w:r>
+      <w:r>
+        <w:rPr>
+          <w:rStyle w:val="VerbatimChar"/>
+        </w:rPr>
+        <w:t xml:space="preserve">##  [59] "Estimated Beta= 3.04731289796782"   "Estimated Beta= 4.83517289514241"  </w:t>
+      </w:r>
+      <w:r>
+        <w:br/>
+      </w:r>
+      <w:r>
+        <w:rPr>
+          <w:rStyle w:val="VerbatimChar"/>
+        </w:rPr>
+        <w:t xml:space="preserve">##  [61] "Estimated Beta= -8.94570427397528"  "Estimated Beta= -0.158096756604444"</w:t>
+      </w:r>
+      <w:r>
+        <w:br/>
+      </w:r>
+      <w:r>
+        <w:rPr>
+          <w:rStyle w:val="VerbatimChar"/>
+        </w:rPr>
+        <w:t xml:space="preserve">##  [63] "Estimated Beta= -5.59004431075095"  "Estimated Beta= -9.19363783160022" </w:t>
+      </w:r>
+      <w:r>
+        <w:br/>
+      </w:r>
+      <w:r>
+        <w:rPr>
+          <w:rStyle w:val="VerbatimChar"/>
+        </w:rPr>
+        <w:t xml:space="preserve">##  [65] "Estimated Beta= 10.1813716282649"   "Estimated Beta= 5.97305674805877"  </w:t>
+      </w:r>
+      <w:r>
+        <w:br/>
+      </w:r>
+      <w:r>
+        <w:rPr>
+          <w:rStyle w:val="VerbatimChar"/>
+        </w:rPr>
+        <w:t xml:space="preserve">##  [67] "Estimated Beta= -5.94541616385583"  "Estimated Beta= 9.74328041241518"  </w:t>
+      </w:r>
+      <w:r>
+        <w:br/>
+      </w:r>
+      <w:r>
+        <w:rPr>
+          <w:rStyle w:val="VerbatimChar"/>
+        </w:rPr>
+        <w:t xml:space="preserve">##  [69] "Estimated Beta= -7.60382078230674"  "Estimated Beta= 8.79009639862667"  </w:t>
+      </w:r>
+      <w:r>
+        <w:br/>
+      </w:r>
+      <w:r>
+        <w:rPr>
+          <w:rStyle w:val="VerbatimChar"/>
+        </w:rPr>
+        <w:t xml:space="preserve">##  [71] "Estimated Beta= 7.21710026530024"   "Estimated Beta= -4.97024706190382" </w:t>
+      </w:r>
+      <w:r>
+        <w:br/>
+      </w:r>
+      <w:r>
+        <w:rPr>
+          <w:rStyle w:val="VerbatimChar"/>
+        </w:rPr>
+        <w:t xml:space="preserve">##  [73] "Estimated Beta= 8.47557529556265"   "Estimated Beta= -4.85191877385558" </w:t>
+      </w:r>
+      <w:r>
+        <w:br/>
+      </w:r>
+      <w:r>
+        <w:rPr>
+          <w:rStyle w:val="VerbatimChar"/>
+        </w:rPr>
+        <w:t xml:space="preserve">##  [75] "Estimated Beta= 3.24289082558568"   "Estimated Beta= -1.51759625979132" </w:t>
+      </w:r>
+      <w:r>
+        <w:br/>
+      </w:r>
+      <w:r>
+        <w:rPr>
+          <w:rStyle w:val="VerbatimChar"/>
+        </w:rPr>
+        <w:t xml:space="preserve">##  [77] "Estimated Beta= -9.37504393583094"  "Estimated Beta= 0.232677423156192" </w:t>
+      </w:r>
+      <w:r>
+        <w:br/>
+      </w:r>
+      <w:r>
+        <w:rPr>
+          <w:rStyle w:val="VerbatimChar"/>
+        </w:rPr>
+        <w:t xml:space="preserve">##  [79] "Estimated Beta= -1.31073464831864"  "Estimated Beta= 0.520371928698869" </w:t>
+      </w:r>
+      <w:r>
+        <w:br/>
+      </w:r>
+      <w:r>
+        <w:rPr>
+          <w:rStyle w:val="VerbatimChar"/>
+        </w:rPr>
+        <w:t xml:space="preserve">##  [81] "Estimated Beta= -9.66794004554779"  "Estimated Beta= 6.12502242762453"  </w:t>
+      </w:r>
+      <w:r>
+        <w:br/>
+      </w:r>
+      <w:r>
+        <w:rPr>
+          <w:rStyle w:val="VerbatimChar"/>
+        </w:rPr>
+        <w:t xml:space="preserve">##  [83] "Estimated Beta= 7.12159683821976"   "Estimated Beta= 5.75559717142887"  </w:t>
+      </w:r>
+      <w:r>
+        <w:br/>
+      </w:r>
+      <w:r>
+        <w:rPr>
+          <w:rStyle w:val="VerbatimChar"/>
+        </w:rPr>
+        <w:t xml:space="preserve">##  [85] "Estimated Beta= 0.953191996752063"  "Estimated Beta= -5.69649642965227" </w:t>
+      </w:r>
+      <w:r>
+        <w:br/>
+      </w:r>
+      <w:r>
+        <w:rPr>
+          <w:rStyle w:val="VerbatimChar"/>
+        </w:rPr>
+        <w:t xml:space="preserve">##  [87] "Estimated Beta= 4.97229163985329"   "Estimated Beta= -9.66629915908632" </w:t>
+      </w:r>
+      <w:r>
+        <w:br/>
+      </w:r>
+      <w:r>
+        <w:rPr>
+          <w:rStyle w:val="VerbatimChar"/>
+        </w:rPr>
+        <w:t xml:space="preserve">##  [89] "Estimated Beta= -6.3882197795229"   "Estimated Beta= -7.11940016491259" </w:t>
+      </w:r>
+      <w:r>
+        <w:br/>
+      </w:r>
+      <w:r>
+        <w:rPr>
+          <w:rStyle w:val="VerbatimChar"/>
+        </w:rPr>
+        <w:t xml:space="preserve">##  [91] "Estimated Beta= -4.36998189356732"  "Estimated Beta= -1.70502504744112" </w:t>
+      </w:r>
+      <w:r>
+        <w:br/>
+      </w:r>
+      <w:r>
+        <w:rPr>
+          <w:rStyle w:val="VerbatimChar"/>
+        </w:rPr>
+        <w:t xml:space="preserve">##  [93] "Estimated Beta= -2.59907579985076"  "Estimated Beta= 4.56903511646267"  </w:t>
+      </w:r>
+      <w:r>
+        <w:br/>
+      </w:r>
+      <w:r>
+        <w:rPr>
+          <w:rStyle w:val="VerbatimChar"/>
+        </w:rPr>
+        <w:t xml:space="preserve">##  [95] "Estimated Beta= 0.489484019403306"  "Estimated Beta= 8.67571719842719"  </w:t>
+      </w:r>
+      <w:r>
+        <w:br/>
+      </w:r>
+      <w:r>
+        <w:rPr>
+          <w:rStyle w:val="VerbatimChar"/>
+        </w:rPr>
+        <w:t xml:space="preserve">##  [97] "Estimated Beta= 3.95043113084978"   "Estimated Beta= -0.683956396732183"</w:t>
+      </w:r>
+      <w:r>
+        <w:br/>
+      </w:r>
+      <w:r>
+        <w:rPr>
+          <w:rStyle w:val="VerbatimChar"/>
+        </w:rPr>
+        <w:t xml:space="preserve">##  [99] "Estimated Beta= -1.43989955935619"  "Estimated Beta= -2.96081552570612"</w:t>
       </w:r>
     </w:p>
     <w:p>
@@ -20939,907 +18059,907 @@
         <w:rPr>
           <w:rStyle w:val="VerbatimChar"/>
         </w:rPr>
-        <w:t xml:space="preserve">##        EstimatedValue   TrueValue</w:t>
-      </w:r>
-      <w:r>
-        <w:br/>
-      </w:r>
-      <w:r>
-        <w:rPr>
-          <w:rStyle w:val="VerbatimChar"/>
-        </w:rPr>
-        <w:t xml:space="preserve">##   [1,]    3.366006836  3.38199658</w:t>
-      </w:r>
-      <w:r>
-        <w:br/>
-      </w:r>
-      <w:r>
-        <w:rPr>
-          <w:rStyle w:val="VerbatimChar"/>
-        </w:rPr>
-        <w:t xml:space="preserve">##   [2,]    8.594800660  8.70861956</w:t>
-      </w:r>
-      <w:r>
-        <w:br/>
-      </w:r>
-      <w:r>
-        <w:rPr>
-          <w:rStyle w:val="VerbatimChar"/>
-        </w:rPr>
-        <w:t xml:space="preserve">##   [3,]   -8.945857871 -8.77616610</w:t>
-      </w:r>
-      <w:r>
-        <w:br/>
-      </w:r>
-      <w:r>
-        <w:rPr>
-          <w:rStyle w:val="VerbatimChar"/>
-        </w:rPr>
-        <w:t xml:space="preserve">##   [4,]   -9.201787228 -8.93425008</w:t>
-      </w:r>
-      <w:r>
-        <w:br/>
-      </w:r>
-      <w:r>
-        <w:rPr>
-          <w:rStyle w:val="VerbatimChar"/>
-        </w:rPr>
-        <w:t xml:space="preserve">##   [5,]    1.757395463  1.86622184</w:t>
-      </w:r>
-      <w:r>
-        <w:br/>
-      </w:r>
-      <w:r>
-        <w:rPr>
-          <w:rStyle w:val="VerbatimChar"/>
-        </w:rPr>
-        <w:t xml:space="preserve">##   [6,]    6.966042774  6.59425757</w:t>
-      </w:r>
-      <w:r>
-        <w:br/>
-      </w:r>
-      <w:r>
-        <w:rPr>
-          <w:rStyle w:val="VerbatimChar"/>
-        </w:rPr>
-        <w:t xml:space="preserve">##   [7,]    2.172927206  2.21240956</w:t>
-      </w:r>
-      <w:r>
-        <w:br/>
-      </w:r>
-      <w:r>
-        <w:rPr>
-          <w:rStyle w:val="VerbatimChar"/>
-        </w:rPr>
-        <w:t xml:space="preserve">##   [8,]    3.710453467  3.47777623</w:t>
-      </w:r>
-      <w:r>
-        <w:br/>
-      </w:r>
-      <w:r>
-        <w:rPr>
-          <w:rStyle w:val="VerbatimChar"/>
-        </w:rPr>
-        <w:t xml:space="preserve">##   [9,]   -5.743428955 -5.52499502</w:t>
-      </w:r>
-      <w:r>
-        <w:br/>
-      </w:r>
-      <w:r>
-        <w:rPr>
-          <w:rStyle w:val="VerbatimChar"/>
-        </w:rPr>
-        <w:t xml:space="preserve">##  [10,]    3.854769430  2.97065272</w:t>
-      </w:r>
-      <w:r>
-        <w:br/>
-      </w:r>
-      <w:r>
-        <w:rPr>
-          <w:rStyle w:val="VerbatimChar"/>
-        </w:rPr>
-        <w:t xml:space="preserve">##  [11,]    2.547981741  2.63856321</w:t>
-      </w:r>
-      <w:r>
-        <w:br/>
-      </w:r>
-      <w:r>
-        <w:rPr>
-          <w:rStyle w:val="VerbatimChar"/>
-        </w:rPr>
-        <w:t xml:space="preserve">##  [12,]    3.412902789  3.81635210</w:t>
-      </w:r>
-      <w:r>
-        <w:br/>
-      </w:r>
-      <w:r>
-        <w:rPr>
-          <w:rStyle w:val="VerbatimChar"/>
-        </w:rPr>
-        <w:t xml:space="preserve">##  [13,]    1.122004219  1.31866894</w:t>
-      </w:r>
-      <w:r>
-        <w:br/>
-      </w:r>
-      <w:r>
-        <w:rPr>
-          <w:rStyle w:val="VerbatimChar"/>
-        </w:rPr>
-        <w:t xml:space="preserve">##  [14,]    0.266945611  1.01064373</w:t>
-      </w:r>
-      <w:r>
-        <w:br/>
-      </w:r>
-      <w:r>
-        <w:rPr>
-          <w:rStyle w:val="VerbatimChar"/>
-        </w:rPr>
-        <w:t xml:space="preserve">##  [15,]    1.617812119  2.14766584</w:t>
-      </w:r>
-      <w:r>
-        <w:br/>
-      </w:r>
-      <w:r>
-        <w:rPr>
-          <w:rStyle w:val="VerbatimChar"/>
-        </w:rPr>
-        <w:t xml:space="preserve">##  [16,]   -0.825318585 -0.02522867</w:t>
-      </w:r>
-      <w:r>
-        <w:br/>
-      </w:r>
-      <w:r>
-        <w:rPr>
-          <w:rStyle w:val="VerbatimChar"/>
-        </w:rPr>
-        <w:t xml:space="preserve">##  [17,]   -0.519307140 -0.72533656</w:t>
-      </w:r>
-      <w:r>
-        <w:br/>
-      </w:r>
-      <w:r>
-        <w:rPr>
-          <w:rStyle w:val="VerbatimChar"/>
-        </w:rPr>
-        <w:t xml:space="preserve">##  [18,]    1.395524626  1.59957855</w:t>
-      </w:r>
-      <w:r>
-        <w:br/>
-      </w:r>
-      <w:r>
-        <w:rPr>
-          <w:rStyle w:val="VerbatimChar"/>
-        </w:rPr>
-        <w:t xml:space="preserve">##  [19,]    5.008296199  5.24905140</w:t>
-      </w:r>
-      <w:r>
-        <w:br/>
-      </w:r>
-      <w:r>
-        <w:rPr>
-          <w:rStyle w:val="VerbatimChar"/>
-        </w:rPr>
-        <w:t xml:space="preserve">##  [20,]    9.006769305  8.94422770</w:t>
-      </w:r>
-      <w:r>
-        <w:br/>
-      </w:r>
-      <w:r>
-        <w:rPr>
-          <w:rStyle w:val="VerbatimChar"/>
-        </w:rPr>
-        <w:t xml:space="preserve">##  [21,]   -6.421126368 -6.07066419</w:t>
-      </w:r>
-      <w:r>
-        <w:br/>
-      </w:r>
-      <w:r>
-        <w:rPr>
-          <w:rStyle w:val="VerbatimChar"/>
-        </w:rPr>
-        <w:t xml:space="preserve">##  [22,]   -8.482763927 -8.48562050</w:t>
-      </w:r>
-      <w:r>
-        <w:br/>
-      </w:r>
-      <w:r>
-        <w:rPr>
-          <w:rStyle w:val="VerbatimChar"/>
-        </w:rPr>
-        <w:t xml:space="preserve">##  [23,]    0.363166002  0.58797755</w:t>
-      </w:r>
-      <w:r>
-        <w:br/>
-      </w:r>
-      <w:r>
-        <w:rPr>
-          <w:rStyle w:val="VerbatimChar"/>
-        </w:rPr>
-        <w:t xml:space="preserve">##  [24,]   -6.482851468 -6.17416614</w:t>
-      </w:r>
-      <w:r>
-        <w:br/>
-      </w:r>
-      <w:r>
-        <w:rPr>
-          <w:rStyle w:val="VerbatimChar"/>
-        </w:rPr>
-        <w:t xml:space="preserve">##  [25,]    5.242802400  4.63272407</w:t>
-      </w:r>
-      <w:r>
-        <w:br/>
-      </w:r>
-      <w:r>
-        <w:rPr>
-          <w:rStyle w:val="VerbatimChar"/>
-        </w:rPr>
-        <w:t xml:space="preserve">##  [26,]    9.393483789  9.25996353</w:t>
-      </w:r>
-      <w:r>
-        <w:br/>
-      </w:r>
-      <w:r>
-        <w:rPr>
-          <w:rStyle w:val="VerbatimChar"/>
-        </w:rPr>
-        <w:t xml:space="preserve">##  [27,]   -2.927198039 -3.28843119</w:t>
-      </w:r>
-      <w:r>
-        <w:br/>
-      </w:r>
-      <w:r>
-        <w:rPr>
-          <w:rStyle w:val="VerbatimChar"/>
-        </w:rPr>
-        <w:t xml:space="preserve">##  [28,]   -0.796607270 -0.88044842</w:t>
-      </w:r>
-      <w:r>
-        <w:br/>
-      </w:r>
-      <w:r>
-        <w:rPr>
-          <w:rStyle w:val="VerbatimChar"/>
-        </w:rPr>
-        <w:t xml:space="preserve">##  [29,]   -7.025187200 -6.84787542</w:t>
-      </w:r>
-      <w:r>
-        <w:br/>
-      </w:r>
-      <w:r>
-        <w:rPr>
-          <w:rStyle w:val="VerbatimChar"/>
-        </w:rPr>
-        <w:t xml:space="preserve">##  [30,]   -6.745844104 -6.98428905</w:t>
-      </w:r>
-      <w:r>
-        <w:br/>
-      </w:r>
-      <w:r>
-        <w:rPr>
-          <w:rStyle w:val="VerbatimChar"/>
-        </w:rPr>
-        <w:t xml:space="preserve">##  [31,]    0.382744063  0.67275892</w:t>
-      </w:r>
-      <w:r>
-        <w:br/>
-      </w:r>
-      <w:r>
-        <w:rPr>
-          <w:rStyle w:val="VerbatimChar"/>
-        </w:rPr>
-        <w:t xml:space="preserve">##  [32,]   -8.836278756 -9.03189206</w:t>
-      </w:r>
-      <w:r>
-        <w:br/>
-      </w:r>
-      <w:r>
-        <w:rPr>
-          <w:rStyle w:val="VerbatimChar"/>
-        </w:rPr>
-        <w:t xml:space="preserve">##  [33,]   -7.745158163 -7.52189397</w:t>
-      </w:r>
-      <w:r>
-        <w:br/>
-      </w:r>
-      <w:r>
-        <w:rPr>
-          <w:rStyle w:val="VerbatimChar"/>
-        </w:rPr>
-        <w:t xml:space="preserve">##  [34,]   -7.020693363 -6.81443185</w:t>
-      </w:r>
-      <w:r>
-        <w:br/>
-      </w:r>
-      <w:r>
-        <w:rPr>
-          <w:rStyle w:val="VerbatimChar"/>
-        </w:rPr>
-        <w:t xml:space="preserve">##  [35,]    2.738382185  2.85840624</w:t>
-      </w:r>
-      <w:r>
-        <w:br/>
-      </w:r>
-      <w:r>
-        <w:rPr>
-          <w:rStyle w:val="VerbatimChar"/>
-        </w:rPr>
-        <w:t xml:space="preserve">##  [36,]   -3.846798130 -3.61807635</w:t>
-      </w:r>
-      <w:r>
-        <w:br/>
-      </w:r>
-      <w:r>
-        <w:rPr>
-          <w:rStyle w:val="VerbatimChar"/>
-        </w:rPr>
-        <w:t xml:space="preserve">##  [37,]   -5.600231885 -5.42184092</w:t>
-      </w:r>
-      <w:r>
-        <w:br/>
-      </w:r>
-      <w:r>
-        <w:rPr>
-          <w:rStyle w:val="VerbatimChar"/>
-        </w:rPr>
-        <w:t xml:space="preserve">##  [38,]    7.677707742  7.60990205</w:t>
-      </w:r>
-      <w:r>
-        <w:br/>
-      </w:r>
-      <w:r>
-        <w:rPr>
-          <w:rStyle w:val="VerbatimChar"/>
-        </w:rPr>
-        <w:t xml:space="preserve">##  [39,]   -5.185276296 -5.01099389</w:t>
-      </w:r>
-      <w:r>
-        <w:br/>
-      </w:r>
-      <w:r>
-        <w:rPr>
-          <w:rStyle w:val="VerbatimChar"/>
-        </w:rPr>
-        <w:t xml:space="preserve">##  [40,]   -4.157246625 -4.12059667</w:t>
-      </w:r>
-      <w:r>
-        <w:br/>
-      </w:r>
-      <w:r>
-        <w:rPr>
-          <w:rStyle w:val="VerbatimChar"/>
-        </w:rPr>
-        <w:t xml:space="preserve">##  [41,]   -2.550919869 -2.86462375</w:t>
-      </w:r>
-      <w:r>
-        <w:br/>
-      </w:r>
-      <w:r>
-        <w:rPr>
-          <w:rStyle w:val="VerbatimChar"/>
-        </w:rPr>
-        <w:t xml:space="preserve">##  [42,]    6.626805127  6.61263966</w:t>
-      </w:r>
-      <w:r>
-        <w:br/>
-      </w:r>
-      <w:r>
-        <w:rPr>
-          <w:rStyle w:val="VerbatimChar"/>
-        </w:rPr>
-        <w:t xml:space="preserve">##  [43,]    2.350779066  2.55601189</w:t>
-      </w:r>
-      <w:r>
-        <w:br/>
-      </w:r>
-      <w:r>
-        <w:rPr>
-          <w:rStyle w:val="VerbatimChar"/>
-        </w:rPr>
-        <w:t xml:space="preserve">##  [44,]    2.428604785  2.36217503</w:t>
-      </w:r>
-      <w:r>
-        <w:br/>
-      </w:r>
-      <w:r>
-        <w:rPr>
-          <w:rStyle w:val="VerbatimChar"/>
-        </w:rPr>
-        <w:t xml:space="preserve">##  [45,]   -1.150305244 -1.10125234</w:t>
-      </w:r>
-      <w:r>
-        <w:br/>
-      </w:r>
-      <w:r>
-        <w:rPr>
-          <w:rStyle w:val="VerbatimChar"/>
-        </w:rPr>
-        <w:t xml:space="preserve">##  [46,]    0.267877458  0.01292202</w:t>
-      </w:r>
-      <w:r>
-        <w:br/>
-      </w:r>
-      <w:r>
-        <w:rPr>
-          <w:rStyle w:val="VerbatimChar"/>
-        </w:rPr>
-        <w:t xml:space="preserve">##  [47,]   10.276456555  9.98506239</w:t>
-      </w:r>
-      <w:r>
-        <w:br/>
-      </w:r>
-      <w:r>
-        <w:rPr>
-          <w:rStyle w:val="VerbatimChar"/>
-        </w:rPr>
-        <w:t xml:space="preserve">##  [48,]    2.746400627  2.79698831</w:t>
-      </w:r>
-      <w:r>
-        <w:br/>
-      </w:r>
-      <w:r>
-        <w:rPr>
-          <w:rStyle w:val="VerbatimChar"/>
-        </w:rPr>
-        <w:t xml:space="preserve">##  [49,]    8.110172891  7.97860474</w:t>
-      </w:r>
-      <w:r>
-        <w:br/>
-      </w:r>
-      <w:r>
-        <w:rPr>
-          <w:rStyle w:val="VerbatimChar"/>
-        </w:rPr>
-        <w:t xml:space="preserve">##  [50,]   -4.404871459 -5.29511021</w:t>
-      </w:r>
-      <w:r>
-        <w:br/>
-      </w:r>
-      <w:r>
-        <w:rPr>
-          <w:rStyle w:val="VerbatimChar"/>
-        </w:rPr>
-        <w:t xml:space="preserve">##  [51,]    6.191253581  6.30789981</w:t>
-      </w:r>
-      <w:r>
-        <w:br/>
-      </w:r>
-      <w:r>
-        <w:rPr>
-          <w:rStyle w:val="VerbatimChar"/>
-        </w:rPr>
-        <w:t xml:space="preserve">##  [52,]   -7.271727151 -7.14168584</w:t>
-      </w:r>
-      <w:r>
-        <w:br/>
-      </w:r>
-      <w:r>
-        <w:rPr>
-          <w:rStyle w:val="VerbatimChar"/>
-        </w:rPr>
-        <w:t xml:space="preserve">##  [53,]    8.495499011  8.21370747</w:t>
-      </w:r>
-      <w:r>
-        <w:br/>
-      </w:r>
-      <w:r>
-        <w:rPr>
-          <w:rStyle w:val="VerbatimChar"/>
-        </w:rPr>
-        <w:t xml:space="preserve">##  [54,]   -0.609370405 -0.73551573</w:t>
-      </w:r>
-      <w:r>
-        <w:br/>
-      </w:r>
-      <w:r>
-        <w:rPr>
-          <w:rStyle w:val="VerbatimChar"/>
-        </w:rPr>
-        <w:t xml:space="preserve">##  [55,]   -8.714029410 -8.95627802</w:t>
-      </w:r>
-      <w:r>
-        <w:br/>
-      </w:r>
-      <w:r>
-        <w:rPr>
-          <w:rStyle w:val="VerbatimChar"/>
-        </w:rPr>
-        <w:t xml:space="preserve">##  [56,]    0.799769812  0.27636882</w:t>
-      </w:r>
-      <w:r>
-        <w:br/>
-      </w:r>
-      <w:r>
-        <w:rPr>
-          <w:rStyle w:val="VerbatimChar"/>
-        </w:rPr>
-        <w:t xml:space="preserve">##  [57,]   -0.398350081 -0.04741277</w:t>
-      </w:r>
-      <w:r>
-        <w:br/>
-      </w:r>
-      <w:r>
-        <w:rPr>
-          <w:rStyle w:val="VerbatimChar"/>
-        </w:rPr>
-        <w:t xml:space="preserve">##  [58,]   -1.034534137 -0.99807149</w:t>
-      </w:r>
-      <w:r>
-        <w:br/>
-      </w:r>
-      <w:r>
-        <w:rPr>
-          <w:rStyle w:val="VerbatimChar"/>
-        </w:rPr>
-        <w:t xml:space="preserve">##  [59,]    2.090824229  2.37673295</w:t>
-      </w:r>
-      <w:r>
-        <w:br/>
-      </w:r>
-      <w:r>
-        <w:rPr>
-          <w:rStyle w:val="VerbatimChar"/>
-        </w:rPr>
-        <w:t xml:space="preserve">##  [60,]   -5.471910688 -5.21332574</w:t>
-      </w:r>
-      <w:r>
-        <w:br/>
-      </w:r>
-      <w:r>
-        <w:rPr>
-          <w:rStyle w:val="VerbatimChar"/>
-        </w:rPr>
-        <w:t xml:space="preserve">##  [61,]    9.827285527  9.83809300</w:t>
-      </w:r>
-      <w:r>
-        <w:br/>
-      </w:r>
-      <w:r>
-        <w:rPr>
-          <w:rStyle w:val="VerbatimChar"/>
-        </w:rPr>
-        <w:t xml:space="preserve">##  [62,]   -8.883422545 -8.84508363</w:t>
-      </w:r>
-      <w:r>
-        <w:br/>
-      </w:r>
-      <w:r>
-        <w:rPr>
-          <w:rStyle w:val="VerbatimChar"/>
-        </w:rPr>
-        <w:t xml:space="preserve">##  [63,]    7.905635194  7.54325903</w:t>
-      </w:r>
-      <w:r>
-        <w:br/>
-      </w:r>
-      <w:r>
-        <w:rPr>
-          <w:rStyle w:val="VerbatimChar"/>
-        </w:rPr>
-        <w:t xml:space="preserve">##  [64,]    5.120909332  5.00104401</w:t>
-      </w:r>
-      <w:r>
-        <w:br/>
-      </w:r>
-      <w:r>
-        <w:rPr>
-          <w:rStyle w:val="VerbatimChar"/>
-        </w:rPr>
-        <w:t xml:space="preserve">##  [65,]    8.118345403  7.80990003</w:t>
-      </w:r>
-      <w:r>
-        <w:br/>
-      </w:r>
-      <w:r>
-        <w:rPr>
-          <w:rStyle w:val="VerbatimChar"/>
-        </w:rPr>
-        <w:t xml:space="preserve">##  [66,]    1.303516933  1.29118995</w:t>
-      </w:r>
-      <w:r>
-        <w:br/>
-      </w:r>
-      <w:r>
-        <w:rPr>
-          <w:rStyle w:val="VerbatimChar"/>
-        </w:rPr>
-        <w:t xml:space="preserve">##  [67,]    9.236265046  8.59802091</w:t>
-      </w:r>
-      <w:r>
-        <w:br/>
-      </w:r>
-      <w:r>
-        <w:rPr>
-          <w:rStyle w:val="VerbatimChar"/>
-        </w:rPr>
-        <w:t xml:space="preserve">##  [68,]    6.509498369  6.78223954</w:t>
-      </w:r>
-      <w:r>
-        <w:br/>
-      </w:r>
-      <w:r>
-        <w:rPr>
-          <w:rStyle w:val="VerbatimChar"/>
-        </w:rPr>
-        <w:t xml:space="preserve">##  [69,]    4.062011921  3.90529101</w:t>
-      </w:r>
-      <w:r>
-        <w:br/>
-      </w:r>
-      <w:r>
-        <w:rPr>
-          <w:rStyle w:val="VerbatimChar"/>
-        </w:rPr>
-        <w:t xml:space="preserve">##  [70,]   -2.435625424 -2.23447088</w:t>
-      </w:r>
-      <w:r>
-        <w:br/>
-      </w:r>
-      <w:r>
-        <w:rPr>
-          <w:rStyle w:val="VerbatimChar"/>
-        </w:rPr>
-        <w:t xml:space="preserve">##  [71,]  -10.027739323 -9.80071631</w:t>
-      </w:r>
-      <w:r>
-        <w:br/>
-      </w:r>
-      <w:r>
-        <w:rPr>
-          <w:rStyle w:val="VerbatimChar"/>
-        </w:rPr>
-        <w:t xml:space="preserve">##  [72,]   -9.594054092 -8.81622775</w:t>
-      </w:r>
-      <w:r>
-        <w:br/>
-      </w:r>
-      <w:r>
-        <w:rPr>
-          <w:rStyle w:val="VerbatimChar"/>
-        </w:rPr>
-        <w:t xml:space="preserve">##  [73,]    6.479444117  6.90145053</w:t>
-      </w:r>
-      <w:r>
-        <w:br/>
-      </w:r>
-      <w:r>
-        <w:rPr>
-          <w:rStyle w:val="VerbatimChar"/>
-        </w:rPr>
-        <w:t xml:space="preserve">##  [74,]   -1.323742270 -1.74130210</w:t>
-      </w:r>
-      <w:r>
-        <w:br/>
-      </w:r>
-      <w:r>
-        <w:rPr>
-          <w:rStyle w:val="VerbatimChar"/>
-        </w:rPr>
-        <w:t xml:space="preserve">##  [75,]   10.190481245  9.72433525</w:t>
-      </w:r>
-      <w:r>
-        <w:br/>
-      </w:r>
-      <w:r>
-        <w:rPr>
-          <w:rStyle w:val="VerbatimChar"/>
-        </w:rPr>
-        <w:t xml:space="preserve">##  [76,]    1.647282600  1.42128265</w:t>
-      </w:r>
-      <w:r>
-        <w:br/>
-      </w:r>
-      <w:r>
-        <w:rPr>
-          <w:rStyle w:val="VerbatimChar"/>
-        </w:rPr>
-        <w:t xml:space="preserve">##  [77,]    3.109950894  2.71021199</w:t>
-      </w:r>
-      <w:r>
-        <w:br/>
-      </w:r>
-      <w:r>
-        <w:rPr>
-          <w:rStyle w:val="VerbatimChar"/>
-        </w:rPr>
-        <w:t xml:space="preserve">##  [78,]    4.663167917  4.51346424</w:t>
-      </w:r>
-      <w:r>
-        <w:br/>
-      </w:r>
-      <w:r>
-        <w:rPr>
-          <w:rStyle w:val="VerbatimChar"/>
-        </w:rPr>
-        <w:t xml:space="preserve">##  [79,]   -8.372282488 -7.98150469</w:t>
-      </w:r>
-      <w:r>
-        <w:br/>
-      </w:r>
-      <w:r>
-        <w:rPr>
-          <w:rStyle w:val="VerbatimChar"/>
-        </w:rPr>
-        <w:t xml:space="preserve">##  [80,]   -2.074131173 -2.45310606</w:t>
-      </w:r>
-      <w:r>
-        <w:br/>
-      </w:r>
-      <w:r>
-        <w:rPr>
-          <w:rStyle w:val="VerbatimChar"/>
-        </w:rPr>
-        <w:t xml:space="preserve">##  [81,]    1.581642542  1.29378365</w:t>
-      </w:r>
-      <w:r>
-        <w:br/>
-      </w:r>
-      <w:r>
-        <w:rPr>
-          <w:rStyle w:val="VerbatimChar"/>
-        </w:rPr>
-        <w:t xml:space="preserve">##  [82,]   -8.991952197 -8.77048942</w:t>
-      </w:r>
-      <w:r>
-        <w:br/>
-      </w:r>
-      <w:r>
-        <w:rPr>
-          <w:rStyle w:val="VerbatimChar"/>
-        </w:rPr>
-        <w:t xml:space="preserve">##  [83,]   -0.647717485 -1.10111610</w:t>
-      </w:r>
-      <w:r>
-        <w:br/>
-      </w:r>
-      <w:r>
-        <w:rPr>
-          <w:rStyle w:val="VerbatimChar"/>
-        </w:rPr>
-        <w:t xml:space="preserve">##  [84,]    4.192587323  4.28861444</w:t>
-      </w:r>
-      <w:r>
-        <w:br/>
-      </w:r>
-      <w:r>
-        <w:rPr>
-          <w:rStyle w:val="VerbatimChar"/>
-        </w:rPr>
-        <w:t xml:space="preserve">##  [85,]    4.048599155  3.87713278</w:t>
-      </w:r>
-      <w:r>
-        <w:br/>
-      </w:r>
-      <w:r>
-        <w:rPr>
-          <w:rStyle w:val="VerbatimChar"/>
-        </w:rPr>
-        <w:t xml:space="preserve">##  [86,]   -9.580814301 -9.38483445</w:t>
-      </w:r>
-      <w:r>
-        <w:br/>
-      </w:r>
-      <w:r>
-        <w:rPr>
-          <w:rStyle w:val="VerbatimChar"/>
-        </w:rPr>
-        <w:t xml:space="preserve">##  [87,]   -3.917682088 -4.08281857</w:t>
-      </w:r>
-      <w:r>
-        <w:br/>
-      </w:r>
-      <w:r>
-        <w:rPr>
-          <w:rStyle w:val="VerbatimChar"/>
-        </w:rPr>
-        <w:t xml:space="preserve">##  [88,]    8.125179312  8.07382024</w:t>
-      </w:r>
-      <w:r>
-        <w:br/>
-      </w:r>
-      <w:r>
-        <w:rPr>
-          <w:rStyle w:val="VerbatimChar"/>
-        </w:rPr>
-        <w:t xml:space="preserve">##  [89,]    7.117595424  7.47380520</w:t>
-      </w:r>
-      <w:r>
-        <w:br/>
-      </w:r>
-      <w:r>
-        <w:rPr>
-          <w:rStyle w:val="VerbatimChar"/>
-        </w:rPr>
-        <w:t xml:space="preserve">##  [90,]   10.111993935  9.86472926</w:t>
-      </w:r>
-      <w:r>
-        <w:br/>
-      </w:r>
-      <w:r>
-        <w:rPr>
-          <w:rStyle w:val="VerbatimChar"/>
-        </w:rPr>
-        <w:t xml:space="preserve">##  [91,]    5.956658883  5.34491316</w:t>
-      </w:r>
-      <w:r>
-        <w:br/>
-      </w:r>
-      <w:r>
-        <w:rPr>
-          <w:rStyle w:val="VerbatimChar"/>
-        </w:rPr>
-        <w:t xml:space="preserve">##  [92,]    4.528196441  4.07329170</w:t>
-      </w:r>
-      <w:r>
-        <w:br/>
-      </w:r>
-      <w:r>
-        <w:rPr>
-          <w:rStyle w:val="VerbatimChar"/>
-        </w:rPr>
-        <w:t xml:space="preserve">##  [93,]   -7.174056636 -6.54321956</w:t>
-      </w:r>
-      <w:r>
-        <w:br/>
-      </w:r>
-      <w:r>
-        <w:rPr>
-          <w:rStyle w:val="VerbatimChar"/>
-        </w:rPr>
-        <w:t xml:space="preserve">##  [94,]   -1.867157567 -2.23807570</w:t>
-      </w:r>
-      <w:r>
-        <w:br/>
-      </w:r>
-      <w:r>
-        <w:rPr>
-          <w:rStyle w:val="VerbatimChar"/>
-        </w:rPr>
-        <w:t xml:space="preserve">##  [95,]   -4.206225435 -4.22885608</w:t>
-      </w:r>
-      <w:r>
-        <w:br/>
-      </w:r>
-      <w:r>
-        <w:rPr>
-          <w:rStyle w:val="VerbatimChar"/>
-        </w:rPr>
-        <w:t xml:space="preserve">##  [96,]   -0.005832851  0.02615804</w:t>
-      </w:r>
-      <w:r>
-        <w:br/>
-      </w:r>
-      <w:r>
-        <w:rPr>
-          <w:rStyle w:val="VerbatimChar"/>
-        </w:rPr>
-        <w:t xml:space="preserve">##  [97,]    8.648350659  8.77712892</w:t>
-      </w:r>
-      <w:r>
-        <w:br/>
-      </w:r>
-      <w:r>
-        <w:rPr>
-          <w:rStyle w:val="VerbatimChar"/>
-        </w:rPr>
-        <w:t xml:space="preserve">##  [98,]   -8.193266604 -8.04939974</w:t>
-      </w:r>
-      <w:r>
-        <w:br/>
-      </w:r>
-      <w:r>
-        <w:rPr>
-          <w:rStyle w:val="VerbatimChar"/>
-        </w:rPr>
-        <w:t xml:space="preserve">##  [99,]    1.468769583  1.23439007</w:t>
-      </w:r>
-      <w:r>
-        <w:br/>
-      </w:r>
-      <w:r>
-        <w:rPr>
-          <w:rStyle w:val="VerbatimChar"/>
-        </w:rPr>
-        <w:t xml:space="preserve">## [100,]   -7.696829410 -7.63718121</w:t>
+        <w:t xml:space="preserve">##        EstimatedValue  TrueValue</w:t>
+      </w:r>
+      <w:r>
+        <w:br/>
+      </w:r>
+      <w:r>
+        <w:rPr>
+          <w:rStyle w:val="VerbatimChar"/>
+        </w:rPr>
+        <w:t xml:space="preserve">##   [1,]     -1.8111785 -1.6698773</w:t>
+      </w:r>
+      <w:r>
+        <w:br/>
+      </w:r>
+      <w:r>
+        <w:rPr>
+          <w:rStyle w:val="VerbatimChar"/>
+        </w:rPr>
+        <w:t xml:space="preserve">##   [2,]      3.0109460  3.5166189</w:t>
+      </w:r>
+      <w:r>
+        <w:br/>
+      </w:r>
+      <w:r>
+        <w:rPr>
+          <w:rStyle w:val="VerbatimChar"/>
+        </w:rPr>
+        <w:t xml:space="preserve">##   [3,]      3.9103661  4.2548866</w:t>
+      </w:r>
+      <w:r>
+        <w:br/>
+      </w:r>
+      <w:r>
+        <w:rPr>
+          <w:rStyle w:val="VerbatimChar"/>
+        </w:rPr>
+        <w:t xml:space="preserve">##   [4,]      6.2399800  5.9123033</w:t>
+      </w:r>
+      <w:r>
+        <w:br/>
+      </w:r>
+      <w:r>
+        <w:rPr>
+          <w:rStyle w:val="VerbatimChar"/>
+        </w:rPr>
+        <w:t xml:space="preserve">##   [5,]     -4.0679365 -4.1660718</w:t>
+      </w:r>
+      <w:r>
+        <w:br/>
+      </w:r>
+      <w:r>
+        <w:rPr>
+          <w:rStyle w:val="VerbatimChar"/>
+        </w:rPr>
+        <w:t xml:space="preserve">##   [6,]     -8.9380969 -9.3179983</w:t>
+      </w:r>
+      <w:r>
+        <w:br/>
+      </w:r>
+      <w:r>
+        <w:rPr>
+          <w:rStyle w:val="VerbatimChar"/>
+        </w:rPr>
+        <w:t xml:space="preserve">##   [7,]     -8.9457043 -9.4273595</w:t>
+      </w:r>
+      <w:r>
+        <w:br/>
+      </w:r>
+      <w:r>
+        <w:rPr>
+          <w:rStyle w:val="VerbatimChar"/>
+        </w:rPr>
+        <w:t xml:space="preserve">##   [8,]      7.2171003  6.8788346</w:t>
+      </w:r>
+      <w:r>
+        <w:br/>
+      </w:r>
+      <w:r>
+        <w:rPr>
+          <w:rStyle w:val="VerbatimChar"/>
+        </w:rPr>
+        <w:t xml:space="preserve">##   [9,]     -9.6679400 -9.7381236</w:t>
+      </w:r>
+      <w:r>
+        <w:br/>
+      </w:r>
+      <w:r>
+        <w:rPr>
+          <w:rStyle w:val="VerbatimChar"/>
+        </w:rPr>
+        <w:t xml:space="preserve">##  [10,]     -4.3699819 -3.8936974</w:t>
+      </w:r>
+      <w:r>
+        <w:br/>
+      </w:r>
+      <w:r>
+        <w:rPr>
+          <w:rStyle w:val="VerbatimChar"/>
+        </w:rPr>
+        <w:t xml:space="preserve">##  [11,]      0.6869994  0.7380284</w:t>
+      </w:r>
+      <w:r>
+        <w:br/>
+      </w:r>
+      <w:r>
+        <w:rPr>
+          <w:rStyle w:val="VerbatimChar"/>
+        </w:rPr>
+        <w:t xml:space="preserve">##  [12,]      5.7398146  6.0411335</w:t>
+      </w:r>
+      <w:r>
+        <w:br/>
+      </w:r>
+      <w:r>
+        <w:rPr>
+          <w:rStyle w:val="VerbatimChar"/>
+        </w:rPr>
+        <w:t xml:space="preserve">##  [13,]      7.2333112  7.1083025</w:t>
+      </w:r>
+      <w:r>
+        <w:br/>
+      </w:r>
+      <w:r>
+        <w:rPr>
+          <w:rStyle w:val="VerbatimChar"/>
+        </w:rPr>
+        <w:t xml:space="preserve">##  [14,]     -5.9654464 -5.8658903</w:t>
+      </w:r>
+      <w:r>
+        <w:br/>
+      </w:r>
+      <w:r>
+        <w:rPr>
+          <w:rStyle w:val="VerbatimChar"/>
+        </w:rPr>
+        <w:t xml:space="preserve">##  [15,]     -2.3591473 -2.2136283</w:t>
+      </w:r>
+      <w:r>
+        <w:br/>
+      </w:r>
+      <w:r>
+        <w:rPr>
+          <w:rStyle w:val="VerbatimChar"/>
+        </w:rPr>
+        <w:t xml:space="preserve">##  [16,]      8.6543320  8.4367928</w:t>
+      </w:r>
+      <w:r>
+        <w:br/>
+      </w:r>
+      <w:r>
+        <w:rPr>
+          <w:rStyle w:val="VerbatimChar"/>
+        </w:rPr>
+        <w:t xml:space="preserve">##  [17,]     -0.1580968 -0.3551959</w:t>
+      </w:r>
+      <w:r>
+        <w:br/>
+      </w:r>
+      <w:r>
+        <w:rPr>
+          <w:rStyle w:val="VerbatimChar"/>
+        </w:rPr>
+        <w:t xml:space="preserve">##  [18,]     -4.9702471 -4.8945231</w:t>
+      </w:r>
+      <w:r>
+        <w:br/>
+      </w:r>
+      <w:r>
+        <w:rPr>
+          <w:rStyle w:val="VerbatimChar"/>
+        </w:rPr>
+        <w:t xml:space="preserve">##  [19,]      6.1250224  5.9712232</w:t>
+      </w:r>
+      <w:r>
+        <w:br/>
+      </w:r>
+      <w:r>
+        <w:rPr>
+          <w:rStyle w:val="VerbatimChar"/>
+        </w:rPr>
+        <w:t xml:space="preserve">##  [20,]     -1.7050250 -1.8597362</w:t>
+      </w:r>
+      <w:r>
+        <w:br/>
+      </w:r>
+      <w:r>
+        <w:rPr>
+          <w:rStyle w:val="VerbatimChar"/>
+        </w:rPr>
+        <w:t xml:space="preserve">##  [21,]      0.1939748  0.1675250</w:t>
+      </w:r>
+      <w:r>
+        <w:br/>
+      </w:r>
+      <w:r>
+        <w:rPr>
+          <w:rStyle w:val="VerbatimChar"/>
+        </w:rPr>
+        <w:t xml:space="preserve">##  [22,]      7.8632209  7.8608981</w:t>
+      </w:r>
+      <w:r>
+        <w:br/>
+      </w:r>
+      <w:r>
+        <w:rPr>
+          <w:rStyle w:val="VerbatimChar"/>
+        </w:rPr>
+        <w:t xml:space="preserve">##  [23,]     -3.3330850 -3.1848677</w:t>
+      </w:r>
+      <w:r>
+        <w:br/>
+      </w:r>
+      <w:r>
+        <w:rPr>
+          <w:rStyle w:val="VerbatimChar"/>
+        </w:rPr>
+        <w:t xml:space="preserve">##  [24,]     -9.6795947 -9.6033902</w:t>
+      </w:r>
+      <w:r>
+        <w:br/>
+      </w:r>
+      <w:r>
+        <w:rPr>
+          <w:rStyle w:val="VerbatimChar"/>
+        </w:rPr>
+        <w:t xml:space="preserve">##  [25,]     -8.0822961 -7.6909486</w:t>
+      </w:r>
+      <w:r>
+        <w:br/>
+      </w:r>
+      <w:r>
+        <w:rPr>
+          <w:rStyle w:val="VerbatimChar"/>
+        </w:rPr>
+        <w:t xml:space="preserve">##  [26,]     -0.1321447  0.1658053</w:t>
+      </w:r>
+      <w:r>
+        <w:br/>
+      </w:r>
+      <w:r>
+        <w:rPr>
+          <w:rStyle w:val="VerbatimChar"/>
+        </w:rPr>
+        <w:t xml:space="preserve">##  [27,]     -5.5900443 -5.8948960</w:t>
+      </w:r>
+      <w:r>
+        <w:br/>
+      </w:r>
+      <w:r>
+        <w:rPr>
+          <w:rStyle w:val="VerbatimChar"/>
+        </w:rPr>
+        <w:t xml:space="preserve">##  [28,]      8.4755753  8.4279143</w:t>
+      </w:r>
+      <w:r>
+        <w:br/>
+      </w:r>
+      <w:r>
+        <w:rPr>
+          <w:rStyle w:val="VerbatimChar"/>
+        </w:rPr>
+        <w:t xml:space="preserve">##  [29,]      7.1215968  6.3521159</w:t>
+      </w:r>
+      <w:r>
+        <w:br/>
+      </w:r>
+      <w:r>
+        <w:rPr>
+          <w:rStyle w:val="VerbatimChar"/>
+        </w:rPr>
+        <w:t xml:space="preserve">##  [30,]     -2.5990758 -3.3002317</w:t>
+      </w:r>
+      <w:r>
+        <w:br/>
+      </w:r>
+      <w:r>
+        <w:rPr>
+          <w:rStyle w:val="VerbatimChar"/>
+        </w:rPr>
+        <w:t xml:space="preserve">##  [31,]     -1.8723455 -1.9484992</w:t>
+      </w:r>
+      <w:r>
+        <w:br/>
+      </w:r>
+      <w:r>
+        <w:rPr>
+          <w:rStyle w:val="VerbatimChar"/>
+        </w:rPr>
+        <w:t xml:space="preserve">##  [32,]      1.1961155  1.0493206</w:t>
+      </w:r>
+      <w:r>
+        <w:br/>
+      </w:r>
+      <w:r>
+        <w:rPr>
+          <w:rStyle w:val="VerbatimChar"/>
+        </w:rPr>
+        <w:t xml:space="preserve">##  [33,]     -3.3339743 -3.7147376</w:t>
+      </w:r>
+      <w:r>
+        <w:br/>
+      </w:r>
+      <w:r>
+        <w:rPr>
+          <w:rStyle w:val="VerbatimChar"/>
+        </w:rPr>
+        <w:t xml:space="preserve">##  [34,]      9.2867666  8.7291110</w:t>
+      </w:r>
+      <w:r>
+        <w:br/>
+      </w:r>
+      <w:r>
+        <w:rPr>
+          <w:rStyle w:val="VerbatimChar"/>
+        </w:rPr>
+        <w:t xml:space="preserve">##  [35,]      9.6378417  9.6212789</w:t>
+      </w:r>
+      <w:r>
+        <w:br/>
+      </w:r>
+      <w:r>
+        <w:rPr>
+          <w:rStyle w:val="VerbatimChar"/>
+        </w:rPr>
+        <w:t xml:space="preserve">##  [36,]     -6.2227554 -6.3388244</w:t>
+      </w:r>
+      <w:r>
+        <w:br/>
+      </w:r>
+      <w:r>
+        <w:rPr>
+          <w:rStyle w:val="VerbatimChar"/>
+        </w:rPr>
+        <w:t xml:space="preserve">##  [37,]     -9.1936378 -9.0559942</w:t>
+      </w:r>
+      <w:r>
+        <w:br/>
+      </w:r>
+      <w:r>
+        <w:rPr>
+          <w:rStyle w:val="VerbatimChar"/>
+        </w:rPr>
+        <w:t xml:space="preserve">##  [38,]     -4.8519188 -4.4323506</w:t>
+      </w:r>
+      <w:r>
+        <w:br/>
+      </w:r>
+      <w:r>
+        <w:rPr>
+          <w:rStyle w:val="VerbatimChar"/>
+        </w:rPr>
+        <w:t xml:space="preserve">##  [39,]      5.7555972  5.6481174</w:t>
+      </w:r>
+      <w:r>
+        <w:br/>
+      </w:r>
+      <w:r>
+        <w:rPr>
+          <w:rStyle w:val="VerbatimChar"/>
+        </w:rPr>
+        <w:t xml:space="preserve">##  [40,]      4.5690351  4.6877488</w:t>
+      </w:r>
+      <w:r>
+        <w:br/>
+      </w:r>
+      <w:r>
+        <w:rPr>
+          <w:rStyle w:val="VerbatimChar"/>
+        </w:rPr>
+        <w:t xml:space="preserve">##  [41,]     -1.5853928 -1.3840989</w:t>
+      </w:r>
+      <w:r>
+        <w:br/>
+      </w:r>
+      <w:r>
+        <w:rPr>
+          <w:rStyle w:val="VerbatimChar"/>
+        </w:rPr>
+        <w:t xml:space="preserve">##  [42,]      2.3751551  2.1877198</w:t>
+      </w:r>
+      <w:r>
+        <w:br/>
+      </w:r>
+      <w:r>
+        <w:rPr>
+          <w:rStyle w:val="VerbatimChar"/>
+        </w:rPr>
+        <w:t xml:space="preserve">##  [43,]      1.0968789  0.9553325</w:t>
+      </w:r>
+      <w:r>
+        <w:br/>
+      </w:r>
+      <w:r>
+        <w:rPr>
+          <w:rStyle w:val="VerbatimChar"/>
+        </w:rPr>
+        <w:t xml:space="preserve">##  [44,]      7.8870947  7.8349960</w:t>
+      </w:r>
+      <w:r>
+        <w:br/>
+      </w:r>
+      <w:r>
+        <w:rPr>
+          <w:rStyle w:val="VerbatimChar"/>
+        </w:rPr>
+        <w:t xml:space="preserve">##  [45,]      8.2479530  8.0653042</w:t>
+      </w:r>
+      <w:r>
+        <w:br/>
+      </w:r>
+      <w:r>
+        <w:rPr>
+          <w:rStyle w:val="VerbatimChar"/>
+        </w:rPr>
+        <w:t xml:space="preserve">##  [46,]      1.3358846  1.5011557</w:t>
+      </w:r>
+      <w:r>
+        <w:br/>
+      </w:r>
+      <w:r>
+        <w:rPr>
+          <w:rStyle w:val="VerbatimChar"/>
+        </w:rPr>
+        <w:t xml:space="preserve">##  [47,]     10.1813716  9.9877867</w:t>
+      </w:r>
+      <w:r>
+        <w:br/>
+      </w:r>
+      <w:r>
+        <w:rPr>
+          <w:rStyle w:val="VerbatimChar"/>
+        </w:rPr>
+        <w:t xml:space="preserve">##  [48,]      3.2428908  3.1901197</w:t>
+      </w:r>
+      <w:r>
+        <w:br/>
+      </w:r>
+      <w:r>
+        <w:rPr>
+          <w:rStyle w:val="VerbatimChar"/>
+        </w:rPr>
+        <w:t xml:space="preserve">##  [49,]      0.9531920  0.9961095</w:t>
+      </w:r>
+      <w:r>
+        <w:br/>
+      </w:r>
+      <w:r>
+        <w:rPr>
+          <w:rStyle w:val="VerbatimChar"/>
+        </w:rPr>
+        <w:t xml:space="preserve">##  [50,]      0.4894840  0.4026503</w:t>
+      </w:r>
+      <w:r>
+        <w:br/>
+      </w:r>
+      <w:r>
+        <w:rPr>
+          <w:rStyle w:val="VerbatimChar"/>
+        </w:rPr>
+        <w:t xml:space="preserve">##  [51,]      7.7335406  7.2653239</w:t>
+      </w:r>
+      <w:r>
+        <w:br/>
+      </w:r>
+      <w:r>
+        <w:rPr>
+          <w:rStyle w:val="VerbatimChar"/>
+        </w:rPr>
+        <w:t xml:space="preserve">##  [52,]      5.7853431  5.3569360</w:t>
+      </w:r>
+      <w:r>
+        <w:br/>
+      </w:r>
+      <w:r>
+        <w:rPr>
+          <w:rStyle w:val="VerbatimChar"/>
+        </w:rPr>
+        <w:t xml:space="preserve">##  [53,]     -6.7628476 -6.3511406</w:t>
+      </w:r>
+      <w:r>
+        <w:br/>
+      </w:r>
+      <w:r>
+        <w:rPr>
+          <w:rStyle w:val="VerbatimChar"/>
+        </w:rPr>
+        <w:t xml:space="preserve">##  [54,]      5.6498374  5.7366700</w:t>
+      </w:r>
+      <w:r>
+        <w:br/>
+      </w:r>
+      <w:r>
+        <w:rPr>
+          <w:rStyle w:val="VerbatimChar"/>
+        </w:rPr>
+        <w:t xml:space="preserve">##  [55,]      8.5029774  8.2418984</w:t>
+      </w:r>
+      <w:r>
+        <w:br/>
+      </w:r>
+      <w:r>
+        <w:rPr>
+          <w:rStyle w:val="VerbatimChar"/>
+        </w:rPr>
+        <w:t xml:space="preserve">##  [56,]      3.9424614  3.7340688</w:t>
+      </w:r>
+      <w:r>
+        <w:br/>
+      </w:r>
+      <w:r>
+        <w:rPr>
+          <w:rStyle w:val="VerbatimChar"/>
+        </w:rPr>
+        <w:t xml:space="preserve">##  [57,]      5.9730567  5.8368395</w:t>
+      </w:r>
+      <w:r>
+        <w:br/>
+      </w:r>
+      <w:r>
+        <w:rPr>
+          <w:rStyle w:val="VerbatimChar"/>
+        </w:rPr>
+        <w:t xml:space="preserve">##  [58,]     -1.5175963 -1.1193659</w:t>
+      </w:r>
+      <w:r>
+        <w:br/>
+      </w:r>
+      <w:r>
+        <w:rPr>
+          <w:rStyle w:val="VerbatimChar"/>
+        </w:rPr>
+        <w:t xml:space="preserve">##  [59,]     -5.6964964 -5.7101099</w:t>
+      </w:r>
+      <w:r>
+        <w:br/>
+      </w:r>
+      <w:r>
+        <w:rPr>
+          <w:rStyle w:val="VerbatimChar"/>
+        </w:rPr>
+        <w:t xml:space="preserve">##  [60,]      8.6757172  8.2333657</w:t>
+      </w:r>
+      <w:r>
+        <w:br/>
+      </w:r>
+      <w:r>
+        <w:rPr>
+          <w:rStyle w:val="VerbatimChar"/>
+        </w:rPr>
+        <w:t xml:space="preserve">##  [61,]      3.3436205  3.6809960</w:t>
+      </w:r>
+      <w:r>
+        <w:br/>
+      </w:r>
+      <w:r>
+        <w:rPr>
+          <w:rStyle w:val="VerbatimChar"/>
+        </w:rPr>
+        <w:t xml:space="preserve">##  [62,]     -1.9255920 -1.6520009</w:t>
+      </w:r>
+      <w:r>
+        <w:br/>
+      </w:r>
+      <w:r>
+        <w:rPr>
+          <w:rStyle w:val="VerbatimChar"/>
+        </w:rPr>
+        <w:t xml:space="preserve">##  [63,]      4.2332295  4.2710378</w:t>
+      </w:r>
+      <w:r>
+        <w:br/>
+      </w:r>
+      <w:r>
+        <w:rPr>
+          <w:rStyle w:val="VerbatimChar"/>
+        </w:rPr>
+        <w:t xml:space="preserve">##  [64,]     -8.6333557 -8.2018146</w:t>
+      </w:r>
+      <w:r>
+        <w:br/>
+      </w:r>
+      <w:r>
+        <w:rPr>
+          <w:rStyle w:val="VerbatimChar"/>
+        </w:rPr>
+        <w:t xml:space="preserve">##  [65,]      2.0053748  2.2482077</w:t>
+      </w:r>
+      <w:r>
+        <w:br/>
+      </w:r>
+      <w:r>
+        <w:rPr>
+          <w:rStyle w:val="VerbatimChar"/>
+        </w:rPr>
+        <w:t xml:space="preserve">##  [66,]     -7.8996805 -8.0248900</w:t>
+      </w:r>
+      <w:r>
+        <w:br/>
+      </w:r>
+      <w:r>
+        <w:rPr>
+          <w:rStyle w:val="VerbatimChar"/>
+        </w:rPr>
+        <w:t xml:space="preserve">##  [67,]     -5.9454162 -6.2213572</w:t>
+      </w:r>
+      <w:r>
+        <w:br/>
+      </w:r>
+      <w:r>
+        <w:rPr>
+          <w:rStyle w:val="VerbatimChar"/>
+        </w:rPr>
+        <w:t xml:space="preserve">##  [68,]     -9.3750439 -9.3094478</w:t>
+      </w:r>
+      <w:r>
+        <w:br/>
+      </w:r>
+      <w:r>
+        <w:rPr>
+          <w:rStyle w:val="VerbatimChar"/>
+        </w:rPr>
+        <w:t xml:space="preserve">##  [69,]      4.9722916  4.9238253</w:t>
+      </w:r>
+      <w:r>
+        <w:br/>
+      </w:r>
+      <w:r>
+        <w:rPr>
+          <w:rStyle w:val="VerbatimChar"/>
+        </w:rPr>
+        <w:t xml:space="preserve">##  [70,]      3.9504311  3.8953592</w:t>
+      </w:r>
+      <w:r>
+        <w:br/>
+      </w:r>
+      <w:r>
+        <w:rPr>
+          <w:rStyle w:val="VerbatimChar"/>
+        </w:rPr>
+        <w:t xml:space="preserve">##  [71,]      5.7031256  5.4890893</w:t>
+      </w:r>
+      <w:r>
+        <w:br/>
+      </w:r>
+      <w:r>
+        <w:rPr>
+          <w:rStyle w:val="VerbatimChar"/>
+        </w:rPr>
+        <w:t xml:space="preserve">##  [72,]      6.5864234  6.2441135</w:t>
+      </w:r>
+      <w:r>
+        <w:br/>
+      </w:r>
+      <w:r>
+        <w:rPr>
+          <w:rStyle w:val="VerbatimChar"/>
+        </w:rPr>
+        <w:t xml:space="preserve">##  [73,]     -6.5881148 -6.4095039</w:t>
+      </w:r>
+      <w:r>
+        <w:br/>
+      </w:r>
+      <w:r>
+        <w:rPr>
+          <w:rStyle w:val="VerbatimChar"/>
+        </w:rPr>
+        <w:t xml:space="preserve">##  [74,]     -0.8472156 -0.8280865</w:t>
+      </w:r>
+      <w:r>
+        <w:br/>
+      </w:r>
+      <w:r>
+        <w:rPr>
+          <w:rStyle w:val="VerbatimChar"/>
+        </w:rPr>
+        <w:t xml:space="preserve">##  [75,]      6.9363705  6.6761824</w:t>
+      </w:r>
+      <w:r>
+        <w:br/>
+      </w:r>
+      <w:r>
+        <w:rPr>
+          <w:rStyle w:val="VerbatimChar"/>
+        </w:rPr>
+        <w:t xml:space="preserve">##  [76,]      6.9309875  7.1692123</w:t>
+      </w:r>
+      <w:r>
+        <w:br/>
+      </w:r>
+      <w:r>
+        <w:rPr>
+          <w:rStyle w:val="VerbatimChar"/>
+        </w:rPr>
+        <w:t xml:space="preserve">##  [77,]      9.7432804  9.5585265</w:t>
+      </w:r>
+      <w:r>
+        <w:br/>
+      </w:r>
+      <w:r>
+        <w:rPr>
+          <w:rStyle w:val="VerbatimChar"/>
+        </w:rPr>
+        <w:t xml:space="preserve">##  [78,]      0.2326774  0.4716570</w:t>
+      </w:r>
+      <w:r>
+        <w:br/>
+      </w:r>
+      <w:r>
+        <w:rPr>
+          <w:rStyle w:val="VerbatimChar"/>
+        </w:rPr>
+        <w:t xml:space="preserve">##  [79,]     -9.6662992 -9.6372148</w:t>
+      </w:r>
+      <w:r>
+        <w:br/>
+      </w:r>
+      <w:r>
+        <w:rPr>
+          <w:rStyle w:val="VerbatimChar"/>
+        </w:rPr>
+        <w:t xml:space="preserve">##  [80,]     -0.6839564 -0.7469148</w:t>
+      </w:r>
+      <w:r>
+        <w:br/>
+      </w:r>
+      <w:r>
+        <w:rPr>
+          <w:rStyle w:val="VerbatimChar"/>
+        </w:rPr>
+        <w:t xml:space="preserve">##  [81,]      8.5321060  8.1294332</w:t>
+      </w:r>
+      <w:r>
+        <w:br/>
+      </w:r>
+      <w:r>
+        <w:rPr>
+          <w:rStyle w:val="VerbatimChar"/>
+        </w:rPr>
+        <w:t xml:space="preserve">##  [82,]     -3.9536987 -3.6458746</w:t>
+      </w:r>
+      <w:r>
+        <w:br/>
+      </w:r>
+      <w:r>
+        <w:rPr>
+          <w:rStyle w:val="VerbatimChar"/>
+        </w:rPr>
+        <w:t xml:space="preserve">##  [83,]     -8.8594895 -8.3984274</w:t>
+      </w:r>
+      <w:r>
+        <w:br/>
+      </w:r>
+      <w:r>
+        <w:rPr>
+          <w:rStyle w:val="VerbatimChar"/>
+        </w:rPr>
+        <w:t xml:space="preserve">##  [84,]     -5.4253839 -5.8834703</w:t>
+      </w:r>
+      <w:r>
+        <w:br/>
+      </w:r>
+      <w:r>
+        <w:rPr>
+          <w:rStyle w:val="VerbatimChar"/>
+        </w:rPr>
+        <w:t xml:space="preserve">##  [85,]      4.8257035  5.1217755</w:t>
+      </w:r>
+      <w:r>
+        <w:br/>
+      </w:r>
+      <w:r>
+        <w:rPr>
+          <w:rStyle w:val="VerbatimChar"/>
+        </w:rPr>
+        <w:t xml:space="preserve">##  [86,]      3.0473129  3.0397043</w:t>
+      </w:r>
+      <w:r>
+        <w:br/>
+      </w:r>
+      <w:r>
+        <w:rPr>
+          <w:rStyle w:val="VerbatimChar"/>
+        </w:rPr>
+        <w:t xml:space="preserve">##  [87,]     -7.6038208 -7.3058516</w:t>
+      </w:r>
+      <w:r>
+        <w:br/>
+      </w:r>
+      <w:r>
+        <w:rPr>
+          <w:rStyle w:val="VerbatimChar"/>
+        </w:rPr>
+        <w:t xml:space="preserve">##  [88,]     -1.3107346 -1.2474422</w:t>
+      </w:r>
+      <w:r>
+        <w:br/>
+      </w:r>
+      <w:r>
+        <w:rPr>
+          <w:rStyle w:val="VerbatimChar"/>
+        </w:rPr>
+        <w:t xml:space="preserve">##  [89,]     -6.3882198 -6.1530189</w:t>
+      </w:r>
+      <w:r>
+        <w:br/>
+      </w:r>
+      <w:r>
+        <w:rPr>
+          <w:rStyle w:val="VerbatimChar"/>
+        </w:rPr>
+        <w:t xml:space="preserve">##  [90,]     -1.4398996 -1.4697712</w:t>
+      </w:r>
+      <w:r>
+        <w:br/>
+      </w:r>
+      <w:r>
+        <w:rPr>
+          <w:rStyle w:val="VerbatimChar"/>
+        </w:rPr>
+        <w:t xml:space="preserve">##  [91,]     -5.6734247 -5.7858508</w:t>
+      </w:r>
+      <w:r>
+        <w:br/>
+      </w:r>
+      <w:r>
+        <w:rPr>
+          <w:rStyle w:val="VerbatimChar"/>
+        </w:rPr>
+        <w:t xml:space="preserve">##  [92,]     -2.4925482 -2.5723408</w:t>
+      </w:r>
+      <w:r>
+        <w:br/>
+      </w:r>
+      <w:r>
+        <w:rPr>
+          <w:rStyle w:val="VerbatimChar"/>
+        </w:rPr>
+        <w:t xml:space="preserve">##  [93,]      0.1665331 -0.1852511</w:t>
+      </w:r>
+      <w:r>
+        <w:br/>
+      </w:r>
+      <w:r>
+        <w:rPr>
+          <w:rStyle w:val="VerbatimChar"/>
+        </w:rPr>
+        <w:t xml:space="preserve">##  [94,]      0.7943937  1.0360707</w:t>
+      </w:r>
+      <w:r>
+        <w:br/>
+      </w:r>
+      <w:r>
+        <w:rPr>
+          <w:rStyle w:val="VerbatimChar"/>
+        </w:rPr>
+        <w:t xml:space="preserve">##  [95,]     -2.4159201 -2.9805594</w:t>
+      </w:r>
+      <w:r>
+        <w:br/>
+      </w:r>
+      <w:r>
+        <w:rPr>
+          <w:rStyle w:val="VerbatimChar"/>
+        </w:rPr>
+        <w:t xml:space="preserve">##  [96,]      4.8351729  4.6447452</w:t>
+      </w:r>
+      <w:r>
+        <w:br/>
+      </w:r>
+      <w:r>
+        <w:rPr>
+          <w:rStyle w:val="VerbatimChar"/>
+        </w:rPr>
+        <w:t xml:space="preserve">##  [97,]      8.7900964  8.7107261</w:t>
+      </w:r>
+      <w:r>
+        <w:br/>
+      </w:r>
+      <w:r>
+        <w:rPr>
+          <w:rStyle w:val="VerbatimChar"/>
+        </w:rPr>
+        <w:t xml:space="preserve">##  [98,]      0.5203719  0.4167397</w:t>
+      </w:r>
+      <w:r>
+        <w:br/>
+      </w:r>
+      <w:r>
+        <w:rPr>
+          <w:rStyle w:val="VerbatimChar"/>
+        </w:rPr>
+        <w:t xml:space="preserve">##  [99,]     -7.1194002 -7.3275187</w:t>
+      </w:r>
+      <w:r>
+        <w:br/>
+      </w:r>
+      <w:r>
+        <w:rPr>
+          <w:rStyle w:val="VerbatimChar"/>
+        </w:rPr>
+        <w:t xml:space="preserve">## [100,]     -2.9608155 -2.6246257</w:t>
       </w:r>
     </w:p>
     <w:bookmarkEnd w:id="30"/>
@@ -23206,6 +20326,24 @@
           <w:rStyle w:val="VerbatimChar"/>
         </w:rPr>
         <w:t xml:space="preserve">## [1] 134</w:t>
+      </w:r>
+      <w:r>
+        <w:br/>
+      </w:r>
+      <w:r>
+        <w:rPr>
+          <w:rStyle w:val="VerbatimChar"/>
+        </w:rPr>
+        <w:t xml:space="preserve">## [1] 135</w:t>
+      </w:r>
+      <w:r>
+        <w:br/>
+      </w:r>
+      <w:r>
+        <w:rPr>
+          <w:rStyle w:val="VerbatimChar"/>
+        </w:rPr>
+        <w:t xml:space="preserve">## [1] 136</w:t>
       </w:r>
       <w:r>
         <w:br/>
@@ -23824,907 +20962,907 @@
         <w:rPr>
           <w:rStyle w:val="VerbatimChar"/>
         </w:rPr>
-        <w:t xml:space="preserve">##        Estimated_Value   TrueValue</w:t>
-      </w:r>
-      <w:r>
-        <w:br/>
-      </w:r>
-      <w:r>
-        <w:rPr>
-          <w:rStyle w:val="VerbatimChar"/>
-        </w:rPr>
-        <w:t xml:space="preserve">##   [1,]     3.413668325  3.38199658</w:t>
-      </w:r>
-      <w:r>
-        <w:br/>
-      </w:r>
-      <w:r>
-        <w:rPr>
-          <w:rStyle w:val="VerbatimChar"/>
-        </w:rPr>
-        <w:t xml:space="preserve">##   [2,]     8.692414654  8.70861956</w:t>
-      </w:r>
-      <w:r>
-        <w:br/>
-      </w:r>
-      <w:r>
-        <w:rPr>
-          <w:rStyle w:val="VerbatimChar"/>
-        </w:rPr>
-        <w:t xml:space="preserve">##   [3,]    -9.062947967 -8.77616610</w:t>
-      </w:r>
-      <w:r>
-        <w:br/>
-      </w:r>
-      <w:r>
-        <w:rPr>
-          <w:rStyle w:val="VerbatimChar"/>
-        </w:rPr>
-        <w:t xml:space="preserve">##   [4,]    -9.309759695 -8.93425008</w:t>
-      </w:r>
-      <w:r>
-        <w:br/>
-      </w:r>
-      <w:r>
-        <w:rPr>
-          <w:rStyle w:val="VerbatimChar"/>
-        </w:rPr>
-        <w:t xml:space="preserve">##   [5,]     1.793891275  1.86622184</w:t>
-      </w:r>
-      <w:r>
-        <w:br/>
-      </w:r>
-      <w:r>
-        <w:rPr>
-          <w:rStyle w:val="VerbatimChar"/>
-        </w:rPr>
-        <w:t xml:space="preserve">##   [6,]     7.054301228  6.59425757</w:t>
-      </w:r>
-      <w:r>
-        <w:br/>
-      </w:r>
-      <w:r>
-        <w:rPr>
-          <w:rStyle w:val="VerbatimChar"/>
-        </w:rPr>
-        <w:t xml:space="preserve">##   [7,]     2.211484408  2.21240956</w:t>
-      </w:r>
-      <w:r>
-        <w:br/>
-      </w:r>
-      <w:r>
-        <w:rPr>
-          <w:rStyle w:val="VerbatimChar"/>
-        </w:rPr>
-        <w:t xml:space="preserve">##   [8,]     3.747397899  3.47777623</w:t>
-      </w:r>
-      <w:r>
-        <w:br/>
-      </w:r>
-      <w:r>
-        <w:rPr>
-          <w:rStyle w:val="VerbatimChar"/>
-        </w:rPr>
-        <w:t xml:space="preserve">##   [9,]    -5.816604767 -5.52499502</w:t>
-      </w:r>
-      <w:r>
-        <w:br/>
-      </w:r>
-      <w:r>
-        <w:rPr>
-          <w:rStyle w:val="VerbatimChar"/>
-        </w:rPr>
-        <w:t xml:space="preserve">##  [10,]     3.900268906  2.97065272</w:t>
-      </w:r>
-      <w:r>
-        <w:br/>
-      </w:r>
-      <w:r>
-        <w:rPr>
-          <w:rStyle w:val="VerbatimChar"/>
-        </w:rPr>
-        <w:t xml:space="preserve">##  [11,]     2.584006064  2.63856321</w:t>
-      </w:r>
-      <w:r>
-        <w:br/>
-      </w:r>
-      <w:r>
-        <w:rPr>
-          <w:rStyle w:val="VerbatimChar"/>
-        </w:rPr>
-        <w:t xml:space="preserve">##  [12,]     3.458168544  3.81635210</w:t>
-      </w:r>
-      <w:r>
-        <w:br/>
-      </w:r>
-      <w:r>
-        <w:rPr>
-          <w:rStyle w:val="VerbatimChar"/>
-        </w:rPr>
-        <w:t xml:space="preserve">##  [13,]     1.157606307  1.31866894</w:t>
-      </w:r>
-      <w:r>
-        <w:br/>
-      </w:r>
-      <w:r>
-        <w:rPr>
-          <w:rStyle w:val="VerbatimChar"/>
-        </w:rPr>
-        <w:t xml:space="preserve">##  [14,]     0.266157144  1.01064373</w:t>
-      </w:r>
-      <w:r>
-        <w:br/>
-      </w:r>
-      <w:r>
-        <w:rPr>
-          <w:rStyle w:val="VerbatimChar"/>
-        </w:rPr>
-        <w:t xml:space="preserve">##  [15,]     1.646801366  2.14766584</w:t>
-      </w:r>
-      <w:r>
-        <w:br/>
-      </w:r>
-      <w:r>
-        <w:rPr>
-          <w:rStyle w:val="VerbatimChar"/>
-        </w:rPr>
-        <w:t xml:space="preserve">##  [16,]    -0.834751888 -0.02522867</w:t>
-      </w:r>
-      <w:r>
-        <w:br/>
-      </w:r>
-      <w:r>
-        <w:rPr>
-          <w:rStyle w:val="VerbatimChar"/>
-        </w:rPr>
-        <w:t xml:space="preserve">##  [17,]    -0.518641677 -0.72533656</w:t>
-      </w:r>
-      <w:r>
-        <w:br/>
-      </w:r>
-      <w:r>
-        <w:rPr>
-          <w:rStyle w:val="VerbatimChar"/>
-        </w:rPr>
-        <w:t xml:space="preserve">##  [18,]     1.396161011  1.59957855</w:t>
-      </w:r>
-      <w:r>
-        <w:br/>
-      </w:r>
-      <w:r>
-        <w:rPr>
-          <w:rStyle w:val="VerbatimChar"/>
-        </w:rPr>
-        <w:t xml:space="preserve">##  [19,]     5.059424552  5.24905140</w:t>
-      </w:r>
-      <w:r>
-        <w:br/>
-      </w:r>
-      <w:r>
-        <w:rPr>
-          <w:rStyle w:val="VerbatimChar"/>
-        </w:rPr>
-        <w:t xml:space="preserve">##  [20,]     9.118731839  8.94422770</w:t>
-      </w:r>
-      <w:r>
-        <w:br/>
-      </w:r>
-      <w:r>
-        <w:rPr>
-          <w:rStyle w:val="VerbatimChar"/>
-        </w:rPr>
-        <w:t xml:space="preserve">##  [21,]    -6.479335043 -6.07066419</w:t>
-      </w:r>
-      <w:r>
-        <w:br/>
-      </w:r>
-      <w:r>
-        <w:rPr>
-          <w:rStyle w:val="VerbatimChar"/>
-        </w:rPr>
-        <w:t xml:space="preserve">##  [22,]    -8.578458304 -8.48562050</w:t>
-      </w:r>
-      <w:r>
-        <w:br/>
-      </w:r>
-      <w:r>
-        <w:rPr>
-          <w:rStyle w:val="VerbatimChar"/>
-        </w:rPr>
-        <w:t xml:space="preserve">##  [23,]     0.377312662  0.58797755</w:t>
-      </w:r>
-      <w:r>
-        <w:br/>
-      </w:r>
-      <w:r>
-        <w:rPr>
-          <w:rStyle w:val="VerbatimChar"/>
-        </w:rPr>
-        <w:t xml:space="preserve">##  [24,]    -6.550333798 -6.17416614</w:t>
-      </w:r>
-      <w:r>
-        <w:br/>
-      </w:r>
-      <w:r>
-        <w:rPr>
-          <w:rStyle w:val="VerbatimChar"/>
-        </w:rPr>
-        <w:t xml:space="preserve">##  [25,]     5.297826199  4.63272407</w:t>
-      </w:r>
-      <w:r>
-        <w:br/>
-      </w:r>
-      <w:r>
-        <w:rPr>
-          <w:rStyle w:val="VerbatimChar"/>
-        </w:rPr>
-        <w:t xml:space="preserve">##  [26,]     9.494836886  9.25996353</w:t>
-      </w:r>
-      <w:r>
-        <w:br/>
-      </w:r>
-      <w:r>
-        <w:rPr>
-          <w:rStyle w:val="VerbatimChar"/>
-        </w:rPr>
-        <w:t xml:space="preserve">##  [27,]    -2.966576202 -3.28843119</w:t>
-      </w:r>
-      <w:r>
-        <w:br/>
-      </w:r>
-      <w:r>
-        <w:rPr>
-          <w:rStyle w:val="VerbatimChar"/>
-        </w:rPr>
-        <w:t xml:space="preserve">##  [28,]    -0.798913538 -0.88044842</w:t>
-      </w:r>
-      <w:r>
-        <w:br/>
-      </w:r>
-      <w:r>
-        <w:rPr>
-          <w:rStyle w:val="VerbatimChar"/>
-        </w:rPr>
-        <w:t xml:space="preserve">##  [29,]    -7.108511981 -6.84787542</w:t>
-      </w:r>
-      <w:r>
-        <w:br/>
-      </w:r>
-      <w:r>
-        <w:rPr>
-          <w:rStyle w:val="VerbatimChar"/>
-        </w:rPr>
-        <w:t xml:space="preserve">##  [30,]    -6.829564493 -6.98428905</w:t>
-      </w:r>
-      <w:r>
-        <w:br/>
-      </w:r>
-      <w:r>
-        <w:rPr>
-          <w:rStyle w:val="VerbatimChar"/>
-        </w:rPr>
-        <w:t xml:space="preserve">##  [31,]     0.361756351  0.67275892</w:t>
-      </w:r>
-      <w:r>
-        <w:br/>
-      </w:r>
-      <w:r>
-        <w:rPr>
-          <w:rStyle w:val="VerbatimChar"/>
-        </w:rPr>
-        <w:t xml:space="preserve">##  [32,]    -8.947108634 -9.03189206</w:t>
-      </w:r>
-      <w:r>
-        <w:br/>
-      </w:r>
-      <w:r>
-        <w:rPr>
-          <w:rStyle w:val="VerbatimChar"/>
-        </w:rPr>
-        <w:t xml:space="preserve">##  [33,]    -7.832841103 -7.52189397</w:t>
-      </w:r>
-      <w:r>
-        <w:br/>
-      </w:r>
-      <w:r>
-        <w:rPr>
-          <w:rStyle w:val="VerbatimChar"/>
-        </w:rPr>
-        <w:t xml:space="preserve">##  [34,]    -7.108984476 -6.81443185</w:t>
-      </w:r>
-      <w:r>
-        <w:br/>
-      </w:r>
-      <w:r>
-        <w:rPr>
-          <w:rStyle w:val="VerbatimChar"/>
-        </w:rPr>
-        <w:t xml:space="preserve">##  [35,]     2.782642369  2.85840624</w:t>
-      </w:r>
-      <w:r>
-        <w:br/>
-      </w:r>
-      <w:r>
-        <w:rPr>
-          <w:rStyle w:val="VerbatimChar"/>
-        </w:rPr>
-        <w:t xml:space="preserve">##  [36,]    -3.908231825 -3.61807635</w:t>
-      </w:r>
-      <w:r>
-        <w:br/>
-      </w:r>
-      <w:r>
-        <w:rPr>
-          <w:rStyle w:val="VerbatimChar"/>
-        </w:rPr>
-        <w:t xml:space="preserve">##  [37,]    -5.647855282 -5.42184092</w:t>
-      </w:r>
-      <w:r>
-        <w:br/>
-      </w:r>
-      <w:r>
-        <w:rPr>
-          <w:rStyle w:val="VerbatimChar"/>
-        </w:rPr>
-        <w:t xml:space="preserve">##  [38,]     7.767362097  7.60990205</w:t>
-      </w:r>
-      <w:r>
-        <w:br/>
-      </w:r>
-      <w:r>
-        <w:rPr>
-          <w:rStyle w:val="VerbatimChar"/>
-        </w:rPr>
-        <w:t xml:space="preserve">##  [39,]    -5.249299027 -5.01099389</w:t>
-      </w:r>
-      <w:r>
-        <w:br/>
-      </w:r>
-      <w:r>
-        <w:rPr>
-          <w:rStyle w:val="VerbatimChar"/>
-        </w:rPr>
-        <w:t xml:space="preserve">##  [40,]    -4.218631043 -4.12059667</w:t>
-      </w:r>
-      <w:r>
-        <w:br/>
-      </w:r>
-      <w:r>
-        <w:rPr>
-          <w:rStyle w:val="VerbatimChar"/>
-        </w:rPr>
-        <w:t xml:space="preserve">##  [41,]    -2.576782478 -2.86462375</w:t>
-      </w:r>
-      <w:r>
-        <w:br/>
-      </w:r>
-      <w:r>
-        <w:rPr>
-          <w:rStyle w:val="VerbatimChar"/>
-        </w:rPr>
-        <w:t xml:space="preserve">##  [42,]     6.710309143  6.61263966</w:t>
-      </w:r>
-      <w:r>
-        <w:br/>
-      </w:r>
-      <w:r>
-        <w:rPr>
-          <w:rStyle w:val="VerbatimChar"/>
-        </w:rPr>
-        <w:t xml:space="preserve">##  [43,]     2.370292863  2.55601189</w:t>
-      </w:r>
-      <w:r>
-        <w:br/>
-      </w:r>
-      <w:r>
-        <w:rPr>
-          <w:rStyle w:val="VerbatimChar"/>
-        </w:rPr>
-        <w:t xml:space="preserve">##  [44,]     2.454443585  2.36217503</w:t>
-      </w:r>
-      <w:r>
-        <w:br/>
-      </w:r>
-      <w:r>
-        <w:rPr>
-          <w:rStyle w:val="VerbatimChar"/>
-        </w:rPr>
-        <w:t xml:space="preserve">##  [45,]    -1.181467109 -1.10125234</w:t>
-      </w:r>
-      <w:r>
-        <w:br/>
-      </w:r>
-      <w:r>
-        <w:rPr>
-          <w:rStyle w:val="VerbatimChar"/>
-        </w:rPr>
-        <w:t xml:space="preserve">##  [46,]     0.259529122  0.01292202</w:t>
-      </w:r>
-      <w:r>
-        <w:br/>
-      </w:r>
-      <w:r>
-        <w:rPr>
-          <w:rStyle w:val="VerbatimChar"/>
-        </w:rPr>
-        <w:t xml:space="preserve">##  [47,]    10.396168212  9.98506239</w:t>
-      </w:r>
-      <w:r>
-        <w:br/>
-      </w:r>
-      <w:r>
-        <w:rPr>
-          <w:rStyle w:val="VerbatimChar"/>
-        </w:rPr>
-        <w:t xml:space="preserve">##  [48,]     2.763409906  2.79698831</w:t>
-      </w:r>
-      <w:r>
-        <w:br/>
-      </w:r>
-      <w:r>
-        <w:rPr>
-          <w:rStyle w:val="VerbatimChar"/>
-        </w:rPr>
-        <w:t xml:space="preserve">##  [49,]     8.217965535  7.97860474</w:t>
-      </w:r>
-      <w:r>
-        <w:br/>
-      </w:r>
-      <w:r>
-        <w:rPr>
-          <w:rStyle w:val="VerbatimChar"/>
-        </w:rPr>
-        <w:t xml:space="preserve">##  [50,]    -4.463345018 -5.29511021</w:t>
-      </w:r>
-      <w:r>
-        <w:br/>
-      </w:r>
-      <w:r>
-        <w:rPr>
-          <w:rStyle w:val="VerbatimChar"/>
-        </w:rPr>
-        <w:t xml:space="preserve">##  [51,]     6.275699590  6.30789981</w:t>
-      </w:r>
-      <w:r>
-        <w:br/>
-      </w:r>
-      <w:r>
-        <w:rPr>
-          <w:rStyle w:val="VerbatimChar"/>
-        </w:rPr>
-        <w:t xml:space="preserve">##  [52,]    -7.352424515 -7.14168584</w:t>
-      </w:r>
-      <w:r>
-        <w:br/>
-      </w:r>
-      <w:r>
-        <w:rPr>
-          <w:rStyle w:val="VerbatimChar"/>
-        </w:rPr>
-        <w:t xml:space="preserve">##  [53,]     8.605512140  8.21370747</w:t>
-      </w:r>
-      <w:r>
-        <w:br/>
-      </w:r>
-      <w:r>
-        <w:rPr>
-          <w:rStyle w:val="VerbatimChar"/>
-        </w:rPr>
-        <w:t xml:space="preserve">##  [54,]    -0.623629761 -0.73551573</w:t>
-      </w:r>
-      <w:r>
-        <w:br/>
-      </w:r>
-      <w:r>
-        <w:rPr>
-          <w:rStyle w:val="VerbatimChar"/>
-        </w:rPr>
-        <w:t xml:space="preserve">##  [55,]    -8.829382083 -8.95627802</w:t>
-      </w:r>
-      <w:r>
-        <w:br/>
-      </w:r>
-      <w:r>
-        <w:rPr>
-          <w:rStyle w:val="VerbatimChar"/>
-        </w:rPr>
-        <w:t xml:space="preserve">##  [56,]     0.825703584  0.27636882</w:t>
-      </w:r>
-      <w:r>
-        <w:br/>
-      </w:r>
-      <w:r>
-        <w:rPr>
-          <w:rStyle w:val="VerbatimChar"/>
-        </w:rPr>
-        <w:t xml:space="preserve">##  [57,]    -0.412283055 -0.04741277</w:t>
-      </w:r>
-      <w:r>
-        <w:br/>
-      </w:r>
-      <w:r>
-        <w:rPr>
-          <w:rStyle w:val="VerbatimChar"/>
-        </w:rPr>
-        <w:t xml:space="preserve">##  [58,]    -1.031822109 -0.99807149</w:t>
-      </w:r>
-      <w:r>
-        <w:br/>
-      </w:r>
-      <w:r>
-        <w:rPr>
-          <w:rStyle w:val="VerbatimChar"/>
-        </w:rPr>
-        <w:t xml:space="preserve">##  [59,]     2.113856628  2.37673295</w:t>
-      </w:r>
-      <w:r>
-        <w:br/>
-      </w:r>
-      <w:r>
-        <w:rPr>
-          <w:rStyle w:val="VerbatimChar"/>
-        </w:rPr>
-        <w:t xml:space="preserve">##  [60,]    -5.533241379 -5.21332574</w:t>
-      </w:r>
-      <w:r>
-        <w:br/>
-      </w:r>
-      <w:r>
-        <w:rPr>
-          <w:rStyle w:val="VerbatimChar"/>
-        </w:rPr>
-        <w:t xml:space="preserve">##  [61,]     9.962230057  9.83809300</w:t>
-      </w:r>
-      <w:r>
-        <w:br/>
-      </w:r>
-      <w:r>
-        <w:rPr>
-          <w:rStyle w:val="VerbatimChar"/>
-        </w:rPr>
-        <w:t xml:space="preserve">##  [62,]    -8.986907303 -8.84508363</w:t>
-      </w:r>
-      <w:r>
-        <w:br/>
-      </w:r>
-      <w:r>
-        <w:rPr>
-          <w:rStyle w:val="VerbatimChar"/>
-        </w:rPr>
-        <w:t xml:space="preserve">##  [63,]     7.999925797  7.54325903</w:t>
-      </w:r>
-      <w:r>
-        <w:br/>
-      </w:r>
-      <w:r>
-        <w:rPr>
-          <w:rStyle w:val="VerbatimChar"/>
-        </w:rPr>
-        <w:t xml:space="preserve">##  [64,]     5.169015085  5.00104401</w:t>
-      </w:r>
-      <w:r>
-        <w:br/>
-      </w:r>
-      <w:r>
-        <w:rPr>
-          <w:rStyle w:val="VerbatimChar"/>
-        </w:rPr>
-        <w:t xml:space="preserve">##  [65,]     8.197545627  7.80990003</w:t>
-      </w:r>
-      <w:r>
-        <w:br/>
-      </w:r>
-      <w:r>
-        <w:rPr>
-          <w:rStyle w:val="VerbatimChar"/>
-        </w:rPr>
-        <w:t xml:space="preserve">##  [66,]     1.324052208  1.29118995</w:t>
-      </w:r>
-      <w:r>
-        <w:br/>
-      </w:r>
-      <w:r>
-        <w:rPr>
-          <w:rStyle w:val="VerbatimChar"/>
-        </w:rPr>
-        <w:t xml:space="preserve">##  [67,]     9.341985310  8.59802091</w:t>
-      </w:r>
-      <w:r>
-        <w:br/>
-      </w:r>
-      <w:r>
-        <w:rPr>
-          <w:rStyle w:val="VerbatimChar"/>
-        </w:rPr>
-        <w:t xml:space="preserve">##  [68,]     6.583139737  6.78223954</w:t>
-      </w:r>
-      <w:r>
-        <w:br/>
-      </w:r>
-      <w:r>
-        <w:rPr>
-          <w:rStyle w:val="VerbatimChar"/>
-        </w:rPr>
-        <w:t xml:space="preserve">##  [69,]     4.111089242  3.90529101</w:t>
-      </w:r>
-      <w:r>
-        <w:br/>
-      </w:r>
-      <w:r>
-        <w:rPr>
-          <w:rStyle w:val="VerbatimChar"/>
-        </w:rPr>
-        <w:t xml:space="preserve">##  [70,]    -2.464873612 -2.23447088</w:t>
-      </w:r>
-      <w:r>
-        <w:br/>
-      </w:r>
-      <w:r>
-        <w:rPr>
-          <w:rStyle w:val="VerbatimChar"/>
-        </w:rPr>
-        <w:t xml:space="preserve">##  [71,]   -10.163212406 -9.80071631</w:t>
-      </w:r>
-      <w:r>
-        <w:br/>
-      </w:r>
-      <w:r>
-        <w:rPr>
-          <w:rStyle w:val="VerbatimChar"/>
-        </w:rPr>
-        <w:t xml:space="preserve">##  [72,]    -9.703735257 -8.81622775</w:t>
-      </w:r>
-      <w:r>
-        <w:br/>
-      </w:r>
-      <w:r>
-        <w:rPr>
-          <w:rStyle w:val="VerbatimChar"/>
-        </w:rPr>
-        <w:t xml:space="preserve">##  [73,]     6.542552745  6.90145053</w:t>
-      </w:r>
-      <w:r>
-        <w:br/>
-      </w:r>
-      <w:r>
-        <w:rPr>
-          <w:rStyle w:val="VerbatimChar"/>
-        </w:rPr>
-        <w:t xml:space="preserve">##  [74,]    -1.336654054 -1.74130210</w:t>
-      </w:r>
-      <w:r>
-        <w:br/>
-      </w:r>
-      <w:r>
-        <w:rPr>
-          <w:rStyle w:val="VerbatimChar"/>
-        </w:rPr>
-        <w:t xml:space="preserve">##  [75,]    10.318363463  9.72433525</w:t>
-      </w:r>
-      <w:r>
-        <w:br/>
-      </w:r>
-      <w:r>
-        <w:rPr>
-          <w:rStyle w:val="VerbatimChar"/>
-        </w:rPr>
-        <w:t xml:space="preserve">##  [76,]     1.658899786  1.42128265</w:t>
-      </w:r>
-      <w:r>
-        <w:br/>
-      </w:r>
-      <w:r>
-        <w:rPr>
-          <w:rStyle w:val="VerbatimChar"/>
-        </w:rPr>
-        <w:t xml:space="preserve">##  [77,]     3.142766046  2.71021199</w:t>
-      </w:r>
-      <w:r>
-        <w:br/>
-      </w:r>
-      <w:r>
-        <w:rPr>
-          <w:rStyle w:val="VerbatimChar"/>
-        </w:rPr>
-        <w:t xml:space="preserve">##  [78,]     4.704721399  4.51346424</w:t>
-      </w:r>
-      <w:r>
-        <w:br/>
-      </w:r>
-      <w:r>
-        <w:rPr>
-          <w:rStyle w:val="VerbatimChar"/>
-        </w:rPr>
-        <w:t xml:space="preserve">##  [79,]    -8.490032929 -7.98150469</w:t>
-      </w:r>
-      <w:r>
-        <w:br/>
-      </w:r>
-      <w:r>
-        <w:rPr>
-          <w:rStyle w:val="VerbatimChar"/>
-        </w:rPr>
-        <w:t xml:space="preserve">##  [80,]    -2.088905112 -2.45310606</w:t>
-      </w:r>
-      <w:r>
-        <w:br/>
-      </w:r>
-      <w:r>
-        <w:rPr>
-          <w:rStyle w:val="VerbatimChar"/>
-        </w:rPr>
-        <w:t xml:space="preserve">##  [81,]     1.592341610  1.29378365</w:t>
-      </w:r>
-      <w:r>
-        <w:br/>
-      </w:r>
-      <w:r>
-        <w:rPr>
-          <w:rStyle w:val="VerbatimChar"/>
-        </w:rPr>
-        <w:t xml:space="preserve">##  [82,]    -9.082622205 -8.77048942</w:t>
-      </w:r>
-      <w:r>
-        <w:br/>
-      </w:r>
-      <w:r>
-        <w:rPr>
-          <w:rStyle w:val="VerbatimChar"/>
-        </w:rPr>
-        <w:t xml:space="preserve">##  [83,]    -0.659689865 -1.10111610</w:t>
-      </w:r>
-      <w:r>
-        <w:br/>
-      </w:r>
-      <w:r>
-        <w:rPr>
-          <w:rStyle w:val="VerbatimChar"/>
-        </w:rPr>
-        <w:t xml:space="preserve">##  [84,]     4.245498426  4.28861444</w:t>
-      </w:r>
-      <w:r>
-        <w:br/>
-      </w:r>
-      <w:r>
-        <w:rPr>
-          <w:rStyle w:val="VerbatimChar"/>
-        </w:rPr>
-        <w:t xml:space="preserve">##  [85,]     4.110658904  3.87713278</w:t>
-      </w:r>
-      <w:r>
-        <w:br/>
-      </w:r>
-      <w:r>
-        <w:rPr>
-          <w:rStyle w:val="VerbatimChar"/>
-        </w:rPr>
-        <w:t xml:space="preserve">##  [86,]    -9.714202874 -9.38483445</w:t>
-      </w:r>
-      <w:r>
-        <w:br/>
-      </w:r>
-      <w:r>
-        <w:rPr>
-          <w:rStyle w:val="VerbatimChar"/>
-        </w:rPr>
-        <w:t xml:space="preserve">##  [87,]    -3.948320102 -4.08281857</w:t>
-      </w:r>
-      <w:r>
-        <w:br/>
-      </w:r>
-      <w:r>
-        <w:rPr>
-          <w:rStyle w:val="VerbatimChar"/>
-        </w:rPr>
-        <w:t xml:space="preserve">##  [88,]     8.217345418  8.07382024</w:t>
-      </w:r>
-      <w:r>
-        <w:br/>
-      </w:r>
-      <w:r>
-        <w:rPr>
-          <w:rStyle w:val="VerbatimChar"/>
-        </w:rPr>
-        <w:t xml:space="preserve">##  [89,]     7.197494883  7.47380520</w:t>
-      </w:r>
-      <w:r>
-        <w:br/>
-      </w:r>
-      <w:r>
-        <w:rPr>
-          <w:rStyle w:val="VerbatimChar"/>
-        </w:rPr>
-        <w:t xml:space="preserve">##  [90,]    10.251579854  9.86472926</w:t>
-      </w:r>
-      <w:r>
-        <w:br/>
-      </w:r>
-      <w:r>
-        <w:rPr>
-          <w:rStyle w:val="VerbatimChar"/>
-        </w:rPr>
-        <w:t xml:space="preserve">##  [91,]     6.020617623  5.34491316</w:t>
-      </w:r>
-      <w:r>
-        <w:br/>
-      </w:r>
-      <w:r>
-        <w:rPr>
-          <w:rStyle w:val="VerbatimChar"/>
-        </w:rPr>
-        <w:t xml:space="preserve">##  [92,]     4.586829121  4.07329170</w:t>
-      </w:r>
-      <w:r>
-        <w:br/>
-      </w:r>
-      <w:r>
-        <w:rPr>
-          <w:rStyle w:val="VerbatimChar"/>
-        </w:rPr>
-        <w:t xml:space="preserve">##  [93,]    -7.274256851 -6.54321956</w:t>
-      </w:r>
-      <w:r>
-        <w:br/>
-      </w:r>
-      <w:r>
-        <w:rPr>
-          <w:rStyle w:val="VerbatimChar"/>
-        </w:rPr>
-        <w:t xml:space="preserve">##  [94,]    -1.904685287 -2.23807570</w:t>
-      </w:r>
-      <w:r>
-        <w:br/>
-      </w:r>
-      <w:r>
-        <w:rPr>
-          <w:rStyle w:val="VerbatimChar"/>
-        </w:rPr>
-        <w:t xml:space="preserve">##  [95,]    -4.261195916 -4.22885608</w:t>
-      </w:r>
-      <w:r>
-        <w:br/>
-      </w:r>
-      <w:r>
-        <w:rPr>
-          <w:rStyle w:val="VerbatimChar"/>
-        </w:rPr>
-        <w:t xml:space="preserve">##  [96,]    -0.004248367  0.02615804</w:t>
-      </w:r>
-      <w:r>
-        <w:br/>
-      </w:r>
-      <w:r>
-        <w:rPr>
-          <w:rStyle w:val="VerbatimChar"/>
-        </w:rPr>
-        <w:t xml:space="preserve">##  [97,]     8.742548113  8.77712892</w:t>
-      </w:r>
-      <w:r>
-        <w:br/>
-      </w:r>
-      <w:r>
-        <w:rPr>
-          <w:rStyle w:val="VerbatimChar"/>
-        </w:rPr>
-        <w:t xml:space="preserve">##  [98,]    -8.297431745 -8.04939974</w:t>
-      </w:r>
-      <w:r>
-        <w:br/>
-      </w:r>
-      <w:r>
-        <w:rPr>
-          <w:rStyle w:val="VerbatimChar"/>
-        </w:rPr>
-        <w:t xml:space="preserve">##  [99,]     1.477483933  1.23439007</w:t>
-      </w:r>
-      <w:r>
-        <w:br/>
-      </w:r>
-      <w:r>
-        <w:rPr>
-          <w:rStyle w:val="VerbatimChar"/>
-        </w:rPr>
-        <w:t xml:space="preserve">## [100,]    -7.794398830 -7.63718121</w:t>
+        <w:t xml:space="preserve">##        Estimated_Value  TrueValue</w:t>
+      </w:r>
+      <w:r>
+        <w:br/>
+      </w:r>
+      <w:r>
+        <w:rPr>
+          <w:rStyle w:val="VerbatimChar"/>
+        </w:rPr>
+        <w:t xml:space="preserve">##   [1,]      -1.8228648 -1.6698773</w:t>
+      </w:r>
+      <w:r>
+        <w:br/>
+      </w:r>
+      <w:r>
+        <w:rPr>
+          <w:rStyle w:val="VerbatimChar"/>
+        </w:rPr>
+        <w:t xml:space="preserve">##   [2,]       3.0410726  3.5166189</w:t>
+      </w:r>
+      <w:r>
+        <w:br/>
+      </w:r>
+      <w:r>
+        <w:rPr>
+          <w:rStyle w:val="VerbatimChar"/>
+        </w:rPr>
+        <w:t xml:space="preserve">##   [3,]       3.9765018  4.2548866</w:t>
+      </w:r>
+      <w:r>
+        <w:br/>
+      </w:r>
+      <w:r>
+        <w:rPr>
+          <w:rStyle w:val="VerbatimChar"/>
+        </w:rPr>
+        <w:t xml:space="preserve">##   [4,]       6.3140142  5.9123033</w:t>
+      </w:r>
+      <w:r>
+        <w:br/>
+      </w:r>
+      <w:r>
+        <w:rPr>
+          <w:rStyle w:val="VerbatimChar"/>
+        </w:rPr>
+        <w:t xml:space="preserve">##   [5,]      -4.1009728 -4.1660718</w:t>
+      </w:r>
+      <w:r>
+        <w:br/>
+      </w:r>
+      <w:r>
+        <w:rPr>
+          <w:rStyle w:val="VerbatimChar"/>
+        </w:rPr>
+        <w:t xml:space="preserve">##   [6,]      -9.0194666 -9.3179983</w:t>
+      </w:r>
+      <w:r>
+        <w:br/>
+      </w:r>
+      <w:r>
+        <w:rPr>
+          <w:rStyle w:val="VerbatimChar"/>
+        </w:rPr>
+        <w:t xml:space="preserve">##   [7,]      -9.0014269 -9.4273595</w:t>
+      </w:r>
+      <w:r>
+        <w:br/>
+      </w:r>
+      <w:r>
+        <w:rPr>
+          <w:rStyle w:val="VerbatimChar"/>
+        </w:rPr>
+        <w:t xml:space="preserve">##   [8,]       7.2835808  6.8788346</w:t>
+      </w:r>
+      <w:r>
+        <w:br/>
+      </w:r>
+      <w:r>
+        <w:rPr>
+          <w:rStyle w:val="VerbatimChar"/>
+        </w:rPr>
+        <w:t xml:space="preserve">##   [9,]      -9.7705382 -9.7381236</w:t>
+      </w:r>
+      <w:r>
+        <w:br/>
+      </w:r>
+      <w:r>
+        <w:rPr>
+          <w:rStyle w:val="VerbatimChar"/>
+        </w:rPr>
+        <w:t xml:space="preserve">##  [10,]      -4.4262244 -3.8936974</w:t>
+      </w:r>
+      <w:r>
+        <w:br/>
+      </w:r>
+      <w:r>
+        <w:rPr>
+          <w:rStyle w:val="VerbatimChar"/>
+        </w:rPr>
+        <w:t xml:space="preserve">##  [11,]       0.6826268  0.7380284</w:t>
+      </w:r>
+      <w:r>
+        <w:br/>
+      </w:r>
+      <w:r>
+        <w:rPr>
+          <w:rStyle w:val="VerbatimChar"/>
+        </w:rPr>
+        <w:t xml:space="preserve">##  [12,]       5.7889192  6.0411335</w:t>
+      </w:r>
+      <w:r>
+        <w:br/>
+      </w:r>
+      <w:r>
+        <w:rPr>
+          <w:rStyle w:val="VerbatimChar"/>
+        </w:rPr>
+        <w:t xml:space="preserve">##  [13,]       7.3058593  7.1083025</w:t>
+      </w:r>
+      <w:r>
+        <w:br/>
+      </w:r>
+      <w:r>
+        <w:rPr>
+          <w:rStyle w:val="VerbatimChar"/>
+        </w:rPr>
+        <w:t xml:space="preserve">##  [14,]      -5.9896508 -5.8658903</w:t>
+      </w:r>
+      <w:r>
+        <w:br/>
+      </w:r>
+      <w:r>
+        <w:rPr>
+          <w:rStyle w:val="VerbatimChar"/>
+        </w:rPr>
+        <w:t xml:space="preserve">##  [15,]      -2.3625829 -2.2136283</w:t>
+      </w:r>
+      <w:r>
+        <w:br/>
+      </w:r>
+      <w:r>
+        <w:rPr>
+          <w:rStyle w:val="VerbatimChar"/>
+        </w:rPr>
+        <w:t xml:space="preserve">##  [16,]       8.7479008  8.4367928</w:t>
+      </w:r>
+      <w:r>
+        <w:br/>
+      </w:r>
+      <w:r>
+        <w:rPr>
+          <w:rStyle w:val="VerbatimChar"/>
+        </w:rPr>
+        <w:t xml:space="preserve">##  [17,]      -0.1647828 -0.3551959</w:t>
+      </w:r>
+      <w:r>
+        <w:br/>
+      </w:r>
+      <w:r>
+        <w:rPr>
+          <w:rStyle w:val="VerbatimChar"/>
+        </w:rPr>
+        <w:t xml:space="preserve">##  [18,]      -5.0145872 -4.8945231</w:t>
+      </w:r>
+      <w:r>
+        <w:br/>
+      </w:r>
+      <w:r>
+        <w:rPr>
+          <w:rStyle w:val="VerbatimChar"/>
+        </w:rPr>
+        <w:t xml:space="preserve">##  [19,]       6.1620240  5.9712232</w:t>
+      </w:r>
+      <w:r>
+        <w:br/>
+      </w:r>
+      <w:r>
+        <w:rPr>
+          <w:rStyle w:val="VerbatimChar"/>
+        </w:rPr>
+        <w:t xml:space="preserve">##  [20,]      -1.7278005 -1.8597362</w:t>
+      </w:r>
+      <w:r>
+        <w:br/>
+      </w:r>
+      <w:r>
+        <w:rPr>
+          <w:rStyle w:val="VerbatimChar"/>
+        </w:rPr>
+        <w:t xml:space="preserve">##  [21,]       0.1972972  0.1675250</w:t>
+      </w:r>
+      <w:r>
+        <w:br/>
+      </w:r>
+      <w:r>
+        <w:rPr>
+          <w:rStyle w:val="VerbatimChar"/>
+        </w:rPr>
+        <w:t xml:space="preserve">##  [22,]       7.9277550  7.8608981</w:t>
+      </w:r>
+      <w:r>
+        <w:br/>
+      </w:r>
+      <w:r>
+        <w:rPr>
+          <w:rStyle w:val="VerbatimChar"/>
+        </w:rPr>
+        <w:t xml:space="preserve">##  [23,]      -3.3619512 -3.1848677</w:t>
+      </w:r>
+      <w:r>
+        <w:br/>
+      </w:r>
+      <w:r>
+        <w:rPr>
+          <w:rStyle w:val="VerbatimChar"/>
+        </w:rPr>
+        <w:t xml:space="preserve">##  [24,]      -9.7620462 -9.6033902</w:t>
+      </w:r>
+      <w:r>
+        <w:br/>
+      </w:r>
+      <w:r>
+        <w:rPr>
+          <w:rStyle w:val="VerbatimChar"/>
+        </w:rPr>
+        <w:t xml:space="preserve">##  [25,]      -8.1715391 -7.6909486</w:t>
+      </w:r>
+      <w:r>
+        <w:br/>
+      </w:r>
+      <w:r>
+        <w:rPr>
+          <w:rStyle w:val="VerbatimChar"/>
+        </w:rPr>
+        <w:t xml:space="preserve">##  [26,]      -0.1364442  0.1658053</w:t>
+      </w:r>
+      <w:r>
+        <w:br/>
+      </w:r>
+      <w:r>
+        <w:rPr>
+          <w:rStyle w:val="VerbatimChar"/>
+        </w:rPr>
+        <w:t xml:space="preserve">##  [27,]      -5.6381369 -5.8948960</w:t>
+      </w:r>
+      <w:r>
+        <w:br/>
+      </w:r>
+      <w:r>
+        <w:rPr>
+          <w:rStyle w:val="VerbatimChar"/>
+        </w:rPr>
+        <w:t xml:space="preserve">##  [28,]       8.5472831  8.4279143</w:t>
+      </w:r>
+      <w:r>
+        <w:br/>
+      </w:r>
+      <w:r>
+        <w:rPr>
+          <w:rStyle w:val="VerbatimChar"/>
+        </w:rPr>
+        <w:t xml:space="preserve">##  [29,]       7.1809232  6.3521159</w:t>
+      </w:r>
+      <w:r>
+        <w:br/>
+      </w:r>
+      <w:r>
+        <w:rPr>
+          <w:rStyle w:val="VerbatimChar"/>
+        </w:rPr>
+        <w:t xml:space="preserve">##  [30,]      -2.6037871 -3.3002317</w:t>
+      </w:r>
+      <w:r>
+        <w:br/>
+      </w:r>
+      <w:r>
+        <w:rPr>
+          <w:rStyle w:val="VerbatimChar"/>
+        </w:rPr>
+        <w:t xml:space="preserve">##  [31,]      -1.8765600 -1.9484992</w:t>
+      </w:r>
+      <w:r>
+        <w:br/>
+      </w:r>
+      <w:r>
+        <w:rPr>
+          <w:rStyle w:val="VerbatimChar"/>
+        </w:rPr>
+        <w:t xml:space="preserve">##  [32,]       1.2149882  1.0493206</w:t>
+      </w:r>
+      <w:r>
+        <w:br/>
+      </w:r>
+      <w:r>
+        <w:rPr>
+          <w:rStyle w:val="VerbatimChar"/>
+        </w:rPr>
+        <w:t xml:space="preserve">##  [33,]      -3.3631023 -3.7147376</w:t>
+      </w:r>
+      <w:r>
+        <w:br/>
+      </w:r>
+      <w:r>
+        <w:rPr>
+          <w:rStyle w:val="VerbatimChar"/>
+        </w:rPr>
+        <w:t xml:space="preserve">##  [34,]       9.3768653  8.7291110</w:t>
+      </w:r>
+      <w:r>
+        <w:br/>
+      </w:r>
+      <w:r>
+        <w:rPr>
+          <w:rStyle w:val="VerbatimChar"/>
+        </w:rPr>
+        <w:t xml:space="preserve">##  [35,]       9.7254624  9.6212789</w:t>
+      </w:r>
+      <w:r>
+        <w:br/>
+      </w:r>
+      <w:r>
+        <w:rPr>
+          <w:rStyle w:val="VerbatimChar"/>
+        </w:rPr>
+        <w:t xml:space="preserve">##  [36,]      -6.2916360 -6.3388244</w:t>
+      </w:r>
+      <w:r>
+        <w:br/>
+      </w:r>
+      <w:r>
+        <w:rPr>
+          <w:rStyle w:val="VerbatimChar"/>
+        </w:rPr>
+        <w:t xml:space="preserve">##  [37,]      -9.2704062 -9.0559942</w:t>
+      </w:r>
+      <w:r>
+        <w:br/>
+      </w:r>
+      <w:r>
+        <w:rPr>
+          <w:rStyle w:val="VerbatimChar"/>
+        </w:rPr>
+        <w:t xml:space="preserve">##  [38,]      -4.9041075 -4.4323506</w:t>
+      </w:r>
+      <w:r>
+        <w:br/>
+      </w:r>
+      <w:r>
+        <w:rPr>
+          <w:rStyle w:val="VerbatimChar"/>
+        </w:rPr>
+        <w:t xml:space="preserve">##  [39,]       5.8351493  5.6481174</w:t>
+      </w:r>
+      <w:r>
+        <w:br/>
+      </w:r>
+      <w:r>
+        <w:rPr>
+          <w:rStyle w:val="VerbatimChar"/>
+        </w:rPr>
+        <w:t xml:space="preserve">##  [40,]       4.6137549  4.6877488</w:t>
+      </w:r>
+      <w:r>
+        <w:br/>
+      </w:r>
+      <w:r>
+        <w:rPr>
+          <w:rStyle w:val="VerbatimChar"/>
+        </w:rPr>
+        <w:t xml:space="preserve">##  [41,]      -1.6095488 -1.3840989</w:t>
+      </w:r>
+      <w:r>
+        <w:br/>
+      </w:r>
+      <w:r>
+        <w:rPr>
+          <w:rStyle w:val="VerbatimChar"/>
+        </w:rPr>
+        <w:t xml:space="preserve">##  [42,]       2.3877166  2.1877198</w:t>
+      </w:r>
+      <w:r>
+        <w:br/>
+      </w:r>
+      <w:r>
+        <w:rPr>
+          <w:rStyle w:val="VerbatimChar"/>
+        </w:rPr>
+        <w:t xml:space="preserve">##  [43,]       1.1191216  0.9553325</w:t>
+      </w:r>
+      <w:r>
+        <w:br/>
+      </w:r>
+      <w:r>
+        <w:rPr>
+          <w:rStyle w:val="VerbatimChar"/>
+        </w:rPr>
+        <w:t xml:space="preserve">##  [44,]       7.9648975  7.8349960</w:t>
+      </w:r>
+      <w:r>
+        <w:br/>
+      </w:r>
+      <w:r>
+        <w:rPr>
+          <w:rStyle w:val="VerbatimChar"/>
+        </w:rPr>
+        <w:t xml:space="preserve">##  [45,]       8.2966043  8.0653042</w:t>
+      </w:r>
+      <w:r>
+        <w:br/>
+      </w:r>
+      <w:r>
+        <w:rPr>
+          <w:rStyle w:val="VerbatimChar"/>
+        </w:rPr>
+        <w:t xml:space="preserve">##  [46,]       1.3360031  1.5011557</w:t>
+      </w:r>
+      <w:r>
+        <w:br/>
+      </w:r>
+      <w:r>
+        <w:rPr>
+          <w:rStyle w:val="VerbatimChar"/>
+        </w:rPr>
+        <w:t xml:space="preserve">##  [47,]      10.2758546  9.9877867</w:t>
+      </w:r>
+      <w:r>
+        <w:br/>
+      </w:r>
+      <w:r>
+        <w:rPr>
+          <w:rStyle w:val="VerbatimChar"/>
+        </w:rPr>
+        <w:t xml:space="preserve">##  [48,]       3.2833935  3.1901197</w:t>
+      </w:r>
+      <w:r>
+        <w:br/>
+      </w:r>
+      <w:r>
+        <w:rPr>
+          <w:rStyle w:val="VerbatimChar"/>
+        </w:rPr>
+        <w:t xml:space="preserve">##  [49,]       0.9480173  0.9961095</w:t>
+      </w:r>
+      <w:r>
+        <w:br/>
+      </w:r>
+      <w:r>
+        <w:rPr>
+          <w:rStyle w:val="VerbatimChar"/>
+        </w:rPr>
+        <w:t xml:space="preserve">##  [50,]       0.4849897  0.4026503</w:t>
+      </w:r>
+      <w:r>
+        <w:br/>
+      </w:r>
+      <w:r>
+        <w:rPr>
+          <w:rStyle w:val="VerbatimChar"/>
+        </w:rPr>
+        <w:t xml:space="preserve">##  [51,]       7.8018460  7.2653239</w:t>
+      </w:r>
+      <w:r>
+        <w:br/>
+      </w:r>
+      <w:r>
+        <w:rPr>
+          <w:rStyle w:val="VerbatimChar"/>
+        </w:rPr>
+        <w:t xml:space="preserve">##  [52,]       5.8435111  5.3569360</w:t>
+      </w:r>
+      <w:r>
+        <w:br/>
+      </w:r>
+      <w:r>
+        <w:rPr>
+          <w:rStyle w:val="VerbatimChar"/>
+        </w:rPr>
+        <w:t xml:space="preserve">##  [53,]      -6.8095239 -6.3511406</w:t>
+      </w:r>
+      <w:r>
+        <w:br/>
+      </w:r>
+      <w:r>
+        <w:rPr>
+          <w:rStyle w:val="VerbatimChar"/>
+        </w:rPr>
+        <w:t xml:space="preserve">##  [54,]       5.6897278  5.7366700</w:t>
+      </w:r>
+      <w:r>
+        <w:br/>
+      </w:r>
+      <w:r>
+        <w:rPr>
+          <w:rStyle w:val="VerbatimChar"/>
+        </w:rPr>
+        <w:t xml:space="preserve">##  [55,]       8.5732201  8.2418984</w:t>
+      </w:r>
+      <w:r>
+        <w:br/>
+      </w:r>
+      <w:r>
+        <w:rPr>
+          <w:rStyle w:val="VerbatimChar"/>
+        </w:rPr>
+        <w:t xml:space="preserve">##  [56,]       3.9743939  3.7340688</w:t>
+      </w:r>
+      <w:r>
+        <w:br/>
+      </w:r>
+      <w:r>
+        <w:rPr>
+          <w:rStyle w:val="VerbatimChar"/>
+        </w:rPr>
+        <w:t xml:space="preserve">##  [57,]       6.0201140  5.8368395</w:t>
+      </w:r>
+      <w:r>
+        <w:br/>
+      </w:r>
+      <w:r>
+        <w:rPr>
+          <w:rStyle w:val="VerbatimChar"/>
+        </w:rPr>
+        <w:t xml:space="preserve">##  [58,]      -1.5385674 -1.1193659</w:t>
+      </w:r>
+      <w:r>
+        <w:br/>
+      </w:r>
+      <w:r>
+        <w:rPr>
+          <w:rStyle w:val="VerbatimChar"/>
+        </w:rPr>
+        <w:t xml:space="preserve">##  [59,]      -5.7346319 -5.7101099</w:t>
+      </w:r>
+      <w:r>
+        <w:br/>
+      </w:r>
+      <w:r>
+        <w:rPr>
+          <w:rStyle w:val="VerbatimChar"/>
+        </w:rPr>
+        <w:t xml:space="preserve">##  [60,]       8.7519837  8.2333657</w:t>
+      </w:r>
+      <w:r>
+        <w:br/>
+      </w:r>
+      <w:r>
+        <w:rPr>
+          <w:rStyle w:val="VerbatimChar"/>
+        </w:rPr>
+        <w:t xml:space="preserve">##  [61,]       3.3734474  3.6809960</w:t>
+      </w:r>
+      <w:r>
+        <w:br/>
+      </w:r>
+      <w:r>
+        <w:rPr>
+          <w:rStyle w:val="VerbatimChar"/>
+        </w:rPr>
+        <w:t xml:space="preserve">##  [62,]      -1.9485349 -1.6520009</w:t>
+      </w:r>
+      <w:r>
+        <w:br/>
+      </w:r>
+      <w:r>
+        <w:rPr>
+          <w:rStyle w:val="VerbatimChar"/>
+        </w:rPr>
+        <w:t xml:space="preserve">##  [63,]       4.2722160  4.2710378</w:t>
+      </w:r>
+      <w:r>
+        <w:br/>
+      </w:r>
+      <w:r>
+        <w:rPr>
+          <w:rStyle w:val="VerbatimChar"/>
+        </w:rPr>
+        <w:t xml:space="preserve">##  [64,]      -8.6977322 -8.2018146</w:t>
+      </w:r>
+      <w:r>
+        <w:br/>
+      </w:r>
+      <w:r>
+        <w:rPr>
+          <w:rStyle w:val="VerbatimChar"/>
+        </w:rPr>
+        <w:t xml:space="preserve">##  [65,]       2.0298822  2.2482077</w:t>
+      </w:r>
+      <w:r>
+        <w:br/>
+      </w:r>
+      <w:r>
+        <w:rPr>
+          <w:rStyle w:val="VerbatimChar"/>
+        </w:rPr>
+        <w:t xml:space="preserve">##  [66,]      -7.9702088 -8.0248900</w:t>
+      </w:r>
+      <w:r>
+        <w:br/>
+      </w:r>
+      <w:r>
+        <w:rPr>
+          <w:rStyle w:val="VerbatimChar"/>
+        </w:rPr>
+        <w:t xml:space="preserve">##  [67,]      -5.9926066 -6.2213572</w:t>
+      </w:r>
+      <w:r>
+        <w:br/>
+      </w:r>
+      <w:r>
+        <w:rPr>
+          <w:rStyle w:val="VerbatimChar"/>
+        </w:rPr>
+        <w:t xml:space="preserve">##  [68,]      -9.4551567 -9.3094478</w:t>
+      </w:r>
+      <w:r>
+        <w:br/>
+      </w:r>
+      <w:r>
+        <w:rPr>
+          <w:rStyle w:val="VerbatimChar"/>
+        </w:rPr>
+        <w:t xml:space="preserve">##  [69,]       5.0066851  4.9238253</w:t>
+      </w:r>
+      <w:r>
+        <w:br/>
+      </w:r>
+      <w:r>
+        <w:rPr>
+          <w:rStyle w:val="VerbatimChar"/>
+        </w:rPr>
+        <w:t xml:space="preserve">##  [70,]       3.9933514  3.8953592</w:t>
+      </w:r>
+      <w:r>
+        <w:br/>
+      </w:r>
+      <w:r>
+        <w:rPr>
+          <w:rStyle w:val="VerbatimChar"/>
+        </w:rPr>
+        <w:t xml:space="preserve">##  [71,]       5.7410207  5.4890893</w:t>
+      </w:r>
+      <w:r>
+        <w:br/>
+      </w:r>
+      <w:r>
+        <w:rPr>
+          <w:rStyle w:val="VerbatimChar"/>
+        </w:rPr>
+        <w:t xml:space="preserve">##  [72,]       6.6424978  6.2441135</w:t>
+      </w:r>
+      <w:r>
+        <w:br/>
+      </w:r>
+      <w:r>
+        <w:rPr>
+          <w:rStyle w:val="VerbatimChar"/>
+        </w:rPr>
+        <w:t xml:space="preserve">##  [73,]      -6.6473234 -6.4095039</w:t>
+      </w:r>
+      <w:r>
+        <w:br/>
+      </w:r>
+      <w:r>
+        <w:rPr>
+          <w:rStyle w:val="VerbatimChar"/>
+        </w:rPr>
+        <w:t xml:space="preserve">##  [74,]      -0.8558160 -0.8280865</w:t>
+      </w:r>
+      <w:r>
+        <w:br/>
+      </w:r>
+      <w:r>
+        <w:rPr>
+          <w:rStyle w:val="VerbatimChar"/>
+        </w:rPr>
+        <w:t xml:space="preserve">##  [75,]       6.9863047  6.6761824</w:t>
+      </w:r>
+      <w:r>
+        <w:br/>
+      </w:r>
+      <w:r>
+        <w:rPr>
+          <w:rStyle w:val="VerbatimChar"/>
+        </w:rPr>
+        <w:t xml:space="preserve">##  [76,]       6.9989964  7.1692123</w:t>
+      </w:r>
+      <w:r>
+        <w:br/>
+      </w:r>
+      <w:r>
+        <w:rPr>
+          <w:rStyle w:val="VerbatimChar"/>
+        </w:rPr>
+        <w:t xml:space="preserve">##  [77,]       9.8476146  9.5585265</w:t>
+      </w:r>
+      <w:r>
+        <w:br/>
+      </w:r>
+      <w:r>
+        <w:rPr>
+          <w:rStyle w:val="VerbatimChar"/>
+        </w:rPr>
+        <w:t xml:space="preserve">##  [78,]       0.2277516  0.4716570</w:t>
+      </w:r>
+      <w:r>
+        <w:br/>
+      </w:r>
+      <w:r>
+        <w:rPr>
+          <w:rStyle w:val="VerbatimChar"/>
+        </w:rPr>
+        <w:t xml:space="preserve">##  [79,]      -9.7557425 -9.6372148</w:t>
+      </w:r>
+      <w:r>
+        <w:br/>
+      </w:r>
+      <w:r>
+        <w:rPr>
+          <w:rStyle w:val="VerbatimChar"/>
+        </w:rPr>
+        <w:t xml:space="preserve">##  [80,]      -0.6955992 -0.7469148</w:t>
+      </w:r>
+      <w:r>
+        <w:br/>
+      </w:r>
+      <w:r>
+        <w:rPr>
+          <w:rStyle w:val="VerbatimChar"/>
+        </w:rPr>
+        <w:t xml:space="preserve">##  [81,]       8.6257926  8.1294332</w:t>
+      </w:r>
+      <w:r>
+        <w:br/>
+      </w:r>
+      <w:r>
+        <w:rPr>
+          <w:rStyle w:val="VerbatimChar"/>
+        </w:rPr>
+        <w:t xml:space="preserve">##  [82,]      -3.9883014 -3.6458746</w:t>
+      </w:r>
+      <w:r>
+        <w:br/>
+      </w:r>
+      <w:r>
+        <w:rPr>
+          <w:rStyle w:val="VerbatimChar"/>
+        </w:rPr>
+        <w:t xml:space="preserve">##  [83,]      -8.9317016 -8.3984274</w:t>
+      </w:r>
+      <w:r>
+        <w:br/>
+      </w:r>
+      <w:r>
+        <w:rPr>
+          <w:rStyle w:val="VerbatimChar"/>
+        </w:rPr>
+        <w:t xml:space="preserve">##  [84,]      -5.4761047 -5.8834703</w:t>
+      </w:r>
+      <w:r>
+        <w:br/>
+      </w:r>
+      <w:r>
+        <w:rPr>
+          <w:rStyle w:val="VerbatimChar"/>
+        </w:rPr>
+        <w:t xml:space="preserve">##  [85,]       4.8841286  5.1217755</w:t>
+      </w:r>
+      <w:r>
+        <w:br/>
+      </w:r>
+      <w:r>
+        <w:rPr>
+          <w:rStyle w:val="VerbatimChar"/>
+        </w:rPr>
+        <w:t xml:space="preserve">##  [86,]       3.0771167  3.0397043</w:t>
+      </w:r>
+      <w:r>
+        <w:br/>
+      </w:r>
+      <w:r>
+        <w:rPr>
+          <w:rStyle w:val="VerbatimChar"/>
+        </w:rPr>
+        <w:t xml:space="preserve">##  [87,]      -7.6362626 -7.3058516</w:t>
+      </w:r>
+      <w:r>
+        <w:br/>
+      </w:r>
+      <w:r>
+        <w:rPr>
+          <w:rStyle w:val="VerbatimChar"/>
+        </w:rPr>
+        <w:t xml:space="preserve">##  [88,]      -1.3149674 -1.2474422</w:t>
+      </w:r>
+      <w:r>
+        <w:br/>
+      </w:r>
+      <w:r>
+        <w:rPr>
+          <w:rStyle w:val="VerbatimChar"/>
+        </w:rPr>
+        <w:t xml:space="preserve">##  [89,]      -6.4423160 -6.1530189</w:t>
+      </w:r>
+      <w:r>
+        <w:br/>
+      </w:r>
+      <w:r>
+        <w:rPr>
+          <w:rStyle w:val="VerbatimChar"/>
+        </w:rPr>
+        <w:t xml:space="preserve">##  [90,]      -1.4580915 -1.4697712</w:t>
+      </w:r>
+      <w:r>
+        <w:br/>
+      </w:r>
+      <w:r>
+        <w:rPr>
+          <w:rStyle w:val="VerbatimChar"/>
+        </w:rPr>
+        <w:t xml:space="preserve">##  [91,]      -5.7076238 -5.7858508</w:t>
+      </w:r>
+      <w:r>
+        <w:br/>
+      </w:r>
+      <w:r>
+        <w:rPr>
+          <w:rStyle w:val="VerbatimChar"/>
+        </w:rPr>
+        <w:t xml:space="preserve">##  [92,]      -2.5080279 -2.5723408</w:t>
+      </w:r>
+      <w:r>
+        <w:br/>
+      </w:r>
+      <w:r>
+        <w:rPr>
+          <w:rStyle w:val="VerbatimChar"/>
+        </w:rPr>
+        <w:t xml:space="preserve">##  [93,]       0.1712663 -0.1852511</w:t>
+      </w:r>
+      <w:r>
+        <w:br/>
+      </w:r>
+      <w:r>
+        <w:rPr>
+          <w:rStyle w:val="VerbatimChar"/>
+        </w:rPr>
+        <w:t xml:space="preserve">##  [94,]       0.7980005  1.0360707</w:t>
+      </w:r>
+      <w:r>
+        <w:br/>
+      </w:r>
+      <w:r>
+        <w:rPr>
+          <w:rStyle w:val="VerbatimChar"/>
+        </w:rPr>
+        <w:t xml:space="preserve">##  [95,]      -2.4283469 -2.9805594</w:t>
+      </w:r>
+      <w:r>
+        <w:br/>
+      </w:r>
+      <w:r>
+        <w:rPr>
+          <w:rStyle w:val="VerbatimChar"/>
+        </w:rPr>
+        <w:t xml:space="preserve">##  [96,]       4.8886167  4.6447452</w:t>
+      </w:r>
+      <w:r>
+        <w:br/>
+      </w:r>
+      <w:r>
+        <w:rPr>
+          <w:rStyle w:val="VerbatimChar"/>
+        </w:rPr>
+        <w:t xml:space="preserve">##  [97,]       8.8929419  8.7107261</w:t>
+      </w:r>
+      <w:r>
+        <w:br/>
+      </w:r>
+      <w:r>
+        <w:rPr>
+          <w:rStyle w:val="VerbatimChar"/>
+        </w:rPr>
+        <w:t xml:space="preserve">##  [98,]       0.5387310  0.4167397</w:t>
+      </w:r>
+      <w:r>
+        <w:br/>
+      </w:r>
+      <w:r>
+        <w:rPr>
+          <w:rStyle w:val="VerbatimChar"/>
+        </w:rPr>
+        <w:t xml:space="preserve">##  [99,]      -7.1826204 -7.3275187</w:t>
+      </w:r>
+      <w:r>
+        <w:br/>
+      </w:r>
+      <w:r>
+        <w:rPr>
+          <w:rStyle w:val="VerbatimChar"/>
+        </w:rPr>
+        <w:t xml:space="preserve">## [100,]      -2.9875550 -2.6246257</w:t>
       </w:r>
     </w:p>
     <w:p>
@@ -24827,7 +21965,7 @@
         <w:rPr>
           <w:rStyle w:val="VerbatimChar"/>
         </w:rPr>
-        <w:t xml:space="preserve">## [1] "Total Run Time=36.4268037001292"</w:t>
+        <w:t xml:space="preserve">## [1] "Total Run Time=24.4914363503456"</w:t>
       </w:r>
     </w:p>
     <w:bookmarkEnd w:id="34"/>
